--- a/Documentacion/Evaluaciones/Examen transversal/4.0 Examen trasversal.docx
+++ b/Documentacion/Evaluaciones/Examen transversal/4.0 Examen trasversal.docx
@@ -1807,7 +1807,7 @@
         </w:rPr>
         <w:fldChar w:fldCharType="separate"/>
       </w:r>
-      <w:hyperlink w:anchor="_Toc234182878" w:history="1">
+      <w:hyperlink w:anchor="_Toc234503717" w:history="1">
         <w:r>
           <w:rPr>
             <w:rStyle w:val="Hipervnculo"/>
@@ -1850,7 +1850,7 @@
           <w:rPr>
             <w:noProof/>
           </w:rPr>
-          <w:instrText xml:space="preserve"> PAGEREF _Toc234182878 \h </w:instrText>
+          <w:instrText xml:space="preserve"> PAGEREF _Toc234503717 \h </w:instrText>
         </w:r>
         <w:r>
           <w:rPr>
@@ -1892,7 +1892,7 @@
           <w:lang w:eastAsia="es-CL"/>
         </w:rPr>
       </w:pPr>
-      <w:hyperlink w:anchor="_Toc234182879" w:history="1">
+      <w:hyperlink w:anchor="_Toc234503718" w:history="1">
         <w:r>
           <w:rPr>
             <w:rStyle w:val="Hipervnculo"/>
@@ -1935,7 +1935,7 @@
           <w:rPr>
             <w:noProof/>
           </w:rPr>
-          <w:instrText xml:space="preserve"> PAGEREF _Toc234182879 \h </w:instrText>
+          <w:instrText xml:space="preserve"> PAGEREF _Toc234503718 \h </w:instrText>
         </w:r>
         <w:r>
           <w:rPr>
@@ -1976,7 +1976,7 @@
           <w:lang w:eastAsia="es-CL"/>
         </w:rPr>
       </w:pPr>
-      <w:hyperlink w:anchor="_Toc234182880" w:history="1">
+      <w:hyperlink w:anchor="_Toc234503719" w:history="1">
         <w:r>
           <w:rPr>
             <w:rStyle w:val="Hipervnculo"/>
@@ -2001,7 +2001,7 @@
           <w:rPr>
             <w:noProof/>
           </w:rPr>
-          <w:instrText xml:space="preserve"> PAGEREF _Toc234182880 \h </w:instrText>
+          <w:instrText xml:space="preserve"> PAGEREF _Toc234503719 \h </w:instrText>
         </w:r>
         <w:r>
           <w:rPr>
@@ -2043,7 +2043,7 @@
           <w:lang w:eastAsia="es-CL"/>
         </w:rPr>
       </w:pPr>
-      <w:hyperlink w:anchor="_Toc234182881" w:history="1">
+      <w:hyperlink w:anchor="_Toc234503720" w:history="1">
         <w:r>
           <w:rPr>
             <w:rStyle w:val="Hipervnculo"/>
@@ -2086,7 +2086,7 @@
           <w:rPr>
             <w:noProof/>
           </w:rPr>
-          <w:instrText xml:space="preserve"> PAGEREF _Toc234182881 \h </w:instrText>
+          <w:instrText xml:space="preserve"> PAGEREF _Toc234503720 \h </w:instrText>
         </w:r>
         <w:r>
           <w:rPr>
@@ -2128,7 +2128,7 @@
           <w:lang w:eastAsia="es-CL"/>
         </w:rPr>
       </w:pPr>
-      <w:hyperlink w:anchor="_Toc234182882" w:history="1">
+      <w:hyperlink w:anchor="_Toc234503721" w:history="1">
         <w:r>
           <w:rPr>
             <w:rStyle w:val="Hipervnculo"/>
@@ -2171,7 +2171,7 @@
           <w:rPr>
             <w:noProof/>
           </w:rPr>
-          <w:instrText xml:space="preserve"> PAGEREF _Toc234182882 \h </w:instrText>
+          <w:instrText xml:space="preserve"> PAGEREF _Toc234503721 \h </w:instrText>
         </w:r>
         <w:r>
           <w:rPr>
@@ -2213,7 +2213,7 @@
           <w:lang w:eastAsia="es-CL"/>
         </w:rPr>
       </w:pPr>
-      <w:hyperlink w:anchor="_Toc234182883" w:history="1">
+      <w:hyperlink w:anchor="_Toc234503722" w:history="1">
         <w:r>
           <w:rPr>
             <w:rStyle w:val="Hipervnculo"/>
@@ -2256,7 +2256,7 @@
           <w:rPr>
             <w:noProof/>
           </w:rPr>
-          <w:instrText xml:space="preserve"> PAGEREF _Toc234182883 \h </w:instrText>
+          <w:instrText xml:space="preserve"> PAGEREF _Toc234503722 \h </w:instrText>
         </w:r>
         <w:r>
           <w:rPr>
@@ -2298,7 +2298,7 @@
           <w:lang w:eastAsia="es-CL"/>
         </w:rPr>
       </w:pPr>
-      <w:hyperlink w:anchor="_Toc234182884" w:history="1">
+      <w:hyperlink w:anchor="_Toc234503723" w:history="1">
         <w:r>
           <w:rPr>
             <w:rStyle w:val="Hipervnculo"/>
@@ -2341,7 +2341,7 @@
           <w:rPr>
             <w:noProof/>
           </w:rPr>
-          <w:instrText xml:space="preserve"> PAGEREF _Toc234182884 \h </w:instrText>
+          <w:instrText xml:space="preserve"> PAGEREF _Toc234503723 \h </w:instrText>
         </w:r>
         <w:r>
           <w:rPr>
@@ -2383,7 +2383,7 @@
           <w:lang w:eastAsia="es-CL"/>
         </w:rPr>
       </w:pPr>
-      <w:hyperlink w:anchor="_Toc234182885" w:history="1">
+      <w:hyperlink w:anchor="_Toc234503724" w:history="1">
         <w:r>
           <w:rPr>
             <w:rStyle w:val="Hipervnculo"/>
@@ -2426,7 +2426,7 @@
           <w:rPr>
             <w:noProof/>
           </w:rPr>
-          <w:instrText xml:space="preserve"> PAGEREF _Toc234182885 \h </w:instrText>
+          <w:instrText xml:space="preserve"> PAGEREF _Toc234503724 \h </w:instrText>
         </w:r>
         <w:r>
           <w:rPr>
@@ -2467,7 +2467,7 @@
           <w:lang w:eastAsia="es-CL"/>
         </w:rPr>
       </w:pPr>
-      <w:hyperlink w:anchor="_Toc234182886" w:history="1">
+      <w:hyperlink w:anchor="_Toc234503725" w:history="1">
         <w:r>
           <w:rPr>
             <w:rStyle w:val="Hipervnculo"/>
@@ -2492,7 +2492,7 @@
           <w:rPr>
             <w:noProof/>
           </w:rPr>
-          <w:instrText xml:space="preserve"> PAGEREF _Toc234182886 \h </w:instrText>
+          <w:instrText xml:space="preserve"> PAGEREF _Toc234503725 \h </w:instrText>
         </w:r>
         <w:r>
           <w:rPr>
@@ -2534,7 +2534,7 @@
           <w:lang w:eastAsia="es-CL"/>
         </w:rPr>
       </w:pPr>
-      <w:hyperlink w:anchor="_Toc234182887" w:history="1">
+      <w:hyperlink w:anchor="_Toc234503726" w:history="1">
         <w:r>
           <w:rPr>
             <w:rStyle w:val="Hipervnculo"/>
@@ -2577,7 +2577,7 @@
           <w:rPr>
             <w:noProof/>
           </w:rPr>
-          <w:instrText xml:space="preserve"> PAGEREF _Toc234182887 \h </w:instrText>
+          <w:instrText xml:space="preserve"> PAGEREF _Toc234503726 \h </w:instrText>
         </w:r>
         <w:r>
           <w:rPr>
@@ -2618,7 +2618,7 @@
           <w:lang w:eastAsia="es-CL"/>
         </w:rPr>
       </w:pPr>
-      <w:hyperlink w:anchor="_Toc234182888" w:history="1">
+      <w:hyperlink w:anchor="_Toc234503727" w:history="1">
         <w:r>
           <w:rPr>
             <w:rStyle w:val="Hipervnculo"/>
@@ -2643,7 +2643,7 @@
           <w:rPr>
             <w:noProof/>
           </w:rPr>
-          <w:instrText xml:space="preserve"> PAGEREF _Toc234182888 \h </w:instrText>
+          <w:instrText xml:space="preserve"> PAGEREF _Toc234503727 \h </w:instrText>
         </w:r>
         <w:r>
           <w:rPr>
@@ -2684,7 +2684,7 @@
           <w:lang w:eastAsia="es-CL"/>
         </w:rPr>
       </w:pPr>
-      <w:hyperlink w:anchor="_Toc234182889" w:history="1">
+      <w:hyperlink w:anchor="_Toc234503728" w:history="1">
         <w:r>
           <w:rPr>
             <w:rStyle w:val="Hipervnculo"/>
@@ -2709,7 +2709,7 @@
           <w:rPr>
             <w:noProof/>
           </w:rPr>
-          <w:instrText xml:space="preserve"> PAGEREF _Toc234182889 \h </w:instrText>
+          <w:instrText xml:space="preserve"> PAGEREF _Toc234503728 \h </w:instrText>
         </w:r>
         <w:r>
           <w:rPr>
@@ -2750,7 +2750,7 @@
           <w:lang w:eastAsia="es-CL"/>
         </w:rPr>
       </w:pPr>
-      <w:hyperlink w:anchor="_Toc234182890" w:history="1">
+      <w:hyperlink w:anchor="_Toc234503729" w:history="1">
         <w:r>
           <w:rPr>
             <w:rStyle w:val="Hipervnculo"/>
@@ -2775,7 +2775,7 @@
           <w:rPr>
             <w:noProof/>
           </w:rPr>
-          <w:instrText xml:space="preserve"> PAGEREF _Toc234182890 \h </w:instrText>
+          <w:instrText xml:space="preserve"> PAGEREF _Toc234503729 \h </w:instrText>
         </w:r>
         <w:r>
           <w:rPr>
@@ -2817,7 +2817,7 @@
           <w:lang w:eastAsia="es-CL"/>
         </w:rPr>
       </w:pPr>
-      <w:hyperlink w:anchor="_Toc234182891" w:history="1">
+      <w:hyperlink w:anchor="_Toc234503730" w:history="1">
         <w:r>
           <w:rPr>
             <w:rStyle w:val="Hipervnculo"/>
@@ -2860,7 +2860,7 @@
           <w:rPr>
             <w:noProof/>
           </w:rPr>
-          <w:instrText xml:space="preserve"> PAGEREF _Toc234182891 \h </w:instrText>
+          <w:instrText xml:space="preserve"> PAGEREF _Toc234503730 \h </w:instrText>
         </w:r>
         <w:r>
           <w:rPr>
@@ -2902,7 +2902,7 @@
           <w:lang w:eastAsia="es-CL"/>
         </w:rPr>
       </w:pPr>
-      <w:hyperlink w:anchor="_Toc234182892" w:history="1">
+      <w:hyperlink w:anchor="_Toc234503731" w:history="1">
         <w:r>
           <w:rPr>
             <w:rStyle w:val="Hipervnculo"/>
@@ -2945,7 +2945,7 @@
           <w:rPr>
             <w:noProof/>
           </w:rPr>
-          <w:instrText xml:space="preserve"> PAGEREF _Toc234182892 \h </w:instrText>
+          <w:instrText xml:space="preserve"> PAGEREF _Toc234503731 \h </w:instrText>
         </w:r>
         <w:r>
           <w:rPr>
@@ -2986,7 +2986,7 @@
           <w:lang w:eastAsia="es-CL"/>
         </w:rPr>
       </w:pPr>
-      <w:hyperlink w:anchor="_Toc234182893" w:history="1">
+      <w:hyperlink w:anchor="_Toc234503732" w:history="1">
         <w:r>
           <w:rPr>
             <w:rStyle w:val="Hipervnculo"/>
@@ -3011,7 +3011,7 @@
           <w:rPr>
             <w:noProof/>
           </w:rPr>
-          <w:instrText xml:space="preserve"> PAGEREF _Toc234182893 \h </w:instrText>
+          <w:instrText xml:space="preserve"> PAGEREF _Toc234503732 \h </w:instrText>
         </w:r>
         <w:r>
           <w:rPr>
@@ -3052,7 +3052,7 @@
           <w:lang w:eastAsia="es-CL"/>
         </w:rPr>
       </w:pPr>
-      <w:hyperlink w:anchor="_Toc234182894" w:history="1">
+      <w:hyperlink w:anchor="_Toc234503733" w:history="1">
         <w:r>
           <w:rPr>
             <w:rStyle w:val="Hipervnculo"/>
@@ -3077,7 +3077,7 @@
           <w:rPr>
             <w:noProof/>
           </w:rPr>
-          <w:instrText xml:space="preserve"> PAGEREF _Toc234182894 \h </w:instrText>
+          <w:instrText xml:space="preserve"> PAGEREF _Toc234503733 \h </w:instrText>
         </w:r>
         <w:r>
           <w:rPr>
@@ -3118,7 +3118,7 @@
           <w:lang w:eastAsia="es-CL"/>
         </w:rPr>
       </w:pPr>
-      <w:hyperlink w:anchor="_Toc234182895" w:history="1">
+      <w:hyperlink w:anchor="_Toc234503734" w:history="1">
         <w:r>
           <w:rPr>
             <w:rStyle w:val="Hipervnculo"/>
@@ -3143,7 +3143,7 @@
           <w:rPr>
             <w:noProof/>
           </w:rPr>
-          <w:instrText xml:space="preserve"> PAGEREF _Toc234182895 \h </w:instrText>
+          <w:instrText xml:space="preserve"> PAGEREF _Toc234503734 \h </w:instrText>
         </w:r>
         <w:r>
           <w:rPr>
@@ -3184,7 +3184,7 @@
           <w:lang w:eastAsia="es-CL"/>
         </w:rPr>
       </w:pPr>
-      <w:hyperlink w:anchor="_Toc234182896" w:history="1">
+      <w:hyperlink w:anchor="_Toc234503735" w:history="1">
         <w:r>
           <w:rPr>
             <w:rStyle w:val="Hipervnculo"/>
@@ -3209,7 +3209,7 @@
           <w:rPr>
             <w:noProof/>
           </w:rPr>
-          <w:instrText xml:space="preserve"> PAGEREF _Toc234182896 \h </w:instrText>
+          <w:instrText xml:space="preserve"> PAGEREF _Toc234503735 \h </w:instrText>
         </w:r>
         <w:r>
           <w:rPr>
@@ -3251,7 +3251,7 @@
           <w:lang w:eastAsia="es-CL"/>
         </w:rPr>
       </w:pPr>
-      <w:hyperlink w:anchor="_Toc234182897" w:history="1">
+      <w:hyperlink w:anchor="_Toc234503736" w:history="1">
         <w:r>
           <w:rPr>
             <w:rStyle w:val="Hipervnculo"/>
@@ -3294,7 +3294,7 @@
           <w:rPr>
             <w:noProof/>
           </w:rPr>
-          <w:instrText xml:space="preserve"> PAGEREF _Toc234182897 \h </w:instrText>
+          <w:instrText xml:space="preserve"> PAGEREF _Toc234503736 \h </w:instrText>
         </w:r>
         <w:r>
           <w:rPr>
@@ -3336,7 +3336,7 @@
           <w:lang w:eastAsia="es-CL"/>
         </w:rPr>
       </w:pPr>
-      <w:hyperlink w:anchor="_Toc234182898" w:history="1">
+      <w:hyperlink w:anchor="_Toc234503737" w:history="1">
         <w:r>
           <w:rPr>
             <w:rStyle w:val="Hipervnculo"/>
@@ -3379,7 +3379,7 @@
           <w:rPr>
             <w:noProof/>
           </w:rPr>
-          <w:instrText xml:space="preserve"> PAGEREF _Toc234182898 \h </w:instrText>
+          <w:instrText xml:space="preserve"> PAGEREF _Toc234503737 \h </w:instrText>
         </w:r>
         <w:r>
           <w:rPr>
@@ -3420,7 +3420,7 @@
           <w:lang w:eastAsia="es-CL"/>
         </w:rPr>
       </w:pPr>
-      <w:hyperlink w:anchor="_Toc234182899" w:history="1">
+      <w:hyperlink w:anchor="_Toc234503738" w:history="1">
         <w:r>
           <w:rPr>
             <w:rStyle w:val="Hipervnculo"/>
@@ -3445,7 +3445,7 @@
           <w:rPr>
             <w:noProof/>
           </w:rPr>
-          <w:instrText xml:space="preserve"> PAGEREF _Toc234182899 \h </w:instrText>
+          <w:instrText xml:space="preserve"> PAGEREF _Toc234503738 \h </w:instrText>
         </w:r>
         <w:r>
           <w:rPr>
@@ -3486,7 +3486,7 @@
           <w:lang w:eastAsia="es-CL"/>
         </w:rPr>
       </w:pPr>
-      <w:hyperlink w:anchor="_Toc234182900" w:history="1">
+      <w:hyperlink w:anchor="_Toc234503739" w:history="1">
         <w:r>
           <w:rPr>
             <w:rStyle w:val="Hipervnculo"/>
@@ -3511,7 +3511,7 @@
           <w:rPr>
             <w:noProof/>
           </w:rPr>
-          <w:instrText xml:space="preserve"> PAGEREF _Toc234182900 \h </w:instrText>
+          <w:instrText xml:space="preserve"> PAGEREF _Toc234503739 \h </w:instrText>
         </w:r>
         <w:r>
           <w:rPr>
@@ -3552,7 +3552,7 @@
           <w:lang w:eastAsia="es-CL"/>
         </w:rPr>
       </w:pPr>
-      <w:hyperlink w:anchor="_Toc234182901" w:history="1">
+      <w:hyperlink w:anchor="_Toc234503740" w:history="1">
         <w:r>
           <w:rPr>
             <w:rStyle w:val="Hipervnculo"/>
@@ -3577,7 +3577,7 @@
           <w:rPr>
             <w:noProof/>
           </w:rPr>
-          <w:instrText xml:space="preserve"> PAGEREF _Toc234182901 \h </w:instrText>
+          <w:instrText xml:space="preserve"> PAGEREF _Toc234503740 \h </w:instrText>
         </w:r>
         <w:r>
           <w:rPr>
@@ -3618,7 +3618,7 @@
           <w:lang w:eastAsia="es-CL"/>
         </w:rPr>
       </w:pPr>
-      <w:hyperlink w:anchor="_Toc234182902" w:history="1">
+      <w:hyperlink w:anchor="_Toc234503741" w:history="1">
         <w:r>
           <w:rPr>
             <w:rStyle w:val="Hipervnculo"/>
@@ -3643,7 +3643,7 @@
           <w:rPr>
             <w:noProof/>
           </w:rPr>
-          <w:instrText xml:space="preserve"> PAGEREF _Toc234182902 \h </w:instrText>
+          <w:instrText xml:space="preserve"> PAGEREF _Toc234503741 \h </w:instrText>
         </w:r>
         <w:r>
           <w:rPr>
@@ -3685,7 +3685,7 @@
           <w:lang w:eastAsia="es-CL"/>
         </w:rPr>
       </w:pPr>
-      <w:hyperlink w:anchor="_Toc234182903" w:history="1">
+      <w:hyperlink w:anchor="_Toc234503742" w:history="1">
         <w:r>
           <w:rPr>
             <w:rStyle w:val="Hipervnculo"/>
@@ -3728,7 +3728,7 @@
           <w:rPr>
             <w:noProof/>
           </w:rPr>
-          <w:instrText xml:space="preserve"> PAGEREF _Toc234182903 \h </w:instrText>
+          <w:instrText xml:space="preserve"> PAGEREF _Toc234503742 \h </w:instrText>
         </w:r>
         <w:r>
           <w:rPr>
@@ -3745,7 +3745,7 @@
           <w:rPr>
             <w:noProof/>
           </w:rPr>
-          <w:t>16</w:t>
+          <w:t>17</w:t>
         </w:r>
         <w:r>
           <w:rPr>
@@ -3770,7 +3770,7 @@
           <w:lang w:eastAsia="es-CL"/>
         </w:rPr>
       </w:pPr>
-      <w:hyperlink w:anchor="_Toc234182904" w:history="1">
+      <w:hyperlink w:anchor="_Toc234503743" w:history="1">
         <w:r>
           <w:rPr>
             <w:rStyle w:val="Hipervnculo"/>
@@ -3813,7 +3813,7 @@
           <w:rPr>
             <w:noProof/>
           </w:rPr>
-          <w:instrText xml:space="preserve"> PAGEREF _Toc234182904 \h </w:instrText>
+          <w:instrText xml:space="preserve"> PAGEREF _Toc234503743 \h </w:instrText>
         </w:r>
         <w:r>
           <w:rPr>
@@ -3830,7 +3830,7 @@
           <w:rPr>
             <w:noProof/>
           </w:rPr>
-          <w:t>17</w:t>
+          <w:t>18</w:t>
         </w:r>
         <w:r>
           <w:rPr>
@@ -3855,7 +3855,7 @@
           <w:lang w:eastAsia="es-CL"/>
         </w:rPr>
       </w:pPr>
-      <w:hyperlink w:anchor="_Toc234182905" w:history="1">
+      <w:hyperlink w:anchor="_Toc234503744" w:history="1">
         <w:r>
           <w:rPr>
             <w:rStyle w:val="Hipervnculo"/>
@@ -3898,7 +3898,7 @@
           <w:rPr>
             <w:noProof/>
           </w:rPr>
-          <w:instrText xml:space="preserve"> PAGEREF _Toc234182905 \h </w:instrText>
+          <w:instrText xml:space="preserve"> PAGEREF _Toc234503744 \h </w:instrText>
         </w:r>
         <w:r>
           <w:rPr>
@@ -3915,7 +3915,7 @@
           <w:rPr>
             <w:noProof/>
           </w:rPr>
-          <w:t>17</w:t>
+          <w:t>18</w:t>
         </w:r>
         <w:r>
           <w:rPr>
@@ -3940,7 +3940,7 @@
           <w:lang w:eastAsia="es-CL"/>
         </w:rPr>
       </w:pPr>
-      <w:hyperlink w:anchor="_Toc234182906" w:history="1">
+      <w:hyperlink w:anchor="_Toc234503745" w:history="1">
         <w:r>
           <w:rPr>
             <w:rStyle w:val="Hipervnculo"/>
@@ -3983,7 +3983,7 @@
           <w:rPr>
             <w:noProof/>
           </w:rPr>
-          <w:instrText xml:space="preserve"> PAGEREF _Toc234182906 \h </w:instrText>
+          <w:instrText xml:space="preserve"> PAGEREF _Toc234503745 \h </w:instrText>
         </w:r>
         <w:r>
           <w:rPr>
@@ -4025,7 +4025,7 @@
           <w:lang w:eastAsia="es-CL"/>
         </w:rPr>
       </w:pPr>
-      <w:hyperlink w:anchor="_Toc234182907" w:history="1">
+      <w:hyperlink w:anchor="_Toc234503746" w:history="1">
         <w:r>
           <w:rPr>
             <w:rStyle w:val="Hipervnculo"/>
@@ -4068,7 +4068,7 @@
           <w:rPr>
             <w:noProof/>
           </w:rPr>
-          <w:instrText xml:space="preserve"> PAGEREF _Toc234182907 \h </w:instrText>
+          <w:instrText xml:space="preserve"> PAGEREF _Toc234503746 \h </w:instrText>
         </w:r>
         <w:r>
           <w:rPr>
@@ -4085,7 +4085,7 @@
           <w:rPr>
             <w:noProof/>
           </w:rPr>
-          <w:t>18</w:t>
+          <w:t>19</w:t>
         </w:r>
         <w:r>
           <w:rPr>
@@ -4109,7 +4109,7 @@
           <w:lang w:eastAsia="es-CL"/>
         </w:rPr>
       </w:pPr>
-      <w:hyperlink w:anchor="_Toc234182908" w:history="1">
+      <w:hyperlink w:anchor="_Toc234503747" w:history="1">
         <w:r>
           <w:rPr>
             <w:rStyle w:val="Hipervnculo"/>
@@ -4134,7 +4134,7 @@
           <w:rPr>
             <w:noProof/>
           </w:rPr>
-          <w:instrText xml:space="preserve"> PAGEREF _Toc234182908 \h </w:instrText>
+          <w:instrText xml:space="preserve"> PAGEREF _Toc234503747 \h </w:instrText>
         </w:r>
         <w:r>
           <w:rPr>
@@ -4151,7 +4151,7 @@
           <w:rPr>
             <w:noProof/>
           </w:rPr>
-          <w:t>18</w:t>
+          <w:t>19</w:t>
         </w:r>
         <w:r>
           <w:rPr>
@@ -4175,7 +4175,7 @@
           <w:lang w:eastAsia="es-CL"/>
         </w:rPr>
       </w:pPr>
-      <w:hyperlink w:anchor="_Toc234182909" w:history="1">
+      <w:hyperlink w:anchor="_Toc234503748" w:history="1">
         <w:r>
           <w:rPr>
             <w:rStyle w:val="Hipervnculo"/>
@@ -4200,7 +4200,7 @@
           <w:rPr>
             <w:noProof/>
           </w:rPr>
-          <w:instrText xml:space="preserve"> PAGEREF _Toc234182909 \h </w:instrText>
+          <w:instrText xml:space="preserve"> PAGEREF _Toc234503748 \h </w:instrText>
         </w:r>
         <w:r>
           <w:rPr>
@@ -4217,7 +4217,7 @@
           <w:rPr>
             <w:noProof/>
           </w:rPr>
-          <w:t>18</w:t>
+          <w:t>19</w:t>
         </w:r>
         <w:r>
           <w:rPr>
@@ -4241,7 +4241,7 @@
           <w:lang w:eastAsia="es-CL"/>
         </w:rPr>
       </w:pPr>
-      <w:hyperlink w:anchor="_Toc234182910" w:history="1">
+      <w:hyperlink w:anchor="_Toc234503749" w:history="1">
         <w:r>
           <w:rPr>
             <w:rStyle w:val="Hipervnculo"/>
@@ -4266,7 +4266,7 @@
           <w:rPr>
             <w:noProof/>
           </w:rPr>
-          <w:instrText xml:space="preserve"> PAGEREF _Toc234182910 \h </w:instrText>
+          <w:instrText xml:space="preserve"> PAGEREF _Toc234503749 \h </w:instrText>
         </w:r>
         <w:r>
           <w:rPr>
@@ -4283,7 +4283,7 @@
           <w:rPr>
             <w:noProof/>
           </w:rPr>
-          <w:t>19</w:t>
+          <w:t>20</w:t>
         </w:r>
         <w:r>
           <w:rPr>
@@ -4307,7 +4307,7 @@
           <w:lang w:eastAsia="es-CL"/>
         </w:rPr>
       </w:pPr>
-      <w:hyperlink w:anchor="_Toc234182911" w:history="1">
+      <w:hyperlink w:anchor="_Toc234503750" w:history="1">
         <w:r>
           <w:rPr>
             <w:rStyle w:val="Hipervnculo"/>
@@ -4332,7 +4332,7 @@
           <w:rPr>
             <w:noProof/>
           </w:rPr>
-          <w:instrText xml:space="preserve"> PAGEREF _Toc234182911 \h </w:instrText>
+          <w:instrText xml:space="preserve"> PAGEREF _Toc234503750 \h </w:instrText>
         </w:r>
         <w:r>
           <w:rPr>
@@ -4349,7 +4349,7 @@
           <w:rPr>
             <w:noProof/>
           </w:rPr>
-          <w:t>19</w:t>
+          <w:t>20</w:t>
         </w:r>
         <w:r>
           <w:rPr>
@@ -4374,7 +4374,7 @@
           <w:lang w:eastAsia="es-CL"/>
         </w:rPr>
       </w:pPr>
-      <w:hyperlink w:anchor="_Toc234182912" w:history="1">
+      <w:hyperlink w:anchor="_Toc234503751" w:history="1">
         <w:r>
           <w:rPr>
             <w:rStyle w:val="Hipervnculo"/>
@@ -4417,7 +4417,7 @@
           <w:rPr>
             <w:noProof/>
           </w:rPr>
-          <w:instrText xml:space="preserve"> PAGEREF _Toc234182912 \h </w:instrText>
+          <w:instrText xml:space="preserve"> PAGEREF _Toc234503751 \h </w:instrText>
         </w:r>
         <w:r>
           <w:rPr>
@@ -4434,7 +4434,7 @@
           <w:rPr>
             <w:noProof/>
           </w:rPr>
-          <w:t>20</w:t>
+          <w:t>21</w:t>
         </w:r>
         <w:r>
           <w:rPr>
@@ -4458,7 +4458,7 @@
           <w:lang w:eastAsia="es-CL"/>
         </w:rPr>
       </w:pPr>
-      <w:hyperlink w:anchor="_Toc234182913" w:history="1">
+      <w:hyperlink w:anchor="_Toc234503752" w:history="1">
         <w:r>
           <w:rPr>
             <w:rStyle w:val="Hipervnculo"/>
@@ -4483,7 +4483,7 @@
           <w:rPr>
             <w:noProof/>
           </w:rPr>
-          <w:instrText xml:space="preserve"> PAGEREF _Toc234182913 \h </w:instrText>
+          <w:instrText xml:space="preserve"> PAGEREF _Toc234503752 \h </w:instrText>
         </w:r>
         <w:r>
           <w:rPr>
@@ -4524,7 +4524,7 @@
           <w:lang w:eastAsia="es-CL"/>
         </w:rPr>
       </w:pPr>
-      <w:hyperlink w:anchor="_Toc234182914" w:history="1">
+      <w:hyperlink w:anchor="_Toc234503753" w:history="1">
         <w:r>
           <w:rPr>
             <w:rStyle w:val="Hipervnculo"/>
@@ -4549,7 +4549,7 @@
           <w:rPr>
             <w:noProof/>
           </w:rPr>
-          <w:instrText xml:space="preserve"> PAGEREF _Toc234182914 \h </w:instrText>
+          <w:instrText xml:space="preserve"> PAGEREF _Toc234503753 \h </w:instrText>
         </w:r>
         <w:r>
           <w:rPr>
@@ -4566,7 +4566,7 @@
           <w:rPr>
             <w:noProof/>
           </w:rPr>
-          <w:t>21</w:t>
+          <w:t>22</w:t>
         </w:r>
         <w:r>
           <w:rPr>
@@ -4590,7 +4590,7 @@
           <w:lang w:eastAsia="es-CL"/>
         </w:rPr>
       </w:pPr>
-      <w:hyperlink w:anchor="_Toc234182915" w:history="1">
+      <w:hyperlink w:anchor="_Toc234503754" w:history="1">
         <w:r>
           <w:rPr>
             <w:rStyle w:val="Hipervnculo"/>
@@ -4615,7 +4615,7 @@
           <w:rPr>
             <w:noProof/>
           </w:rPr>
-          <w:instrText xml:space="preserve"> PAGEREF _Toc234182915 \h </w:instrText>
+          <w:instrText xml:space="preserve"> PAGEREF _Toc234503754 \h </w:instrText>
         </w:r>
         <w:r>
           <w:rPr>
@@ -4656,33 +4656,14 @@
           <w:lang w:eastAsia="es-CL"/>
         </w:rPr>
       </w:pPr>
-      <w:hyperlink w:anchor="_Toc234182916" w:history="1">
+      <w:hyperlink w:anchor="_Toc234503755" w:history="1">
         <w:r>
           <w:rPr>
             <w:rStyle w:val="Hipervnculo"/>
             <w:rFonts w:ascii="NewsGotT" w:hAnsi="NewsGotT"/>
             <w:noProof/>
-            <w:highlight w:val="yellow"/>
-          </w:rPr>
-          <w:t>4.9 Modelo R</w:t>
-        </w:r>
-        <w:r>
-          <w:rPr>
-            <w:rStyle w:val="Hipervnculo"/>
-            <w:rFonts w:ascii="NewsGotT" w:hAnsi="NewsGotT"/>
-            <w:noProof/>
-            <w:highlight w:val="yellow"/>
-          </w:rPr>
-          <w:t>e</w:t>
-        </w:r>
-        <w:r>
-          <w:rPr>
-            <w:rStyle w:val="Hipervnculo"/>
-            <w:rFonts w:ascii="NewsGotT" w:hAnsi="NewsGotT"/>
-            <w:noProof/>
-            <w:highlight w:val="yellow"/>
-          </w:rPr>
-          <w:t>lacional</w:t>
+          </w:rPr>
+          <w:t>4.9 Diccionario de Datos</w:t>
         </w:r>
         <w:r>
           <w:rPr>
@@ -4700,7 +4681,7 @@
           <w:rPr>
             <w:noProof/>
           </w:rPr>
-          <w:instrText xml:space="preserve"> PAGEREF _Toc234182916 \h </w:instrText>
+          <w:instrText xml:space="preserve"> PAGEREF _Toc234503755 \h </w:instrText>
         </w:r>
         <w:r>
           <w:rPr>
@@ -4717,7 +4698,7 @@
           <w:rPr>
             <w:noProof/>
           </w:rPr>
-          <w:t>22</w:t>
+          <w:t>23</w:t>
         </w:r>
         <w:r>
           <w:rPr>
@@ -4729,7 +4710,7 @@
     </w:p>
     <w:p>
       <w:pPr>
-        <w:pStyle w:val="TDC2"/>
+        <w:pStyle w:val="TDC4"/>
         <w:tabs>
           <w:tab w:val="right" w:leader="dot" w:pos="8494"/>
         </w:tabs>
@@ -4741,14 +4722,14 @@
           <w:lang w:eastAsia="es-CL"/>
         </w:rPr>
       </w:pPr>
-      <w:hyperlink w:anchor="_Toc234182917" w:history="1">
+      <w:hyperlink w:anchor="_Toc234503756" w:history="1">
         <w:r>
           <w:rPr>
             <w:rStyle w:val="Hipervnculo"/>
             <w:rFonts w:ascii="NewsGotT" w:hAnsi="NewsGotT"/>
             <w:noProof/>
           </w:rPr>
-          <w:t>4.10 Diccionario de Datos</w:t>
+          <w:t>Tabla: Usuario</w:t>
         </w:r>
         <w:r>
           <w:rPr>
@@ -4766,7 +4747,7 @@
           <w:rPr>
             <w:noProof/>
           </w:rPr>
-          <w:instrText xml:space="preserve"> PAGEREF _Toc234182917 \h </w:instrText>
+          <w:instrText xml:space="preserve"> PAGEREF _Toc234503756 \h </w:instrText>
         </w:r>
         <w:r>
           <w:rPr>
@@ -4783,7 +4764,7 @@
           <w:rPr>
             <w:noProof/>
           </w:rPr>
-          <w:t>22</w:t>
+          <w:t>23</w:t>
         </w:r>
         <w:r>
           <w:rPr>
@@ -4807,14 +4788,14 @@
           <w:lang w:eastAsia="es-CL"/>
         </w:rPr>
       </w:pPr>
-      <w:hyperlink w:anchor="_Toc234182918" w:history="1">
+      <w:hyperlink w:anchor="_Toc234503757" w:history="1">
         <w:r>
           <w:rPr>
             <w:rStyle w:val="Hipervnculo"/>
             <w:rFonts w:ascii="NewsGotT" w:hAnsi="NewsGotT"/>
             <w:noProof/>
           </w:rPr>
-          <w:t>Tabla: Usuario</w:t>
+          <w:t>Tabla: Reserva</w:t>
         </w:r>
         <w:r>
           <w:rPr>
@@ -4832,7 +4813,7 @@
           <w:rPr>
             <w:noProof/>
           </w:rPr>
-          <w:instrText xml:space="preserve"> PAGEREF _Toc234182918 \h </w:instrText>
+          <w:instrText xml:space="preserve"> PAGEREF _Toc234503757 \h </w:instrText>
         </w:r>
         <w:r>
           <w:rPr>
@@ -4849,7 +4830,7 @@
           <w:rPr>
             <w:noProof/>
           </w:rPr>
-          <w:t>22</w:t>
+          <w:t>23</w:t>
         </w:r>
         <w:r>
           <w:rPr>
@@ -4861,7 +4842,7 @@
     </w:p>
     <w:p>
       <w:pPr>
-        <w:pStyle w:val="TDC4"/>
+        <w:pStyle w:val="TDC2"/>
         <w:tabs>
           <w:tab w:val="right" w:leader="dot" w:pos="8494"/>
         </w:tabs>
@@ -4873,14 +4854,16 @@
           <w:lang w:eastAsia="es-CL"/>
         </w:rPr>
       </w:pPr>
-      <w:hyperlink w:anchor="_Toc234182919" w:history="1">
+      <w:hyperlink w:anchor="_Toc234503758" w:history="1">
         <w:r>
           <w:rPr>
             <w:rStyle w:val="Hipervnculo"/>
             <w:rFonts w:ascii="NewsGotT" w:hAnsi="NewsGotT"/>
-            <w:noProof/>
-          </w:rPr>
-          <w:t>Tabla: Reserva</w:t>
+            <w:b/>
+            <w:bCs/>
+            <w:noProof/>
+          </w:rPr>
+          <w:t>4.11 Diseño de Interfaces</w:t>
         </w:r>
         <w:r>
           <w:rPr>
@@ -4898,7 +4881,7 @@
           <w:rPr>
             <w:noProof/>
           </w:rPr>
-          <w:instrText xml:space="preserve"> PAGEREF _Toc234182919 \h </w:instrText>
+          <w:instrText xml:space="preserve"> PAGEREF _Toc234503758 \h </w:instrText>
         </w:r>
         <w:r>
           <w:rPr>
@@ -4927,7 +4910,7 @@
     </w:p>
     <w:p>
       <w:pPr>
-        <w:pStyle w:val="TDC2"/>
+        <w:pStyle w:val="TDC1"/>
         <w:tabs>
           <w:tab w:val="right" w:leader="dot" w:pos="8494"/>
         </w:tabs>
@@ -4939,16 +4922,14 @@
           <w:lang w:eastAsia="es-CL"/>
         </w:rPr>
       </w:pPr>
-      <w:hyperlink w:anchor="_Toc234182920" w:history="1">
+      <w:hyperlink w:anchor="_Toc234503759" w:history="1">
         <w:r>
           <w:rPr>
             <w:rStyle w:val="Hipervnculo"/>
             <w:rFonts w:ascii="NewsGotT" w:hAnsi="NewsGotT"/>
-            <w:b/>
-            <w:bCs/>
-            <w:noProof/>
-          </w:rPr>
-          <w:t>4.11 Diseño de Interfaces</w:t>
+            <w:noProof/>
+          </w:rPr>
+          <w:t>5. DESARROLLO DEL SISTEMA</w:t>
         </w:r>
         <w:r>
           <w:rPr>
@@ -4966,7 +4947,7 @@
           <w:rPr>
             <w:noProof/>
           </w:rPr>
-          <w:instrText xml:space="preserve"> PAGEREF _Toc234182920 \h </w:instrText>
+          <w:instrText xml:space="preserve"> PAGEREF _Toc234503759 \h </w:instrText>
         </w:r>
         <w:r>
           <w:rPr>
@@ -4983,7 +4964,7 @@
           <w:rPr>
             <w:noProof/>
           </w:rPr>
-          <w:t>23</w:t>
+          <w:t>24</w:t>
         </w:r>
         <w:r>
           <w:rPr>
@@ -4995,7 +4976,7 @@
     </w:p>
     <w:p>
       <w:pPr>
-        <w:pStyle w:val="TDC1"/>
+        <w:pStyle w:val="TDC2"/>
         <w:tabs>
           <w:tab w:val="right" w:leader="dot" w:pos="8494"/>
         </w:tabs>
@@ -5007,14 +4988,14 @@
           <w:lang w:eastAsia="es-CL"/>
         </w:rPr>
       </w:pPr>
-      <w:hyperlink w:anchor="_Toc234182921" w:history="1">
+      <w:hyperlink w:anchor="_Toc234503760" w:history="1">
         <w:r>
           <w:rPr>
             <w:rStyle w:val="Hipervnculo"/>
             <w:rFonts w:ascii="NewsGotT" w:hAnsi="NewsGotT"/>
             <w:noProof/>
           </w:rPr>
-          <w:t>5. DESARROLLO DEL SISTEMA</w:t>
+          <w:t>5.1 Implementación del Backend</w:t>
         </w:r>
         <w:r>
           <w:rPr>
@@ -5032,7 +5013,7 @@
           <w:rPr>
             <w:noProof/>
           </w:rPr>
-          <w:instrText xml:space="preserve"> PAGEREF _Toc234182921 \h </w:instrText>
+          <w:instrText xml:space="preserve"> PAGEREF _Toc234503760 \h </w:instrText>
         </w:r>
         <w:r>
           <w:rPr>
@@ -5073,14 +5054,14 @@
           <w:lang w:eastAsia="es-CL"/>
         </w:rPr>
       </w:pPr>
-      <w:hyperlink w:anchor="_Toc234182922" w:history="1">
+      <w:hyperlink w:anchor="_Toc234503761" w:history="1">
         <w:r>
           <w:rPr>
             <w:rStyle w:val="Hipervnculo"/>
             <w:rFonts w:ascii="NewsGotT" w:hAnsi="NewsGotT"/>
             <w:noProof/>
           </w:rPr>
-          <w:t>5.1 Implementación del Backend</w:t>
+          <w:t>5.2 Implementación del Frontend</w:t>
         </w:r>
         <w:r>
           <w:rPr>
@@ -5098,7 +5079,7 @@
           <w:rPr>
             <w:noProof/>
           </w:rPr>
-          <w:instrText xml:space="preserve"> PAGEREF _Toc234182922 \h </w:instrText>
+          <w:instrText xml:space="preserve"> PAGEREF _Toc234503761 \h </w:instrText>
         </w:r>
         <w:r>
           <w:rPr>
@@ -5115,7 +5096,7 @@
           <w:rPr>
             <w:noProof/>
           </w:rPr>
-          <w:t>24</w:t>
+          <w:t>25</w:t>
         </w:r>
         <w:r>
           <w:rPr>
@@ -5139,14 +5120,14 @@
           <w:lang w:eastAsia="es-CL"/>
         </w:rPr>
       </w:pPr>
-      <w:hyperlink w:anchor="_Toc234182923" w:history="1">
+      <w:hyperlink w:anchor="_Toc234503762" w:history="1">
         <w:r>
           <w:rPr>
             <w:rStyle w:val="Hipervnculo"/>
             <w:rFonts w:ascii="NewsGotT" w:hAnsi="NewsGotT"/>
             <w:noProof/>
           </w:rPr>
-          <w:t>5.2 Implementación del Frontend</w:t>
+          <w:t>5.3 Implementación del Sistema de Autenticación</w:t>
         </w:r>
         <w:r>
           <w:rPr>
@@ -5164,7 +5145,7 @@
           <w:rPr>
             <w:noProof/>
           </w:rPr>
-          <w:instrText xml:space="preserve"> PAGEREF _Toc234182923 \h </w:instrText>
+          <w:instrText xml:space="preserve"> PAGEREF _Toc234503762 \h </w:instrText>
         </w:r>
         <w:r>
           <w:rPr>
@@ -5181,7 +5162,7 @@
           <w:rPr>
             <w:noProof/>
           </w:rPr>
-          <w:t>24</w:t>
+          <w:t>25</w:t>
         </w:r>
         <w:r>
           <w:rPr>
@@ -5205,14 +5186,14 @@
           <w:lang w:eastAsia="es-CL"/>
         </w:rPr>
       </w:pPr>
-      <w:hyperlink w:anchor="_Toc234182924" w:history="1">
+      <w:hyperlink w:anchor="_Toc234503763" w:history="1">
         <w:r>
           <w:rPr>
             <w:rStyle w:val="Hipervnculo"/>
             <w:rFonts w:ascii="NewsGotT" w:hAnsi="NewsGotT"/>
             <w:noProof/>
           </w:rPr>
-          <w:t>5.3 Implementación del Sistema de Autenticación</w:t>
+          <w:t>5.4 Implementación del Módulo de Reservas</w:t>
         </w:r>
         <w:r>
           <w:rPr>
@@ -5230,7 +5211,7 @@
           <w:rPr>
             <w:noProof/>
           </w:rPr>
-          <w:instrText xml:space="preserve"> PAGEREF _Toc234182924 \h </w:instrText>
+          <w:instrText xml:space="preserve"> PAGEREF _Toc234503763 \h </w:instrText>
         </w:r>
         <w:r>
           <w:rPr>
@@ -5247,7 +5228,7 @@
           <w:rPr>
             <w:noProof/>
           </w:rPr>
-          <w:t>25</w:t>
+          <w:t>26</w:t>
         </w:r>
         <w:r>
           <w:rPr>
@@ -5271,14 +5252,14 @@
           <w:lang w:eastAsia="es-CL"/>
         </w:rPr>
       </w:pPr>
-      <w:hyperlink w:anchor="_Toc234182925" w:history="1">
+      <w:hyperlink w:anchor="_Toc234503764" w:history="1">
         <w:r>
           <w:rPr>
             <w:rStyle w:val="Hipervnculo"/>
             <w:rFonts w:ascii="NewsGotT" w:hAnsi="NewsGotT"/>
             <w:noProof/>
           </w:rPr>
-          <w:t>5.4 Implementación del Módulo de Reservas</w:t>
+          <w:t>5.5 Integración con PostgreSQL</w:t>
         </w:r>
         <w:r>
           <w:rPr>
@@ -5296,7 +5277,7 @@
           <w:rPr>
             <w:noProof/>
           </w:rPr>
-          <w:instrText xml:space="preserve"> PAGEREF _Toc234182925 \h </w:instrText>
+          <w:instrText xml:space="preserve"> PAGEREF _Toc234503764 \h </w:instrText>
         </w:r>
         <w:r>
           <w:rPr>
@@ -5313,7 +5294,7 @@
           <w:rPr>
             <w:noProof/>
           </w:rPr>
-          <w:t>25</w:t>
+          <w:t>26</w:t>
         </w:r>
         <w:r>
           <w:rPr>
@@ -5337,14 +5318,14 @@
           <w:lang w:eastAsia="es-CL"/>
         </w:rPr>
       </w:pPr>
-      <w:hyperlink w:anchor="_Toc234182926" w:history="1">
+      <w:hyperlink w:anchor="_Toc234503765" w:history="1">
         <w:r>
           <w:rPr>
             <w:rStyle w:val="Hipervnculo"/>
             <w:rFonts w:ascii="NewsGotT" w:hAnsi="NewsGotT"/>
             <w:noProof/>
           </w:rPr>
-          <w:t>5.5 Integración con PostgreSQL</w:t>
+          <w:t>5.6 Integración con Stripe Sandbox</w:t>
         </w:r>
         <w:r>
           <w:rPr>
@@ -5362,7 +5343,7 @@
           <w:rPr>
             <w:noProof/>
           </w:rPr>
-          <w:instrText xml:space="preserve"> PAGEREF _Toc234182926 \h </w:instrText>
+          <w:instrText xml:space="preserve"> PAGEREF _Toc234503765 \h </w:instrText>
         </w:r>
         <w:r>
           <w:rPr>
@@ -5379,7 +5360,7 @@
           <w:rPr>
             <w:noProof/>
           </w:rPr>
-          <w:t>25</w:t>
+          <w:t>26</w:t>
         </w:r>
         <w:r>
           <w:rPr>
@@ -5403,14 +5384,14 @@
           <w:lang w:eastAsia="es-CL"/>
         </w:rPr>
       </w:pPr>
-      <w:hyperlink w:anchor="_Toc234182927" w:history="1">
+      <w:hyperlink w:anchor="_Toc234503766" w:history="1">
         <w:r>
           <w:rPr>
             <w:rStyle w:val="Hipervnculo"/>
             <w:rFonts w:ascii="NewsGotT" w:hAnsi="NewsGotT"/>
             <w:noProof/>
           </w:rPr>
-          <w:t>5.6 Integración con Stripe Sandbox</w:t>
+          <w:t>5.7 Panel Administrativo</w:t>
         </w:r>
         <w:r>
           <w:rPr>
@@ -5428,7 +5409,7 @@
           <w:rPr>
             <w:noProof/>
           </w:rPr>
-          <w:instrText xml:space="preserve"> PAGEREF _Toc234182927 \h </w:instrText>
+          <w:instrText xml:space="preserve"> PAGEREF _Toc234503766 \h </w:instrText>
         </w:r>
         <w:r>
           <w:rPr>
@@ -5469,14 +5450,14 @@
           <w:lang w:eastAsia="es-CL"/>
         </w:rPr>
       </w:pPr>
-      <w:hyperlink w:anchor="_Toc234182928" w:history="1">
+      <w:hyperlink w:anchor="_Toc234503767" w:history="1">
         <w:r>
           <w:rPr>
             <w:rStyle w:val="Hipervnculo"/>
             <w:rFonts w:ascii="NewsGotT" w:hAnsi="NewsGotT"/>
             <w:noProof/>
           </w:rPr>
-          <w:t>5.7 Panel Administrativo</w:t>
+          <w:t>5.8 Despliegue del Sistema</w:t>
         </w:r>
         <w:r>
           <w:rPr>
@@ -5494,7 +5475,7 @@
           <w:rPr>
             <w:noProof/>
           </w:rPr>
-          <w:instrText xml:space="preserve"> PAGEREF _Toc234182928 \h </w:instrText>
+          <w:instrText xml:space="preserve"> PAGEREF _Toc234503767 \h </w:instrText>
         </w:r>
         <w:r>
           <w:rPr>
@@ -5511,7 +5492,7 @@
           <w:rPr>
             <w:noProof/>
           </w:rPr>
-          <w:t>26</w:t>
+          <w:t>27</w:t>
         </w:r>
         <w:r>
           <w:rPr>
@@ -5535,14 +5516,14 @@
           <w:lang w:eastAsia="es-CL"/>
         </w:rPr>
       </w:pPr>
-      <w:hyperlink w:anchor="_Toc234182929" w:history="1">
+      <w:hyperlink w:anchor="_Toc234503768" w:history="1">
         <w:r>
           <w:rPr>
             <w:rStyle w:val="Hipervnculo"/>
             <w:rFonts w:ascii="NewsGotT" w:hAnsi="NewsGotT"/>
             <w:noProof/>
           </w:rPr>
-          <w:t>5.8 Despliegue del Sistema</w:t>
+          <w:t>5.9 Despliegue del Sistema</w:t>
         </w:r>
         <w:r>
           <w:rPr>
@@ -5560,7 +5541,7 @@
           <w:rPr>
             <w:noProof/>
           </w:rPr>
-          <w:instrText xml:space="preserve"> PAGEREF _Toc234182929 \h </w:instrText>
+          <w:instrText xml:space="preserve"> PAGEREF _Toc234503768 \h </w:instrText>
         </w:r>
         <w:r>
           <w:rPr>
@@ -5577,7 +5558,7 @@
           <w:rPr>
             <w:noProof/>
           </w:rPr>
-          <w:t>26</w:t>
+          <w:t>27</w:t>
         </w:r>
         <w:r>
           <w:rPr>
@@ -5601,14 +5582,14 @@
           <w:lang w:eastAsia="es-CL"/>
         </w:rPr>
       </w:pPr>
-      <w:hyperlink w:anchor="_Toc234182930" w:history="1">
+      <w:hyperlink w:anchor="_Toc234503769" w:history="1">
         <w:r>
           <w:rPr>
             <w:rStyle w:val="Hipervnculo"/>
             <w:rFonts w:ascii="NewsGotT" w:hAnsi="NewsGotT"/>
             <w:noProof/>
           </w:rPr>
-          <w:t>5.9 Despliegue del Sistema</w:t>
+          <w:t>5.10 Control de Versiones</w:t>
         </w:r>
         <w:r>
           <w:rPr>
@@ -5626,7 +5607,7 @@
           <w:rPr>
             <w:noProof/>
           </w:rPr>
-          <w:instrText xml:space="preserve"> PAGEREF _Toc234182930 \h </w:instrText>
+          <w:instrText xml:space="preserve"> PAGEREF _Toc234503769 \h </w:instrText>
         </w:r>
         <w:r>
           <w:rPr>
@@ -5643,7 +5624,7 @@
           <w:rPr>
             <w:noProof/>
           </w:rPr>
-          <w:t>26</w:t>
+          <w:t>27</w:t>
         </w:r>
         <w:r>
           <w:rPr>
@@ -5655,7 +5636,7 @@
     </w:p>
     <w:p>
       <w:pPr>
-        <w:pStyle w:val="TDC2"/>
+        <w:pStyle w:val="TDC1"/>
         <w:tabs>
           <w:tab w:val="right" w:leader="dot" w:pos="8494"/>
         </w:tabs>
@@ -5667,14 +5648,14 @@
           <w:lang w:eastAsia="es-CL"/>
         </w:rPr>
       </w:pPr>
-      <w:hyperlink w:anchor="_Toc234182931" w:history="1">
+      <w:hyperlink w:anchor="_Toc234503770" w:history="1">
         <w:r>
           <w:rPr>
             <w:rStyle w:val="Hipervnculo"/>
             <w:rFonts w:ascii="NewsGotT" w:hAnsi="NewsGotT"/>
             <w:noProof/>
           </w:rPr>
-          <w:t>5.10 Control de Versiones</w:t>
+          <w:t>6. ASEGURAMIENTO DE LA CALIDAD</w:t>
         </w:r>
         <w:r>
           <w:rPr>
@@ -5692,7 +5673,7 @@
           <w:rPr>
             <w:noProof/>
           </w:rPr>
-          <w:instrText xml:space="preserve"> PAGEREF _Toc234182931 \h </w:instrText>
+          <w:instrText xml:space="preserve"> PAGEREF _Toc234503770 \h </w:instrText>
         </w:r>
         <w:r>
           <w:rPr>
@@ -5709,7 +5690,7 @@
           <w:rPr>
             <w:noProof/>
           </w:rPr>
-          <w:t>27</w:t>
+          <w:t>28</w:t>
         </w:r>
         <w:r>
           <w:rPr>
@@ -5721,7 +5702,7 @@
     </w:p>
     <w:p>
       <w:pPr>
-        <w:pStyle w:val="TDC1"/>
+        <w:pStyle w:val="TDC2"/>
         <w:tabs>
           <w:tab w:val="right" w:leader="dot" w:pos="8494"/>
         </w:tabs>
@@ -5733,14 +5714,14 @@
           <w:lang w:eastAsia="es-CL"/>
         </w:rPr>
       </w:pPr>
-      <w:hyperlink w:anchor="_Toc234182932" w:history="1">
+      <w:hyperlink w:anchor="_Toc234503771" w:history="1">
         <w:r>
           <w:rPr>
             <w:rStyle w:val="Hipervnculo"/>
             <w:rFonts w:ascii="NewsGotT" w:hAnsi="NewsGotT"/>
             <w:noProof/>
           </w:rPr>
-          <w:t>6. ASEGURAMIENTO DE LA CALIDAD</w:t>
+          <w:t>6.1 Ambiente de Pruebas</w:t>
         </w:r>
         <w:r>
           <w:rPr>
@@ -5758,7 +5739,7 @@
           <w:rPr>
             <w:noProof/>
           </w:rPr>
-          <w:instrText xml:space="preserve"> PAGEREF _Toc234182932 \h </w:instrText>
+          <w:instrText xml:space="preserve"> PAGEREF _Toc234503771 \h </w:instrText>
         </w:r>
         <w:r>
           <w:rPr>
@@ -5799,14 +5780,14 @@
           <w:lang w:eastAsia="es-CL"/>
         </w:rPr>
       </w:pPr>
-      <w:hyperlink w:anchor="_Toc234182933" w:history="1">
+      <w:hyperlink w:anchor="_Toc234503772" w:history="1">
         <w:r>
           <w:rPr>
             <w:rStyle w:val="Hipervnculo"/>
             <w:rFonts w:ascii="NewsGotT" w:hAnsi="NewsGotT"/>
             <w:noProof/>
           </w:rPr>
-          <w:t>6.1 Ambiente de Pruebas</w:t>
+          <w:t>6.2 Estrategia de Pruebas</w:t>
         </w:r>
         <w:r>
           <w:rPr>
@@ -5824,7 +5805,7 @@
           <w:rPr>
             <w:noProof/>
           </w:rPr>
-          <w:instrText xml:space="preserve"> PAGEREF _Toc234182933 \h </w:instrText>
+          <w:instrText xml:space="preserve"> PAGEREF _Toc234503772 \h </w:instrText>
         </w:r>
         <w:r>
           <w:rPr>
@@ -5841,7 +5822,7 @@
           <w:rPr>
             <w:noProof/>
           </w:rPr>
-          <w:t>28</w:t>
+          <w:t>29</w:t>
         </w:r>
         <w:r>
           <w:rPr>
@@ -5865,14 +5846,14 @@
           <w:lang w:eastAsia="es-CL"/>
         </w:rPr>
       </w:pPr>
-      <w:hyperlink w:anchor="_Toc234182934" w:history="1">
+      <w:hyperlink w:anchor="_Toc234503773" w:history="1">
         <w:r>
           <w:rPr>
             <w:rStyle w:val="Hipervnculo"/>
             <w:rFonts w:ascii="NewsGotT" w:hAnsi="NewsGotT"/>
             <w:noProof/>
           </w:rPr>
-          <w:t>6.2 Estrategia de Pruebas</w:t>
+          <w:t>6.3 Plan de Pruebas Funcionales</w:t>
         </w:r>
         <w:r>
           <w:rPr>
@@ -5890,7 +5871,7 @@
           <w:rPr>
             <w:noProof/>
           </w:rPr>
-          <w:instrText xml:space="preserve"> PAGEREF _Toc234182934 \h </w:instrText>
+          <w:instrText xml:space="preserve"> PAGEREF _Toc234503773 \h </w:instrText>
         </w:r>
         <w:r>
           <w:rPr>
@@ -5907,7 +5888,7 @@
           <w:rPr>
             <w:noProof/>
           </w:rPr>
-          <w:t>28</w:t>
+          <w:t>29</w:t>
         </w:r>
         <w:r>
           <w:rPr>
@@ -5931,14 +5912,14 @@
           <w:lang w:eastAsia="es-CL"/>
         </w:rPr>
       </w:pPr>
-      <w:hyperlink w:anchor="_Toc234182935" w:history="1">
+      <w:hyperlink w:anchor="_Toc234503774" w:history="1">
         <w:r>
           <w:rPr>
             <w:rStyle w:val="Hipervnculo"/>
             <w:rFonts w:ascii="NewsGotT" w:hAnsi="NewsGotT"/>
             <w:noProof/>
           </w:rPr>
-          <w:t>6.3 Plan de Pruebas Funcionales</w:t>
+          <w:t>6.4 Plan de Pruebas de Integración</w:t>
         </w:r>
         <w:r>
           <w:rPr>
@@ -5956,7 +5937,7 @@
           <w:rPr>
             <w:noProof/>
           </w:rPr>
-          <w:instrText xml:space="preserve"> PAGEREF _Toc234182935 \h </w:instrText>
+          <w:instrText xml:space="preserve"> PAGEREF _Toc234503774 \h </w:instrText>
         </w:r>
         <w:r>
           <w:rPr>
@@ -5973,7 +5954,7 @@
           <w:rPr>
             <w:noProof/>
           </w:rPr>
-          <w:t>28</w:t>
+          <w:t>29</w:t>
         </w:r>
         <w:r>
           <w:rPr>
@@ -5997,14 +5978,14 @@
           <w:lang w:eastAsia="es-CL"/>
         </w:rPr>
       </w:pPr>
-      <w:hyperlink w:anchor="_Toc234182936" w:history="1">
+      <w:hyperlink w:anchor="_Toc234503775" w:history="1">
         <w:r>
           <w:rPr>
             <w:rStyle w:val="Hipervnculo"/>
             <w:rFonts w:ascii="NewsGotT" w:hAnsi="NewsGotT"/>
             <w:noProof/>
           </w:rPr>
-          <w:t>6.4 Plan de Pruebas de Integración</w:t>
+          <w:t>6.5 Plan de Pruebas de Rendimiento</w:t>
         </w:r>
         <w:r>
           <w:rPr>
@@ -6022,7 +6003,7 @@
           <w:rPr>
             <w:noProof/>
           </w:rPr>
-          <w:instrText xml:space="preserve"> PAGEREF _Toc234182936 \h </w:instrText>
+          <w:instrText xml:space="preserve"> PAGEREF _Toc234503775 \h </w:instrText>
         </w:r>
         <w:r>
           <w:rPr>
@@ -6063,14 +6044,14 @@
           <w:lang w:eastAsia="es-CL"/>
         </w:rPr>
       </w:pPr>
-      <w:hyperlink w:anchor="_Toc234182937" w:history="1">
+      <w:hyperlink w:anchor="_Toc234503776" w:history="1">
         <w:r>
           <w:rPr>
             <w:rStyle w:val="Hipervnculo"/>
             <w:rFonts w:ascii="NewsGotT" w:hAnsi="NewsGotT"/>
             <w:noProof/>
           </w:rPr>
-          <w:t>6.5 Plan de Pruebas de Rendimiento</w:t>
+          <w:t>6.6 Plan de Pruebas de Respaldo y Recuperación</w:t>
         </w:r>
         <w:r>
           <w:rPr>
@@ -6088,7 +6069,7 @@
           <w:rPr>
             <w:noProof/>
           </w:rPr>
-          <w:instrText xml:space="preserve"> PAGEREF _Toc234182937 \h </w:instrText>
+          <w:instrText xml:space="preserve"> PAGEREF _Toc234503776 \h </w:instrText>
         </w:r>
         <w:r>
           <w:rPr>
@@ -6105,7 +6086,7 @@
           <w:rPr>
             <w:noProof/>
           </w:rPr>
-          <w:t>29</w:t>
+          <w:t>30</w:t>
         </w:r>
         <w:r>
           <w:rPr>
@@ -6117,8 +6098,9 @@
     </w:p>
     <w:p>
       <w:pPr>
-        <w:pStyle w:val="TDC2"/>
+        <w:pStyle w:val="TDC1"/>
         <w:tabs>
+          <w:tab w:val="left" w:pos="440"/>
           <w:tab w:val="right" w:leader="dot" w:pos="8494"/>
         </w:tabs>
         <w:rPr>
@@ -6129,23 +6111,41 @@
           <w:lang w:eastAsia="es-CL"/>
         </w:rPr>
       </w:pPr>
-      <w:hyperlink w:anchor="_Toc234182938" w:history="1">
+      <w:hyperlink w:anchor="_Toc234503777" w:history="1">
         <w:r>
           <w:rPr>
             <w:rStyle w:val="Hipervnculo"/>
             <w:rFonts w:ascii="NewsGotT" w:hAnsi="NewsGotT"/>
             <w:noProof/>
           </w:rPr>
-          <w:t>6.6 Plan de Pruebas de Respaldo y Recuperación</w:t>
-        </w:r>
-        <w:r>
-          <w:rPr>
-            <w:noProof/>
+          <w:t>7.</w:t>
+        </w:r>
+        <w:r>
+          <w:rPr>
+            <w:rFonts w:eastAsiaTheme="minorEastAsia"/>
+            <w:noProof/>
+            <w:sz w:val="24"/>
+            <w:szCs w:val="24"/>
+            <w:lang w:eastAsia="es-CL"/>
           </w:rPr>
           <w:tab/>
         </w:r>
         <w:r>
           <w:rPr>
+            <w:rStyle w:val="Hipervnculo"/>
+            <w:rFonts w:ascii="NewsGotT" w:hAnsi="NewsGotT"/>
+            <w:noProof/>
+          </w:rPr>
+          <w:t>MEJORAS IMPLEMENTADAS</w:t>
+        </w:r>
+        <w:r>
+          <w:rPr>
+            <w:noProof/>
+          </w:rPr>
+          <w:tab/>
+        </w:r>
+        <w:r>
+          <w:rPr>
             <w:noProof/>
           </w:rPr>
           <w:fldChar w:fldCharType="begin"/>
@@ -6154,7 +6154,7 @@
           <w:rPr>
             <w:noProof/>
           </w:rPr>
-          <w:instrText xml:space="preserve"> PAGEREF _Toc234182938 \h </w:instrText>
+          <w:instrText xml:space="preserve"> PAGEREF _Toc234503777 \h </w:instrText>
         </w:r>
         <w:r>
           <w:rPr>
@@ -6171,7 +6171,798 @@
           <w:rPr>
             <w:noProof/>
           </w:rPr>
-          <w:t>29</w:t>
+          <w:t>30</w:t>
+        </w:r>
+        <w:r>
+          <w:rPr>
+            <w:noProof/>
+          </w:rPr>
+          <w:fldChar w:fldCharType="end"/>
+        </w:r>
+      </w:hyperlink>
+    </w:p>
+    <w:p>
+      <w:pPr>
+        <w:pStyle w:val="TDC2"/>
+        <w:tabs>
+          <w:tab w:val="right" w:leader="dot" w:pos="8494"/>
+        </w:tabs>
+        <w:rPr>
+          <w:rFonts w:eastAsiaTheme="minorEastAsia"/>
+          <w:noProof/>
+          <w:sz w:val="24"/>
+          <w:szCs w:val="24"/>
+          <w:lang w:eastAsia="es-CL"/>
+        </w:rPr>
+      </w:pPr>
+      <w:hyperlink w:anchor="_Toc234503778" w:history="1">
+        <w:r>
+          <w:rPr>
+            <w:rStyle w:val="Hipervnculo"/>
+            <w:rFonts w:ascii="NewsGotT" w:hAnsi="NewsGotT"/>
+            <w:noProof/>
+          </w:rPr>
+          <w:t>7.1 Introducción</w:t>
+        </w:r>
+        <w:r>
+          <w:rPr>
+            <w:noProof/>
+          </w:rPr>
+          <w:tab/>
+        </w:r>
+        <w:r>
+          <w:rPr>
+            <w:noProof/>
+          </w:rPr>
+          <w:fldChar w:fldCharType="begin"/>
+        </w:r>
+        <w:r>
+          <w:rPr>
+            <w:noProof/>
+          </w:rPr>
+          <w:instrText xml:space="preserve"> PAGEREF _Toc234503778 \h </w:instrText>
+        </w:r>
+        <w:r>
+          <w:rPr>
+            <w:noProof/>
+          </w:rPr>
+        </w:r>
+        <w:r>
+          <w:rPr>
+            <w:noProof/>
+          </w:rPr>
+          <w:fldChar w:fldCharType="separate"/>
+        </w:r>
+        <w:r>
+          <w:rPr>
+            <w:noProof/>
+          </w:rPr>
+          <w:t>30</w:t>
+        </w:r>
+        <w:r>
+          <w:rPr>
+            <w:noProof/>
+          </w:rPr>
+          <w:fldChar w:fldCharType="end"/>
+        </w:r>
+      </w:hyperlink>
+    </w:p>
+    <w:p>
+      <w:pPr>
+        <w:pStyle w:val="TDC2"/>
+        <w:tabs>
+          <w:tab w:val="right" w:leader="dot" w:pos="8494"/>
+        </w:tabs>
+        <w:rPr>
+          <w:rFonts w:eastAsiaTheme="minorEastAsia"/>
+          <w:noProof/>
+          <w:sz w:val="24"/>
+          <w:szCs w:val="24"/>
+          <w:lang w:eastAsia="es-CL"/>
+        </w:rPr>
+      </w:pPr>
+      <w:hyperlink w:anchor="_Toc234503779" w:history="1">
+        <w:r>
+          <w:rPr>
+            <w:rStyle w:val="Hipervnculo"/>
+            <w:rFonts w:ascii="NewsGotT" w:hAnsi="NewsGotT"/>
+            <w:noProof/>
+          </w:rPr>
+          <w:t>7.2 Migración de SQLite a PostgreSQL</w:t>
+        </w:r>
+        <w:r>
+          <w:rPr>
+            <w:noProof/>
+          </w:rPr>
+          <w:tab/>
+        </w:r>
+        <w:r>
+          <w:rPr>
+            <w:noProof/>
+          </w:rPr>
+          <w:fldChar w:fldCharType="begin"/>
+        </w:r>
+        <w:r>
+          <w:rPr>
+            <w:noProof/>
+          </w:rPr>
+          <w:instrText xml:space="preserve"> PAGEREF _Toc234503779 \h </w:instrText>
+        </w:r>
+        <w:r>
+          <w:rPr>
+            <w:noProof/>
+          </w:rPr>
+        </w:r>
+        <w:r>
+          <w:rPr>
+            <w:noProof/>
+          </w:rPr>
+          <w:fldChar w:fldCharType="separate"/>
+        </w:r>
+        <w:r>
+          <w:rPr>
+            <w:noProof/>
+          </w:rPr>
+          <w:t>30</w:t>
+        </w:r>
+        <w:r>
+          <w:rPr>
+            <w:noProof/>
+          </w:rPr>
+          <w:fldChar w:fldCharType="end"/>
+        </w:r>
+      </w:hyperlink>
+    </w:p>
+    <w:p>
+      <w:pPr>
+        <w:pStyle w:val="TDC2"/>
+        <w:tabs>
+          <w:tab w:val="right" w:leader="dot" w:pos="8494"/>
+        </w:tabs>
+        <w:rPr>
+          <w:rFonts w:eastAsiaTheme="minorEastAsia"/>
+          <w:noProof/>
+          <w:sz w:val="24"/>
+          <w:szCs w:val="24"/>
+          <w:lang w:eastAsia="es-CL"/>
+        </w:rPr>
+      </w:pPr>
+      <w:hyperlink w:anchor="_Toc234503780" w:history="1">
+        <w:r>
+          <w:rPr>
+            <w:rStyle w:val="Hipervnculo"/>
+            <w:rFonts w:ascii="NewsGotT" w:hAnsi="NewsGotT"/>
+            <w:noProof/>
+          </w:rPr>
+          <w:t>7.3 Corrección del Sistema de Autenticación</w:t>
+        </w:r>
+        <w:r>
+          <w:rPr>
+            <w:noProof/>
+          </w:rPr>
+          <w:tab/>
+        </w:r>
+        <w:r>
+          <w:rPr>
+            <w:noProof/>
+          </w:rPr>
+          <w:fldChar w:fldCharType="begin"/>
+        </w:r>
+        <w:r>
+          <w:rPr>
+            <w:noProof/>
+          </w:rPr>
+          <w:instrText xml:space="preserve"> PAGEREF _Toc234503780 \h </w:instrText>
+        </w:r>
+        <w:r>
+          <w:rPr>
+            <w:noProof/>
+          </w:rPr>
+        </w:r>
+        <w:r>
+          <w:rPr>
+            <w:noProof/>
+          </w:rPr>
+          <w:fldChar w:fldCharType="separate"/>
+        </w:r>
+        <w:r>
+          <w:rPr>
+            <w:noProof/>
+          </w:rPr>
+          <w:t>31</w:t>
+        </w:r>
+        <w:r>
+          <w:rPr>
+            <w:noProof/>
+          </w:rPr>
+          <w:fldChar w:fldCharType="end"/>
+        </w:r>
+      </w:hyperlink>
+    </w:p>
+    <w:p>
+      <w:pPr>
+        <w:pStyle w:val="TDC1"/>
+        <w:tabs>
+          <w:tab w:val="right" w:leader="dot" w:pos="8494"/>
+        </w:tabs>
+        <w:rPr>
+          <w:rFonts w:eastAsiaTheme="minorEastAsia"/>
+          <w:noProof/>
+          <w:sz w:val="24"/>
+          <w:szCs w:val="24"/>
+          <w:lang w:eastAsia="es-CL"/>
+        </w:rPr>
+      </w:pPr>
+      <w:hyperlink w:anchor="_Toc234503781" w:history="1">
+        <w:r>
+          <w:rPr>
+            <w:rStyle w:val="Hipervnculo"/>
+            <w:noProof/>
+          </w:rPr>
+          <w:t>8. CALIDAD DEL SOFTWARE</w:t>
+        </w:r>
+        <w:r>
+          <w:rPr>
+            <w:noProof/>
+          </w:rPr>
+          <w:tab/>
+        </w:r>
+        <w:r>
+          <w:rPr>
+            <w:noProof/>
+          </w:rPr>
+          <w:fldChar w:fldCharType="begin"/>
+        </w:r>
+        <w:r>
+          <w:rPr>
+            <w:noProof/>
+          </w:rPr>
+          <w:instrText xml:space="preserve"> PAGEREF _Toc234503781 \h </w:instrText>
+        </w:r>
+        <w:r>
+          <w:rPr>
+            <w:noProof/>
+          </w:rPr>
+        </w:r>
+        <w:r>
+          <w:rPr>
+            <w:noProof/>
+          </w:rPr>
+          <w:fldChar w:fldCharType="separate"/>
+        </w:r>
+        <w:r>
+          <w:rPr>
+            <w:noProof/>
+          </w:rPr>
+          <w:t>31</w:t>
+        </w:r>
+        <w:r>
+          <w:rPr>
+            <w:noProof/>
+          </w:rPr>
+          <w:fldChar w:fldCharType="end"/>
+        </w:r>
+      </w:hyperlink>
+    </w:p>
+    <w:p>
+      <w:pPr>
+        <w:pStyle w:val="TDC2"/>
+        <w:tabs>
+          <w:tab w:val="right" w:leader="dot" w:pos="8494"/>
+        </w:tabs>
+        <w:rPr>
+          <w:rFonts w:eastAsiaTheme="minorEastAsia"/>
+          <w:noProof/>
+          <w:sz w:val="24"/>
+          <w:szCs w:val="24"/>
+          <w:lang w:eastAsia="es-CL"/>
+        </w:rPr>
+      </w:pPr>
+      <w:hyperlink w:anchor="_Toc234503782" w:history="1">
+        <w:r>
+          <w:rPr>
+            <w:rStyle w:val="Hipervnculo"/>
+            <w:rFonts w:ascii="NewsGotT" w:hAnsi="NewsGotT"/>
+            <w:noProof/>
+          </w:rPr>
+          <w:t>8.1 Introducción</w:t>
+        </w:r>
+        <w:r>
+          <w:rPr>
+            <w:noProof/>
+          </w:rPr>
+          <w:tab/>
+        </w:r>
+        <w:r>
+          <w:rPr>
+            <w:noProof/>
+          </w:rPr>
+          <w:fldChar w:fldCharType="begin"/>
+        </w:r>
+        <w:r>
+          <w:rPr>
+            <w:noProof/>
+          </w:rPr>
+          <w:instrText xml:space="preserve"> PAGEREF _Toc234503782 \h </w:instrText>
+        </w:r>
+        <w:r>
+          <w:rPr>
+            <w:noProof/>
+          </w:rPr>
+        </w:r>
+        <w:r>
+          <w:rPr>
+            <w:noProof/>
+          </w:rPr>
+          <w:fldChar w:fldCharType="separate"/>
+        </w:r>
+        <w:r>
+          <w:rPr>
+            <w:noProof/>
+          </w:rPr>
+          <w:t>31</w:t>
+        </w:r>
+        <w:r>
+          <w:rPr>
+            <w:noProof/>
+          </w:rPr>
+          <w:fldChar w:fldCharType="end"/>
+        </w:r>
+      </w:hyperlink>
+    </w:p>
+    <w:p>
+      <w:pPr>
+        <w:pStyle w:val="TDC2"/>
+        <w:tabs>
+          <w:tab w:val="right" w:leader="dot" w:pos="8494"/>
+        </w:tabs>
+        <w:rPr>
+          <w:rFonts w:eastAsiaTheme="minorEastAsia"/>
+          <w:noProof/>
+          <w:sz w:val="24"/>
+          <w:szCs w:val="24"/>
+          <w:lang w:eastAsia="es-CL"/>
+        </w:rPr>
+      </w:pPr>
+      <w:hyperlink w:anchor="_Toc234503783" w:history="1">
+        <w:r>
+          <w:rPr>
+            <w:rStyle w:val="Hipervnculo"/>
+            <w:rFonts w:ascii="NewsGotT" w:hAnsi="NewsGotT"/>
+            <w:noProof/>
+          </w:rPr>
+          <w:t>8.2 Integridad</w:t>
+        </w:r>
+        <w:r>
+          <w:rPr>
+            <w:noProof/>
+          </w:rPr>
+          <w:tab/>
+        </w:r>
+        <w:r>
+          <w:rPr>
+            <w:noProof/>
+          </w:rPr>
+          <w:fldChar w:fldCharType="begin"/>
+        </w:r>
+        <w:r>
+          <w:rPr>
+            <w:noProof/>
+          </w:rPr>
+          <w:instrText xml:space="preserve"> PAGEREF _Toc234503783 \h </w:instrText>
+        </w:r>
+        <w:r>
+          <w:rPr>
+            <w:noProof/>
+          </w:rPr>
+        </w:r>
+        <w:r>
+          <w:rPr>
+            <w:noProof/>
+          </w:rPr>
+          <w:fldChar w:fldCharType="separate"/>
+        </w:r>
+        <w:r>
+          <w:rPr>
+            <w:noProof/>
+          </w:rPr>
+          <w:t>31</w:t>
+        </w:r>
+        <w:r>
+          <w:rPr>
+            <w:noProof/>
+          </w:rPr>
+          <w:fldChar w:fldCharType="end"/>
+        </w:r>
+      </w:hyperlink>
+    </w:p>
+    <w:p>
+      <w:pPr>
+        <w:pStyle w:val="TDC2"/>
+        <w:tabs>
+          <w:tab w:val="right" w:leader="dot" w:pos="8494"/>
+        </w:tabs>
+        <w:rPr>
+          <w:rFonts w:eastAsiaTheme="minorEastAsia"/>
+          <w:noProof/>
+          <w:sz w:val="24"/>
+          <w:szCs w:val="24"/>
+          <w:lang w:eastAsia="es-CL"/>
+        </w:rPr>
+      </w:pPr>
+      <w:hyperlink w:anchor="_Toc234503784" w:history="1">
+        <w:r>
+          <w:rPr>
+            <w:rStyle w:val="Hipervnculo"/>
+            <w:rFonts w:ascii="NewsGotT" w:hAnsi="NewsGotT"/>
+            <w:noProof/>
+          </w:rPr>
+          <w:t>8.3 Seguridad</w:t>
+        </w:r>
+        <w:r>
+          <w:rPr>
+            <w:noProof/>
+          </w:rPr>
+          <w:tab/>
+        </w:r>
+        <w:r>
+          <w:rPr>
+            <w:noProof/>
+          </w:rPr>
+          <w:fldChar w:fldCharType="begin"/>
+        </w:r>
+        <w:r>
+          <w:rPr>
+            <w:noProof/>
+          </w:rPr>
+          <w:instrText xml:space="preserve"> PAGEREF _Toc234503784 \h </w:instrText>
+        </w:r>
+        <w:r>
+          <w:rPr>
+            <w:noProof/>
+          </w:rPr>
+        </w:r>
+        <w:r>
+          <w:rPr>
+            <w:noProof/>
+          </w:rPr>
+          <w:fldChar w:fldCharType="separate"/>
+        </w:r>
+        <w:r>
+          <w:rPr>
+            <w:noProof/>
+          </w:rPr>
+          <w:t>31</w:t>
+        </w:r>
+        <w:r>
+          <w:rPr>
+            <w:noProof/>
+          </w:rPr>
+          <w:fldChar w:fldCharType="end"/>
+        </w:r>
+      </w:hyperlink>
+    </w:p>
+    <w:p>
+      <w:pPr>
+        <w:pStyle w:val="TDC2"/>
+        <w:tabs>
+          <w:tab w:val="right" w:leader="dot" w:pos="8494"/>
+        </w:tabs>
+        <w:rPr>
+          <w:rFonts w:eastAsiaTheme="minorEastAsia"/>
+          <w:noProof/>
+          <w:sz w:val="24"/>
+          <w:szCs w:val="24"/>
+          <w:lang w:eastAsia="es-CL"/>
+        </w:rPr>
+      </w:pPr>
+      <w:hyperlink w:anchor="_Toc234503785" w:history="1">
+        <w:r>
+          <w:rPr>
+            <w:rStyle w:val="Hipervnculo"/>
+            <w:rFonts w:ascii="NewsGotT" w:hAnsi="NewsGotT"/>
+            <w:noProof/>
+          </w:rPr>
+          <w:t>8.4 Disponibilidad</w:t>
+        </w:r>
+        <w:r>
+          <w:rPr>
+            <w:noProof/>
+          </w:rPr>
+          <w:tab/>
+        </w:r>
+        <w:r>
+          <w:rPr>
+            <w:noProof/>
+          </w:rPr>
+          <w:fldChar w:fldCharType="begin"/>
+        </w:r>
+        <w:r>
+          <w:rPr>
+            <w:noProof/>
+          </w:rPr>
+          <w:instrText xml:space="preserve"> PAGEREF _Toc234503785 \h </w:instrText>
+        </w:r>
+        <w:r>
+          <w:rPr>
+            <w:noProof/>
+          </w:rPr>
+        </w:r>
+        <w:r>
+          <w:rPr>
+            <w:noProof/>
+          </w:rPr>
+          <w:fldChar w:fldCharType="separate"/>
+        </w:r>
+        <w:r>
+          <w:rPr>
+            <w:noProof/>
+          </w:rPr>
+          <w:t>32</w:t>
+        </w:r>
+        <w:r>
+          <w:rPr>
+            <w:noProof/>
+          </w:rPr>
+          <w:fldChar w:fldCharType="end"/>
+        </w:r>
+      </w:hyperlink>
+    </w:p>
+    <w:p>
+      <w:pPr>
+        <w:pStyle w:val="TDC2"/>
+        <w:tabs>
+          <w:tab w:val="right" w:leader="dot" w:pos="8494"/>
+        </w:tabs>
+        <w:rPr>
+          <w:rFonts w:eastAsiaTheme="minorEastAsia"/>
+          <w:noProof/>
+          <w:sz w:val="24"/>
+          <w:szCs w:val="24"/>
+          <w:lang w:eastAsia="es-CL"/>
+        </w:rPr>
+      </w:pPr>
+      <w:hyperlink w:anchor="_Toc234503786" w:history="1">
+        <w:r>
+          <w:rPr>
+            <w:rStyle w:val="Hipervnculo"/>
+            <w:rFonts w:ascii="NewsGotT" w:hAnsi="NewsGotT"/>
+            <w:noProof/>
+          </w:rPr>
+          <w:t>8.5 Confiabilidad</w:t>
+        </w:r>
+        <w:r>
+          <w:rPr>
+            <w:noProof/>
+          </w:rPr>
+          <w:tab/>
+        </w:r>
+        <w:r>
+          <w:rPr>
+            <w:noProof/>
+          </w:rPr>
+          <w:fldChar w:fldCharType="begin"/>
+        </w:r>
+        <w:r>
+          <w:rPr>
+            <w:noProof/>
+          </w:rPr>
+          <w:instrText xml:space="preserve"> PAGEREF _Toc234503786 \h </w:instrText>
+        </w:r>
+        <w:r>
+          <w:rPr>
+            <w:noProof/>
+          </w:rPr>
+        </w:r>
+        <w:r>
+          <w:rPr>
+            <w:noProof/>
+          </w:rPr>
+          <w:fldChar w:fldCharType="separate"/>
+        </w:r>
+        <w:r>
+          <w:rPr>
+            <w:noProof/>
+          </w:rPr>
+          <w:t>32</w:t>
+        </w:r>
+        <w:r>
+          <w:rPr>
+            <w:noProof/>
+          </w:rPr>
+          <w:fldChar w:fldCharType="end"/>
+        </w:r>
+      </w:hyperlink>
+    </w:p>
+    <w:p>
+      <w:pPr>
+        <w:pStyle w:val="TDC2"/>
+        <w:tabs>
+          <w:tab w:val="right" w:leader="dot" w:pos="8494"/>
+        </w:tabs>
+        <w:rPr>
+          <w:rFonts w:eastAsiaTheme="minorEastAsia"/>
+          <w:noProof/>
+          <w:sz w:val="24"/>
+          <w:szCs w:val="24"/>
+          <w:lang w:eastAsia="es-CL"/>
+        </w:rPr>
+      </w:pPr>
+      <w:hyperlink w:anchor="_Toc234503787" w:history="1">
+        <w:r>
+          <w:rPr>
+            <w:rStyle w:val="Hipervnculo"/>
+            <w:rFonts w:ascii="NewsGotT" w:hAnsi="NewsGotT"/>
+            <w:noProof/>
+          </w:rPr>
+          <w:t>8.6 Rendimiento</w:t>
+        </w:r>
+        <w:r>
+          <w:rPr>
+            <w:noProof/>
+          </w:rPr>
+          <w:tab/>
+        </w:r>
+        <w:r>
+          <w:rPr>
+            <w:noProof/>
+          </w:rPr>
+          <w:fldChar w:fldCharType="begin"/>
+        </w:r>
+        <w:r>
+          <w:rPr>
+            <w:noProof/>
+          </w:rPr>
+          <w:instrText xml:space="preserve"> PAGEREF _Toc234503787 \h </w:instrText>
+        </w:r>
+        <w:r>
+          <w:rPr>
+            <w:noProof/>
+          </w:rPr>
+        </w:r>
+        <w:r>
+          <w:rPr>
+            <w:noProof/>
+          </w:rPr>
+          <w:fldChar w:fldCharType="separate"/>
+        </w:r>
+        <w:r>
+          <w:rPr>
+            <w:noProof/>
+          </w:rPr>
+          <w:t>32</w:t>
+        </w:r>
+        <w:r>
+          <w:rPr>
+            <w:noProof/>
+          </w:rPr>
+          <w:fldChar w:fldCharType="end"/>
+        </w:r>
+      </w:hyperlink>
+    </w:p>
+    <w:p>
+      <w:pPr>
+        <w:pStyle w:val="TDC2"/>
+        <w:tabs>
+          <w:tab w:val="right" w:leader="dot" w:pos="8494"/>
+        </w:tabs>
+        <w:rPr>
+          <w:rFonts w:eastAsiaTheme="minorEastAsia"/>
+          <w:noProof/>
+          <w:sz w:val="24"/>
+          <w:szCs w:val="24"/>
+          <w:lang w:eastAsia="es-CL"/>
+        </w:rPr>
+      </w:pPr>
+      <w:hyperlink w:anchor="_Toc234503788" w:history="1">
+        <w:r>
+          <w:rPr>
+            <w:rStyle w:val="Hipervnculo"/>
+            <w:rFonts w:ascii="NewsGotT" w:hAnsi="NewsGotT"/>
+            <w:noProof/>
+          </w:rPr>
+          <w:t>8.7 Mantenibilidad</w:t>
+        </w:r>
+        <w:r>
+          <w:rPr>
+            <w:noProof/>
+          </w:rPr>
+          <w:tab/>
+        </w:r>
+        <w:r>
+          <w:rPr>
+            <w:noProof/>
+          </w:rPr>
+          <w:fldChar w:fldCharType="begin"/>
+        </w:r>
+        <w:r>
+          <w:rPr>
+            <w:noProof/>
+          </w:rPr>
+          <w:instrText xml:space="preserve"> PAGEREF _Toc234503788 \h </w:instrText>
+        </w:r>
+        <w:r>
+          <w:rPr>
+            <w:noProof/>
+          </w:rPr>
+        </w:r>
+        <w:r>
+          <w:rPr>
+            <w:noProof/>
+          </w:rPr>
+          <w:fldChar w:fldCharType="separate"/>
+        </w:r>
+        <w:r>
+          <w:rPr>
+            <w:noProof/>
+          </w:rPr>
+          <w:t>32</w:t>
+        </w:r>
+        <w:r>
+          <w:rPr>
+            <w:noProof/>
+          </w:rPr>
+          <w:fldChar w:fldCharType="end"/>
+        </w:r>
+      </w:hyperlink>
+    </w:p>
+    <w:p>
+      <w:pPr>
+        <w:pStyle w:val="TDC2"/>
+        <w:tabs>
+          <w:tab w:val="right" w:leader="dot" w:pos="8494"/>
+        </w:tabs>
+        <w:rPr>
+          <w:rFonts w:eastAsiaTheme="minorEastAsia"/>
+          <w:noProof/>
+          <w:sz w:val="24"/>
+          <w:szCs w:val="24"/>
+          <w:lang w:eastAsia="es-CL"/>
+        </w:rPr>
+      </w:pPr>
+      <w:hyperlink w:anchor="_Toc234503789" w:history="1">
+        <w:r>
+          <w:rPr>
+            <w:rStyle w:val="Hipervnculo"/>
+            <w:rFonts w:ascii="NewsGotT" w:hAnsi="NewsGotT"/>
+            <w:noProof/>
+          </w:rPr>
+          <w:t>8.8 Escalabilidad</w:t>
+        </w:r>
+        <w:r>
+          <w:rPr>
+            <w:noProof/>
+          </w:rPr>
+          <w:tab/>
+        </w:r>
+        <w:r>
+          <w:rPr>
+            <w:noProof/>
+          </w:rPr>
+          <w:fldChar w:fldCharType="begin"/>
+        </w:r>
+        <w:r>
+          <w:rPr>
+            <w:noProof/>
+          </w:rPr>
+          <w:instrText xml:space="preserve"> PAGEREF _Toc234503789 \h </w:instrText>
+        </w:r>
+        <w:r>
+          <w:rPr>
+            <w:noProof/>
+          </w:rPr>
+        </w:r>
+        <w:r>
+          <w:rPr>
+            <w:noProof/>
+          </w:rPr>
+          <w:fldChar w:fldCharType="separate"/>
+        </w:r>
+        <w:r>
+          <w:rPr>
+            <w:noProof/>
+          </w:rPr>
+          <w:t>32</w:t>
         </w:r>
         <w:r>
           <w:rPr>
@@ -6196,14 +6987,14 @@
           <w:lang w:eastAsia="es-CL"/>
         </w:rPr>
       </w:pPr>
-      <w:hyperlink w:anchor="_Toc234182939" w:history="1">
+      <w:hyperlink w:anchor="_Toc234503790" w:history="1">
         <w:r>
           <w:rPr>
             <w:rStyle w:val="Hipervnculo"/>
             <w:rFonts w:ascii="NewsGotT" w:hAnsi="NewsGotT"/>
             <w:noProof/>
           </w:rPr>
-          <w:t>7.</w:t>
+          <w:t>8.</w:t>
         </w:r>
         <w:r>
           <w:rPr>
@@ -6221,7 +7012,7 @@
             <w:rFonts w:ascii="NewsGotT" w:hAnsi="NewsGotT"/>
             <w:noProof/>
           </w:rPr>
-          <w:t>MEJORAS IMPLEMENTADAS</w:t>
+          <w:t>GESTIÓN DE RIESGOS</w:t>
         </w:r>
         <w:r>
           <w:rPr>
@@ -6239,7 +7030,7 @@
           <w:rPr>
             <w:noProof/>
           </w:rPr>
-          <w:instrText xml:space="preserve"> PAGEREF _Toc234182939 \h </w:instrText>
+          <w:instrText xml:space="preserve"> PAGEREF _Toc234503790 \h </w:instrText>
         </w:r>
         <w:r>
           <w:rPr>
@@ -6256,7 +7047,7 @@
           <w:rPr>
             <w:noProof/>
           </w:rPr>
-          <w:t>30</w:t>
+          <w:t>33</w:t>
         </w:r>
         <w:r>
           <w:rPr>
@@ -6280,14 +7071,14 @@
           <w:lang w:eastAsia="es-CL"/>
         </w:rPr>
       </w:pPr>
-      <w:hyperlink w:anchor="_Toc234182940" w:history="1">
+      <w:hyperlink w:anchor="_Toc234503791" w:history="1">
         <w:r>
           <w:rPr>
             <w:rStyle w:val="Hipervnculo"/>
             <w:rFonts w:ascii="NewsGotT" w:hAnsi="NewsGotT"/>
             <w:noProof/>
           </w:rPr>
-          <w:t>7.1 Introducción</w:t>
+          <w:t>9.1 Introducción</w:t>
         </w:r>
         <w:r>
           <w:rPr>
@@ -6305,7 +7096,7 @@
           <w:rPr>
             <w:noProof/>
           </w:rPr>
-          <w:instrText xml:space="preserve"> PAGEREF _Toc234182940 \h </w:instrText>
+          <w:instrText xml:space="preserve"> PAGEREF _Toc234503791 \h </w:instrText>
         </w:r>
         <w:r>
           <w:rPr>
@@ -6322,7 +7113,7 @@
           <w:rPr>
             <w:noProof/>
           </w:rPr>
-          <w:t>30</w:t>
+          <w:t>33</w:t>
         </w:r>
         <w:r>
           <w:rPr>
@@ -6346,14 +7137,14 @@
           <w:lang w:eastAsia="es-CL"/>
         </w:rPr>
       </w:pPr>
-      <w:hyperlink w:anchor="_Toc234182941" w:history="1">
+      <w:hyperlink w:anchor="_Toc234503792" w:history="1">
         <w:r>
           <w:rPr>
             <w:rStyle w:val="Hipervnculo"/>
             <w:rFonts w:ascii="NewsGotT" w:hAnsi="NewsGotT"/>
             <w:noProof/>
           </w:rPr>
-          <w:t>7.2 Migración de SQLite a PostgreSQL</w:t>
+          <w:t>9.2 Matriz de Riesgos</w:t>
         </w:r>
         <w:r>
           <w:rPr>
@@ -6371,7 +7162,7 @@
           <w:rPr>
             <w:noProof/>
           </w:rPr>
-          <w:instrText xml:space="preserve"> PAGEREF _Toc234182941 \h </w:instrText>
+          <w:instrText xml:space="preserve"> PAGEREF _Toc234503792 \h </w:instrText>
         </w:r>
         <w:r>
           <w:rPr>
@@ -6388,7 +7179,7 @@
           <w:rPr>
             <w:noProof/>
           </w:rPr>
-          <w:t>30</w:t>
+          <w:t>33</w:t>
         </w:r>
         <w:r>
           <w:rPr>
@@ -6412,14 +7203,14 @@
           <w:lang w:eastAsia="es-CL"/>
         </w:rPr>
       </w:pPr>
-      <w:hyperlink w:anchor="_Toc234182942" w:history="1">
+      <w:hyperlink w:anchor="_Toc234503793" w:history="1">
         <w:r>
           <w:rPr>
             <w:rStyle w:val="Hipervnculo"/>
             <w:rFonts w:ascii="NewsGotT" w:hAnsi="NewsGotT"/>
             <w:noProof/>
           </w:rPr>
-          <w:t>7.3 Corrección del Sistema de Autenticación</w:t>
+          <w:t>9.3 Plan de Mitigación</w:t>
         </w:r>
         <w:r>
           <w:rPr>
@@ -6437,7 +7228,7 @@
           <w:rPr>
             <w:noProof/>
           </w:rPr>
-          <w:instrText xml:space="preserve"> PAGEREF _Toc234182942 \h </w:instrText>
+          <w:instrText xml:space="preserve"> PAGEREF _Toc234503793 \h </w:instrText>
         </w:r>
         <w:r>
           <w:rPr>
@@ -6454,7 +7245,7 @@
           <w:rPr>
             <w:noProof/>
           </w:rPr>
-          <w:t>30</w:t>
+          <w:t>34</w:t>
         </w:r>
         <w:r>
           <w:rPr>
@@ -6466,7 +7257,7 @@
     </w:p>
     <w:p>
       <w:pPr>
-        <w:pStyle w:val="TDC1"/>
+        <w:pStyle w:val="TDC2"/>
         <w:tabs>
           <w:tab w:val="right" w:leader="dot" w:pos="8494"/>
         </w:tabs>
@@ -6478,13 +7269,14 @@
           <w:lang w:eastAsia="es-CL"/>
         </w:rPr>
       </w:pPr>
-      <w:hyperlink w:anchor="_Toc234182943" w:history="1">
+      <w:hyperlink w:anchor="_Toc234503794" w:history="1">
         <w:r>
           <w:rPr>
             <w:rStyle w:val="Hipervnculo"/>
-            <w:noProof/>
-          </w:rPr>
-          <w:t>8. CALIDAD DEL SOFTWARE</w:t>
+            <w:rFonts w:ascii="NewsGotT" w:hAnsi="NewsGotT"/>
+            <w:noProof/>
+          </w:rPr>
+          <w:t>9.4 Evaluación Final de Riesgos</w:t>
         </w:r>
         <w:r>
           <w:rPr>
@@ -6502,7 +7294,7 @@
           <w:rPr>
             <w:noProof/>
           </w:rPr>
-          <w:instrText xml:space="preserve"> PAGEREF _Toc234182943 \h </w:instrText>
+          <w:instrText xml:space="preserve"> PAGEREF _Toc234503794 \h </w:instrText>
         </w:r>
         <w:r>
           <w:rPr>
@@ -6519,7 +7311,7 @@
           <w:rPr>
             <w:noProof/>
           </w:rPr>
-          <w:t>31</w:t>
+          <w:t>34</w:t>
         </w:r>
         <w:r>
           <w:rPr>
@@ -6543,14 +7335,14 @@
           <w:lang w:eastAsia="es-CL"/>
         </w:rPr>
       </w:pPr>
-      <w:hyperlink w:anchor="_Toc234182944" w:history="1">
+      <w:hyperlink w:anchor="_Toc234503795" w:history="1">
         <w:r>
           <w:rPr>
             <w:rStyle w:val="Hipervnculo"/>
             <w:rFonts w:ascii="NewsGotT" w:hAnsi="NewsGotT"/>
             <w:noProof/>
           </w:rPr>
-          <w:t>8.1 Introducción</w:t>
+          <w:t>9.5 Conclusión</w:t>
         </w:r>
         <w:r>
           <w:rPr>
@@ -6568,7 +7360,7 @@
           <w:rPr>
             <w:noProof/>
           </w:rPr>
-          <w:instrText xml:space="preserve"> PAGEREF _Toc234182944 \h </w:instrText>
+          <w:instrText xml:space="preserve"> PAGEREF _Toc234503795 \h </w:instrText>
         </w:r>
         <w:r>
           <w:rPr>
@@ -6585,7 +7377,7 @@
           <w:rPr>
             <w:noProof/>
           </w:rPr>
-          <w:t>31</w:t>
+          <w:t>34</w:t>
         </w:r>
         <w:r>
           <w:rPr>
@@ -6597,7 +7389,7 @@
     </w:p>
     <w:p>
       <w:pPr>
-        <w:pStyle w:val="TDC2"/>
+        <w:pStyle w:val="TDC1"/>
         <w:tabs>
           <w:tab w:val="right" w:leader="dot" w:pos="8494"/>
         </w:tabs>
@@ -6609,14 +7401,14 @@
           <w:lang w:eastAsia="es-CL"/>
         </w:rPr>
       </w:pPr>
-      <w:hyperlink w:anchor="_Toc234182945" w:history="1">
+      <w:hyperlink w:anchor="_Toc234503796" w:history="1">
         <w:r>
           <w:rPr>
             <w:rStyle w:val="Hipervnculo"/>
             <w:rFonts w:ascii="NewsGotT" w:hAnsi="NewsGotT"/>
             <w:noProof/>
           </w:rPr>
-          <w:t>8.2 Integridad</w:t>
+          <w:t>10. CONCLUSIONES</w:t>
         </w:r>
         <w:r>
           <w:rPr>
@@ -6634,7 +7426,7 @@
           <w:rPr>
             <w:noProof/>
           </w:rPr>
-          <w:instrText xml:space="preserve"> PAGEREF _Toc234182945 \h </w:instrText>
+          <w:instrText xml:space="preserve"> PAGEREF _Toc234503796 \h </w:instrText>
         </w:r>
         <w:r>
           <w:rPr>
@@ -6651,7 +7443,7 @@
           <w:rPr>
             <w:noProof/>
           </w:rPr>
-          <w:t>31</w:t>
+          <w:t>35</w:t>
         </w:r>
         <w:r>
           <w:rPr>
@@ -6675,14 +7467,14 @@
           <w:lang w:eastAsia="es-CL"/>
         </w:rPr>
       </w:pPr>
-      <w:hyperlink w:anchor="_Toc234182946" w:history="1">
+      <w:hyperlink w:anchor="_Toc234503797" w:history="1">
         <w:r>
           <w:rPr>
             <w:rStyle w:val="Hipervnculo"/>
             <w:rFonts w:ascii="NewsGotT" w:hAnsi="NewsGotT"/>
             <w:noProof/>
           </w:rPr>
-          <w:t>8.3 Seguridad</w:t>
+          <w:t>10.1 Introducción</w:t>
         </w:r>
         <w:r>
           <w:rPr>
@@ -6700,7 +7492,7 @@
           <w:rPr>
             <w:noProof/>
           </w:rPr>
-          <w:instrText xml:space="preserve"> PAGEREF _Toc234182946 \h </w:instrText>
+          <w:instrText xml:space="preserve"> PAGEREF _Toc234503797 \h </w:instrText>
         </w:r>
         <w:r>
           <w:rPr>
@@ -6717,7 +7509,7 @@
           <w:rPr>
             <w:noProof/>
           </w:rPr>
-          <w:t>31</w:t>
+          <w:t>35</w:t>
         </w:r>
         <w:r>
           <w:rPr>
@@ -6741,14 +7533,14 @@
           <w:lang w:eastAsia="es-CL"/>
         </w:rPr>
       </w:pPr>
-      <w:hyperlink w:anchor="_Toc234182947" w:history="1">
+      <w:hyperlink w:anchor="_Toc234503798" w:history="1">
         <w:r>
           <w:rPr>
             <w:rStyle w:val="Hipervnculo"/>
             <w:rFonts w:ascii="NewsGotT" w:hAnsi="NewsGotT"/>
             <w:noProof/>
           </w:rPr>
-          <w:t>8.4 Disponibilidad</w:t>
+          <w:t>10.2 Cumplimiento del Objetivo General</w:t>
         </w:r>
         <w:r>
           <w:rPr>
@@ -6766,7 +7558,7 @@
           <w:rPr>
             <w:noProof/>
           </w:rPr>
-          <w:instrText xml:space="preserve"> PAGEREF _Toc234182947 \h </w:instrText>
+          <w:instrText xml:space="preserve"> PAGEREF _Toc234503798 \h </w:instrText>
         </w:r>
         <w:r>
           <w:rPr>
@@ -6783,7 +7575,7 @@
           <w:rPr>
             <w:noProof/>
           </w:rPr>
-          <w:t>31</w:t>
+          <w:t>36</w:t>
         </w:r>
         <w:r>
           <w:rPr>
@@ -6807,14 +7599,14 @@
           <w:lang w:eastAsia="es-CL"/>
         </w:rPr>
       </w:pPr>
-      <w:hyperlink w:anchor="_Toc234182948" w:history="1">
+      <w:hyperlink w:anchor="_Toc234503799" w:history="1">
         <w:r>
           <w:rPr>
             <w:rStyle w:val="Hipervnculo"/>
             <w:rFonts w:ascii="NewsGotT" w:hAnsi="NewsGotT"/>
             <w:noProof/>
           </w:rPr>
-          <w:t>8.5 Confiabilidad</w:t>
+          <w:t>10.3 Cumplimiento de los Objetivos Específicos</w:t>
         </w:r>
         <w:r>
           <w:rPr>
@@ -6832,7 +7624,7 @@
           <w:rPr>
             <w:noProof/>
           </w:rPr>
-          <w:instrText xml:space="preserve"> PAGEREF _Toc234182948 \h </w:instrText>
+          <w:instrText xml:space="preserve"> PAGEREF _Toc234503799 \h </w:instrText>
         </w:r>
         <w:r>
           <w:rPr>
@@ -6849,7 +7641,7 @@
           <w:rPr>
             <w:noProof/>
           </w:rPr>
-          <w:t>31</w:t>
+          <w:t>36</w:t>
         </w:r>
         <w:r>
           <w:rPr>
@@ -6873,14 +7665,14 @@
           <w:lang w:eastAsia="es-CL"/>
         </w:rPr>
       </w:pPr>
-      <w:hyperlink w:anchor="_Toc234182949" w:history="1">
+      <w:hyperlink w:anchor="_Toc234503800" w:history="1">
         <w:r>
           <w:rPr>
             <w:rStyle w:val="Hipervnculo"/>
             <w:rFonts w:ascii="NewsGotT" w:hAnsi="NewsGotT"/>
             <w:noProof/>
           </w:rPr>
-          <w:t>8.6 Rendimiento</w:t>
+          <w:t>10.4 Resultados Alcanzados</w:t>
         </w:r>
         <w:r>
           <w:rPr>
@@ -6898,7 +7690,7 @@
           <w:rPr>
             <w:noProof/>
           </w:rPr>
-          <w:instrText xml:space="preserve"> PAGEREF _Toc234182949 \h </w:instrText>
+          <w:instrText xml:space="preserve"> PAGEREF _Toc234503800 \h </w:instrText>
         </w:r>
         <w:r>
           <w:rPr>
@@ -6915,7 +7707,7 @@
           <w:rPr>
             <w:noProof/>
           </w:rPr>
-          <w:t>31</w:t>
+          <w:t>36</w:t>
         </w:r>
         <w:r>
           <w:rPr>
@@ -6939,14 +7731,14 @@
           <w:lang w:eastAsia="es-CL"/>
         </w:rPr>
       </w:pPr>
-      <w:hyperlink w:anchor="_Toc234182950" w:history="1">
+      <w:hyperlink w:anchor="_Toc234503801" w:history="1">
         <w:r>
           <w:rPr>
             <w:rStyle w:val="Hipervnculo"/>
             <w:rFonts w:ascii="NewsGotT" w:hAnsi="NewsGotT"/>
             <w:noProof/>
           </w:rPr>
-          <w:t>8.7 Mantenibilidad</w:t>
+          <w:t>10.5 Aprendizajes Obtenidos</w:t>
         </w:r>
         <w:r>
           <w:rPr>
@@ -6964,7 +7756,7 @@
           <w:rPr>
             <w:noProof/>
           </w:rPr>
-          <w:instrText xml:space="preserve"> PAGEREF _Toc234182950 \h </w:instrText>
+          <w:instrText xml:space="preserve"> PAGEREF _Toc234503801 \h </w:instrText>
         </w:r>
         <w:r>
           <w:rPr>
@@ -6981,7 +7773,7 @@
           <w:rPr>
             <w:noProof/>
           </w:rPr>
-          <w:t>31</w:t>
+          <w:t>37</w:t>
         </w:r>
         <w:r>
           <w:rPr>
@@ -7005,14 +7797,14 @@
           <w:lang w:eastAsia="es-CL"/>
         </w:rPr>
       </w:pPr>
-      <w:hyperlink w:anchor="_Toc234182951" w:history="1">
+      <w:hyperlink w:anchor="_Toc234503802" w:history="1">
         <w:r>
           <w:rPr>
             <w:rStyle w:val="Hipervnculo"/>
             <w:rFonts w:ascii="NewsGotT" w:hAnsi="NewsGotT"/>
             <w:noProof/>
           </w:rPr>
-          <w:t>8.8 Escalabilidad</w:t>
+          <w:t>10.6 Trabajo Futuro</w:t>
         </w:r>
         <w:r>
           <w:rPr>
@@ -7030,7 +7822,7 @@
           <w:rPr>
             <w:noProof/>
           </w:rPr>
-          <w:instrText xml:space="preserve"> PAGEREF _Toc234182951 \h </w:instrText>
+          <w:instrText xml:space="preserve"> PAGEREF _Toc234503802 \h </w:instrText>
         </w:r>
         <w:r>
           <w:rPr>
@@ -7047,7 +7839,7 @@
           <w:rPr>
             <w:noProof/>
           </w:rPr>
-          <w:t>32</w:t>
+          <w:t>37</w:t>
         </w:r>
         <w:r>
           <w:rPr>
@@ -7061,7 +7853,6 @@
       <w:pPr>
         <w:pStyle w:val="TDC1"/>
         <w:tabs>
-          <w:tab w:val="left" w:pos="440"/>
           <w:tab w:val="right" w:leader="dot" w:pos="8494"/>
         </w:tabs>
         <w:rPr>
@@ -7072,41 +7863,23 @@
           <w:lang w:eastAsia="es-CL"/>
         </w:rPr>
       </w:pPr>
-      <w:hyperlink w:anchor="_Toc234182952" w:history="1">
+      <w:hyperlink w:anchor="_Toc234503803" w:history="1">
         <w:r>
           <w:rPr>
             <w:rStyle w:val="Hipervnculo"/>
             <w:rFonts w:ascii="NewsGotT" w:hAnsi="NewsGotT"/>
             <w:noProof/>
           </w:rPr>
-          <w:t>8.</w:t>
-        </w:r>
-        <w:r>
-          <w:rPr>
-            <w:rFonts w:eastAsiaTheme="minorEastAsia"/>
-            <w:noProof/>
-            <w:sz w:val="24"/>
-            <w:szCs w:val="24"/>
-            <w:lang w:eastAsia="es-CL"/>
+          <w:t>11. ANEXOS</w:t>
+        </w:r>
+        <w:r>
+          <w:rPr>
+            <w:noProof/>
           </w:rPr>
           <w:tab/>
         </w:r>
         <w:r>
           <w:rPr>
-            <w:rStyle w:val="Hipervnculo"/>
-            <w:rFonts w:ascii="NewsGotT" w:hAnsi="NewsGotT"/>
-            <w:noProof/>
-          </w:rPr>
-          <w:t>GESTIÓN DE RIESGOS</w:t>
-        </w:r>
-        <w:r>
-          <w:rPr>
-            <w:noProof/>
-          </w:rPr>
-          <w:tab/>
-        </w:r>
-        <w:r>
-          <w:rPr>
             <w:noProof/>
           </w:rPr>
           <w:fldChar w:fldCharType="begin"/>
@@ -7115,7 +7888,7 @@
           <w:rPr>
             <w:noProof/>
           </w:rPr>
-          <w:instrText xml:space="preserve"> PAGEREF _Toc234182952 \h </w:instrText>
+          <w:instrText xml:space="preserve"> PAGEREF _Toc234503803 \h </w:instrText>
         </w:r>
         <w:r>
           <w:rPr>
@@ -7132,7 +7905,7 @@
           <w:rPr>
             <w:noProof/>
           </w:rPr>
-          <w:t>33</w:t>
+          <w:t>37</w:t>
         </w:r>
         <w:r>
           <w:rPr>
@@ -7156,14 +7929,14 @@
           <w:lang w:eastAsia="es-CL"/>
         </w:rPr>
       </w:pPr>
-      <w:hyperlink w:anchor="_Toc234182953" w:history="1">
+      <w:hyperlink w:anchor="_Toc234503804" w:history="1">
         <w:r>
           <w:rPr>
             <w:rStyle w:val="Hipervnculo"/>
             <w:rFonts w:ascii="NewsGotT" w:hAnsi="NewsGotT"/>
             <w:noProof/>
           </w:rPr>
-          <w:t>9.1 Introducción</w:t>
+          <w:t>Anexo A. Arquitectura del Sistema</w:t>
         </w:r>
         <w:r>
           <w:rPr>
@@ -7181,7 +7954,7 @@
           <w:rPr>
             <w:noProof/>
           </w:rPr>
-          <w:instrText xml:space="preserve"> PAGEREF _Toc234182953 \h </w:instrText>
+          <w:instrText xml:space="preserve"> PAGEREF _Toc234503804 \h </w:instrText>
         </w:r>
         <w:r>
           <w:rPr>
@@ -7198,7 +7971,7 @@
           <w:rPr>
             <w:noProof/>
           </w:rPr>
-          <w:t>33</w:t>
+          <w:t>37</w:t>
         </w:r>
         <w:r>
           <w:rPr>
@@ -7222,14 +7995,14 @@
           <w:lang w:eastAsia="es-CL"/>
         </w:rPr>
       </w:pPr>
-      <w:hyperlink w:anchor="_Toc234182954" w:history="1">
+      <w:hyperlink w:anchor="_Toc234503805" w:history="1">
         <w:r>
           <w:rPr>
             <w:rStyle w:val="Hipervnculo"/>
             <w:rFonts w:ascii="NewsGotT" w:hAnsi="NewsGotT"/>
             <w:noProof/>
           </w:rPr>
-          <w:t>9.2 Matriz de Riesgos</w:t>
+          <w:t>Anexo B. Diagrama de Casos de Uso</w:t>
         </w:r>
         <w:r>
           <w:rPr>
@@ -7247,7 +8020,7 @@
           <w:rPr>
             <w:noProof/>
           </w:rPr>
-          <w:instrText xml:space="preserve"> PAGEREF _Toc234182954 \h </w:instrText>
+          <w:instrText xml:space="preserve"> PAGEREF _Toc234503805 \h </w:instrText>
         </w:r>
         <w:r>
           <w:rPr>
@@ -7264,7 +8037,7 @@
           <w:rPr>
             <w:noProof/>
           </w:rPr>
-          <w:t>33</w:t>
+          <w:t>37</w:t>
         </w:r>
         <w:r>
           <w:rPr>
@@ -7288,14 +8061,14 @@
           <w:lang w:eastAsia="es-CL"/>
         </w:rPr>
       </w:pPr>
-      <w:hyperlink w:anchor="_Toc234182955" w:history="1">
+      <w:hyperlink w:anchor="_Toc234503806" w:history="1">
         <w:r>
           <w:rPr>
             <w:rStyle w:val="Hipervnculo"/>
             <w:rFonts w:ascii="NewsGotT" w:hAnsi="NewsGotT"/>
             <w:noProof/>
           </w:rPr>
-          <w:t>9.3 Plan de Mitigación</w:t>
+          <w:t>Anexo C. Diagrama Entidad Relación (DER)</w:t>
         </w:r>
         <w:r>
           <w:rPr>
@@ -7313,7 +8086,7 @@
           <w:rPr>
             <w:noProof/>
           </w:rPr>
-          <w:instrText xml:space="preserve"> PAGEREF _Toc234182955 \h </w:instrText>
+          <w:instrText xml:space="preserve"> PAGEREF _Toc234503806 \h </w:instrText>
         </w:r>
         <w:r>
           <w:rPr>
@@ -7330,7 +8103,7 @@
           <w:rPr>
             <w:noProof/>
           </w:rPr>
-          <w:t>33</w:t>
+          <w:t>37</w:t>
         </w:r>
         <w:r>
           <w:rPr>
@@ -7354,14 +8127,14 @@
           <w:lang w:eastAsia="es-CL"/>
         </w:rPr>
       </w:pPr>
-      <w:hyperlink w:anchor="_Toc234182956" w:history="1">
+      <w:hyperlink w:anchor="_Toc234503807" w:history="1">
         <w:r>
           <w:rPr>
             <w:rStyle w:val="Hipervnculo"/>
             <w:rFonts w:ascii="NewsGotT" w:hAnsi="NewsGotT"/>
             <w:noProof/>
           </w:rPr>
-          <w:t>9.4 Evaluación Final de Riesgos</w:t>
+          <w:t>Anexo D. Diagrama de Componentes</w:t>
         </w:r>
         <w:r>
           <w:rPr>
@@ -7379,7 +8152,7 @@
           <w:rPr>
             <w:noProof/>
           </w:rPr>
-          <w:instrText xml:space="preserve"> PAGEREF _Toc234182956 \h </w:instrText>
+          <w:instrText xml:space="preserve"> PAGEREF _Toc234503807 \h </w:instrText>
         </w:r>
         <w:r>
           <w:rPr>
@@ -7396,7 +8169,7 @@
           <w:rPr>
             <w:noProof/>
           </w:rPr>
-          <w:t>34</w:t>
+          <w:t>38</w:t>
         </w:r>
         <w:r>
           <w:rPr>
@@ -7420,14 +8193,15 @@
           <w:lang w:eastAsia="es-CL"/>
         </w:rPr>
       </w:pPr>
-      <w:hyperlink w:anchor="_Toc234182957" w:history="1">
+      <w:hyperlink w:anchor="_Toc234503808" w:history="1">
         <w:r>
           <w:rPr>
             <w:rStyle w:val="Hipervnculo"/>
             <w:rFonts w:ascii="NewsGotT" w:hAnsi="NewsGotT"/>
             <w:noProof/>
-          </w:rPr>
-          <w:t>9.5 Conclusión</w:t>
+            <w:highlight w:val="yellow"/>
+          </w:rPr>
+          <w:t>Anexo E. Carta Gantt</w:t>
         </w:r>
         <w:r>
           <w:rPr>
@@ -7445,7 +8219,7 @@
           <w:rPr>
             <w:noProof/>
           </w:rPr>
-          <w:instrText xml:space="preserve"> PAGEREF _Toc234182957 \h </w:instrText>
+          <w:instrText xml:space="preserve"> PAGEREF _Toc234503808 \h </w:instrText>
         </w:r>
         <w:r>
           <w:rPr>
@@ -7462,7 +8236,7 @@
           <w:rPr>
             <w:noProof/>
           </w:rPr>
-          <w:t>34</w:t>
+          <w:t>38</w:t>
         </w:r>
         <w:r>
           <w:rPr>
@@ -7474,7 +8248,7 @@
     </w:p>
     <w:p>
       <w:pPr>
-        <w:pStyle w:val="TDC1"/>
+        <w:pStyle w:val="TDC2"/>
         <w:tabs>
           <w:tab w:val="right" w:leader="dot" w:pos="8494"/>
         </w:tabs>
@@ -7486,14 +8260,14 @@
           <w:lang w:eastAsia="es-CL"/>
         </w:rPr>
       </w:pPr>
-      <w:hyperlink w:anchor="_Toc234182958" w:history="1">
+      <w:hyperlink w:anchor="_Toc234503809" w:history="1">
         <w:r>
           <w:rPr>
             <w:rStyle w:val="Hipervnculo"/>
             <w:rFonts w:ascii="NewsGotT" w:hAnsi="NewsGotT"/>
             <w:noProof/>
           </w:rPr>
-          <w:t>10. CONCLUSIONES</w:t>
+          <w:t>Anexo F. Evidencias de GitHub</w:t>
         </w:r>
         <w:r>
           <w:rPr>
@@ -7511,7 +8285,7 @@
           <w:rPr>
             <w:noProof/>
           </w:rPr>
-          <w:instrText xml:space="preserve"> PAGEREF _Toc234182958 \h </w:instrText>
+          <w:instrText xml:space="preserve"> PAGEREF _Toc234503809 \h </w:instrText>
         </w:r>
         <w:r>
           <w:rPr>
@@ -7528,7 +8302,7 @@
           <w:rPr>
             <w:noProof/>
           </w:rPr>
-          <w:t>35</w:t>
+          <w:t>38</w:t>
         </w:r>
         <w:r>
           <w:rPr>
@@ -7552,14 +8326,14 @@
           <w:lang w:eastAsia="es-CL"/>
         </w:rPr>
       </w:pPr>
-      <w:hyperlink w:anchor="_Toc234182959" w:history="1">
+      <w:hyperlink w:anchor="_Toc234503810" w:history="1">
         <w:r>
           <w:rPr>
             <w:rStyle w:val="Hipervnculo"/>
             <w:rFonts w:ascii="NewsGotT" w:hAnsi="NewsGotT"/>
             <w:noProof/>
           </w:rPr>
-          <w:t>10.1 Introducción</w:t>
+          <w:t>Anexo G. Evidencias de Render</w:t>
         </w:r>
         <w:r>
           <w:rPr>
@@ -7577,7 +8351,7 @@
           <w:rPr>
             <w:noProof/>
           </w:rPr>
-          <w:instrText xml:space="preserve"> PAGEREF _Toc234182959 \h </w:instrText>
+          <w:instrText xml:space="preserve"> PAGEREF _Toc234503810 \h </w:instrText>
         </w:r>
         <w:r>
           <w:rPr>
@@ -7594,7 +8368,7 @@
           <w:rPr>
             <w:noProof/>
           </w:rPr>
-          <w:t>35</w:t>
+          <w:t>39</w:t>
         </w:r>
         <w:r>
           <w:rPr>
@@ -7618,14 +8392,14 @@
           <w:lang w:eastAsia="es-CL"/>
         </w:rPr>
       </w:pPr>
-      <w:hyperlink w:anchor="_Toc234182960" w:history="1">
+      <w:hyperlink w:anchor="_Toc234503811" w:history="1">
         <w:r>
           <w:rPr>
             <w:rStyle w:val="Hipervnculo"/>
             <w:rFonts w:ascii="NewsGotT" w:hAnsi="NewsGotT"/>
             <w:noProof/>
           </w:rPr>
-          <w:t>10.2 Cumplimiento del Objetivo General</w:t>
+          <w:t>Anexo H. Evidencias de PostgreSQL</w:t>
         </w:r>
         <w:r>
           <w:rPr>
@@ -7643,7 +8417,7 @@
           <w:rPr>
             <w:noProof/>
           </w:rPr>
-          <w:instrText xml:space="preserve"> PAGEREF _Toc234182960 \h </w:instrText>
+          <w:instrText xml:space="preserve"> PAGEREF _Toc234503811 \h </w:instrText>
         </w:r>
         <w:r>
           <w:rPr>
@@ -7660,7 +8434,7 @@
           <w:rPr>
             <w:noProof/>
           </w:rPr>
-          <w:t>35</w:t>
+          <w:t>40</w:t>
         </w:r>
         <w:r>
           <w:rPr>
@@ -7684,14 +8458,14 @@
           <w:lang w:eastAsia="es-CL"/>
         </w:rPr>
       </w:pPr>
-      <w:hyperlink w:anchor="_Toc234182961" w:history="1">
+      <w:hyperlink w:anchor="_Toc234503812" w:history="1">
         <w:r>
           <w:rPr>
             <w:rStyle w:val="Hipervnculo"/>
             <w:rFonts w:ascii="NewsGotT" w:hAnsi="NewsGotT"/>
             <w:noProof/>
           </w:rPr>
-          <w:t>10.3 Cumplimiento de los Objetivos Específicos</w:t>
+          <w:t>Anexo I. Evidencias de Stripe Sandbox</w:t>
         </w:r>
         <w:r>
           <w:rPr>
@@ -7709,7 +8483,7 @@
           <w:rPr>
             <w:noProof/>
           </w:rPr>
-          <w:instrText xml:space="preserve"> PAGEREF _Toc234182961 \h </w:instrText>
+          <w:instrText xml:space="preserve"> PAGEREF _Toc234503812 \h </w:instrText>
         </w:r>
         <w:r>
           <w:rPr>
@@ -7726,7 +8500,7 @@
           <w:rPr>
             <w:noProof/>
           </w:rPr>
-          <w:t>35</w:t>
+          <w:t>41</w:t>
         </w:r>
         <w:r>
           <w:rPr>
@@ -7750,15 +8524,7 @@
           <w:lang w:eastAsia="es-CL"/>
         </w:rPr>
       </w:pPr>
-      <w:hyperlink w:anchor="_Toc234182962" w:history="1">
-        <w:r>
-          <w:rPr>
-            <w:rStyle w:val="Hipervnculo"/>
-            <w:rFonts w:ascii="NewsGotT" w:hAnsi="NewsGotT"/>
-            <w:noProof/>
-          </w:rPr>
-          <w:t>10.4 Resultados Alcanzados</w:t>
-        </w:r>
+      <w:hyperlink w:anchor="_Toc234503813" w:history="1">
         <w:r>
           <w:rPr>
             <w:noProof/>
@@ -7775,7 +8541,7 @@
           <w:rPr>
             <w:noProof/>
           </w:rPr>
-          <w:instrText xml:space="preserve"> PAGEREF _Toc234182962 \h </w:instrText>
+          <w:instrText xml:space="preserve"> PAGEREF _Toc234503813 \h </w:instrText>
         </w:r>
         <w:r>
           <w:rPr>
@@ -7792,7 +8558,7 @@
           <w:rPr>
             <w:noProof/>
           </w:rPr>
-          <w:t>36</w:t>
+          <w:t>41</w:t>
         </w:r>
         <w:r>
           <w:rPr>
@@ -7816,14 +8582,14 @@
           <w:lang w:eastAsia="es-CL"/>
         </w:rPr>
       </w:pPr>
-      <w:hyperlink w:anchor="_Toc234182963" w:history="1">
+      <w:hyperlink w:anchor="_Toc234503814" w:history="1">
         <w:r>
           <w:rPr>
             <w:rStyle w:val="Hipervnculo"/>
             <w:rFonts w:ascii="NewsGotT" w:hAnsi="NewsGotT"/>
             <w:noProof/>
           </w:rPr>
-          <w:t>10.5 Aprendizajes Obtenidos</w:t>
+          <w:t>Anexo J. Evidencias del Sistema</w:t>
         </w:r>
         <w:r>
           <w:rPr>
@@ -7841,7 +8607,7 @@
           <w:rPr>
             <w:noProof/>
           </w:rPr>
-          <w:instrText xml:space="preserve"> PAGEREF _Toc234182963 \h </w:instrText>
+          <w:instrText xml:space="preserve"> PAGEREF _Toc234503814 \h </w:instrText>
         </w:r>
         <w:r>
           <w:rPr>
@@ -7858,7 +8624,7 @@
           <w:rPr>
             <w:noProof/>
           </w:rPr>
-          <w:t>36</w:t>
+          <w:t>41</w:t>
         </w:r>
         <w:r>
           <w:rPr>
@@ -7882,15 +8648,7 @@
           <w:lang w:eastAsia="es-CL"/>
         </w:rPr>
       </w:pPr>
-      <w:hyperlink w:anchor="_Toc234182964" w:history="1">
-        <w:r>
-          <w:rPr>
-            <w:rStyle w:val="Hipervnculo"/>
-            <w:rFonts w:ascii="NewsGotT" w:hAnsi="NewsGotT"/>
-            <w:noProof/>
-          </w:rPr>
-          <w:t>10.6 Trabajo Futuro</w:t>
-        </w:r>
+      <w:hyperlink w:anchor="_Toc234503815" w:history="1">
         <w:r>
           <w:rPr>
             <w:noProof/>
@@ -7907,7 +8665,7 @@
           <w:rPr>
             <w:noProof/>
           </w:rPr>
-          <w:instrText xml:space="preserve"> PAGEREF _Toc234182964 \h </w:instrText>
+          <w:instrText xml:space="preserve"> PAGEREF _Toc234503815 \h </w:instrText>
         </w:r>
         <w:r>
           <w:rPr>
@@ -7924,7 +8682,7 @@
           <w:rPr>
             <w:noProof/>
           </w:rPr>
-          <w:t>36</w:t>
+          <w:t>43</w:t>
         </w:r>
         <w:r>
           <w:rPr>
@@ -7936,7 +8694,7 @@
     </w:p>
     <w:p>
       <w:pPr>
-        <w:pStyle w:val="TDC1"/>
+        <w:pStyle w:val="TDC2"/>
         <w:tabs>
           <w:tab w:val="right" w:leader="dot" w:pos="8494"/>
         </w:tabs>
@@ -7948,14 +8706,14 @@
           <w:lang w:eastAsia="es-CL"/>
         </w:rPr>
       </w:pPr>
-      <w:hyperlink w:anchor="_Toc234182965" w:history="1">
+      <w:hyperlink w:anchor="_Toc234503816" w:history="1">
         <w:r>
           <w:rPr>
             <w:rStyle w:val="Hipervnculo"/>
             <w:rFonts w:ascii="NewsGotT" w:hAnsi="NewsGotT"/>
             <w:noProof/>
           </w:rPr>
-          <w:t>11. ANEXOS</w:t>
+          <w:t>Anexo K. Planes de Prueba</w:t>
         </w:r>
         <w:r>
           <w:rPr>
@@ -7973,7 +8731,7 @@
           <w:rPr>
             <w:noProof/>
           </w:rPr>
-          <w:instrText xml:space="preserve"> PAGEREF _Toc234182965 \h </w:instrText>
+          <w:instrText xml:space="preserve"> PAGEREF _Toc234503816 \h </w:instrText>
         </w:r>
         <w:r>
           <w:rPr>
@@ -7990,7 +8748,7 @@
           <w:rPr>
             <w:noProof/>
           </w:rPr>
-          <w:t>37</w:t>
+          <w:t>43</w:t>
         </w:r>
         <w:r>
           <w:rPr>
@@ -8014,14 +8772,14 @@
           <w:lang w:eastAsia="es-CL"/>
         </w:rPr>
       </w:pPr>
-      <w:hyperlink w:anchor="_Toc234182966" w:history="1">
+      <w:hyperlink w:anchor="_Toc234503817" w:history="1">
         <w:r>
           <w:rPr>
             <w:rStyle w:val="Hipervnculo"/>
             <w:rFonts w:ascii="NewsGotT" w:hAnsi="NewsGotT"/>
             <w:noProof/>
           </w:rPr>
-          <w:t>Anexo A. Arquitectura del Sistema</w:t>
+          <w:t>Anexo L. Casos de Prueba</w:t>
         </w:r>
         <w:r>
           <w:rPr>
@@ -8039,935 +8797,7 @@
           <w:rPr>
             <w:noProof/>
           </w:rPr>
-          <w:instrText xml:space="preserve"> PAGEREF _Toc234182966 \h </w:instrText>
-        </w:r>
-        <w:r>
-          <w:rPr>
-            <w:noProof/>
-          </w:rPr>
-        </w:r>
-        <w:r>
-          <w:rPr>
-            <w:noProof/>
-          </w:rPr>
-          <w:fldChar w:fldCharType="separate"/>
-        </w:r>
-        <w:r>
-          <w:rPr>
-            <w:noProof/>
-          </w:rPr>
-          <w:t>37</w:t>
-        </w:r>
-        <w:r>
-          <w:rPr>
-            <w:noProof/>
-          </w:rPr>
-          <w:fldChar w:fldCharType="end"/>
-        </w:r>
-      </w:hyperlink>
-    </w:p>
-    <w:p>
-      <w:pPr>
-        <w:pStyle w:val="TDC2"/>
-        <w:tabs>
-          <w:tab w:val="right" w:leader="dot" w:pos="8494"/>
-        </w:tabs>
-        <w:rPr>
-          <w:rFonts w:eastAsiaTheme="minorEastAsia"/>
-          <w:noProof/>
-          <w:sz w:val="24"/>
-          <w:szCs w:val="24"/>
-          <w:lang w:eastAsia="es-CL"/>
-        </w:rPr>
-      </w:pPr>
-      <w:hyperlink w:anchor="_Toc234182967" w:history="1">
-        <w:r>
-          <w:rPr>
-            <w:rStyle w:val="Hipervnculo"/>
-            <w:rFonts w:ascii="NewsGotT" w:hAnsi="NewsGotT"/>
-            <w:noProof/>
-          </w:rPr>
-          <w:t>Anexo B. Diagrama de Casos de Uso</w:t>
-        </w:r>
-        <w:r>
-          <w:rPr>
-            <w:noProof/>
-          </w:rPr>
-          <w:tab/>
-        </w:r>
-        <w:r>
-          <w:rPr>
-            <w:noProof/>
-          </w:rPr>
-          <w:fldChar w:fldCharType="begin"/>
-        </w:r>
-        <w:r>
-          <w:rPr>
-            <w:noProof/>
-          </w:rPr>
-          <w:instrText xml:space="preserve"> PAGEREF _Toc234182967 \h </w:instrText>
-        </w:r>
-        <w:r>
-          <w:rPr>
-            <w:noProof/>
-          </w:rPr>
-        </w:r>
-        <w:r>
-          <w:rPr>
-            <w:noProof/>
-          </w:rPr>
-          <w:fldChar w:fldCharType="separate"/>
-        </w:r>
-        <w:r>
-          <w:rPr>
-            <w:noProof/>
-          </w:rPr>
-          <w:t>37</w:t>
-        </w:r>
-        <w:r>
-          <w:rPr>
-            <w:noProof/>
-          </w:rPr>
-          <w:fldChar w:fldCharType="end"/>
-        </w:r>
-      </w:hyperlink>
-    </w:p>
-    <w:p>
-      <w:pPr>
-        <w:pStyle w:val="TDC2"/>
-        <w:tabs>
-          <w:tab w:val="right" w:leader="dot" w:pos="8494"/>
-        </w:tabs>
-        <w:rPr>
-          <w:rFonts w:eastAsiaTheme="minorEastAsia"/>
-          <w:noProof/>
-          <w:sz w:val="24"/>
-          <w:szCs w:val="24"/>
-          <w:lang w:eastAsia="es-CL"/>
-        </w:rPr>
-      </w:pPr>
-      <w:hyperlink w:anchor="_Toc234182968" w:history="1">
-        <w:r>
-          <w:rPr>
-            <w:rStyle w:val="Hipervnculo"/>
-            <w:rFonts w:ascii="NewsGotT" w:hAnsi="NewsGotT"/>
-            <w:noProof/>
-          </w:rPr>
-          <w:t>Anexo C. Diagrama Entidad Relación (DER)</w:t>
-        </w:r>
-        <w:r>
-          <w:rPr>
-            <w:noProof/>
-          </w:rPr>
-          <w:tab/>
-        </w:r>
-        <w:r>
-          <w:rPr>
-            <w:noProof/>
-          </w:rPr>
-          <w:fldChar w:fldCharType="begin"/>
-        </w:r>
-        <w:r>
-          <w:rPr>
-            <w:noProof/>
-          </w:rPr>
-          <w:instrText xml:space="preserve"> PAGEREF _Toc234182968 \h </w:instrText>
-        </w:r>
-        <w:r>
-          <w:rPr>
-            <w:noProof/>
-          </w:rPr>
-        </w:r>
-        <w:r>
-          <w:rPr>
-            <w:noProof/>
-          </w:rPr>
-          <w:fldChar w:fldCharType="separate"/>
-        </w:r>
-        <w:r>
-          <w:rPr>
-            <w:noProof/>
-          </w:rPr>
-          <w:t>37</w:t>
-        </w:r>
-        <w:r>
-          <w:rPr>
-            <w:noProof/>
-          </w:rPr>
-          <w:fldChar w:fldCharType="end"/>
-        </w:r>
-      </w:hyperlink>
-    </w:p>
-    <w:p>
-      <w:pPr>
-        <w:pStyle w:val="TDC2"/>
-        <w:tabs>
-          <w:tab w:val="right" w:leader="dot" w:pos="8494"/>
-        </w:tabs>
-        <w:rPr>
-          <w:rFonts w:eastAsiaTheme="minorEastAsia"/>
-          <w:noProof/>
-          <w:sz w:val="24"/>
-          <w:szCs w:val="24"/>
-          <w:lang w:eastAsia="es-CL"/>
-        </w:rPr>
-      </w:pPr>
-      <w:hyperlink w:anchor="_Toc234182969" w:history="1">
-        <w:r>
-          <w:rPr>
-            <w:rStyle w:val="Hipervnculo"/>
-            <w:rFonts w:ascii="NewsGotT" w:hAnsi="NewsGotT"/>
-            <w:noProof/>
-          </w:rPr>
-          <w:t>Anexo D. Diagrama de Componentes</w:t>
-        </w:r>
-        <w:r>
-          <w:rPr>
-            <w:noProof/>
-          </w:rPr>
-          <w:tab/>
-        </w:r>
-        <w:r>
-          <w:rPr>
-            <w:noProof/>
-          </w:rPr>
-          <w:fldChar w:fldCharType="begin"/>
-        </w:r>
-        <w:r>
-          <w:rPr>
-            <w:noProof/>
-          </w:rPr>
-          <w:instrText xml:space="preserve"> PAGEREF _Toc234182969 \h </w:instrText>
-        </w:r>
-        <w:r>
-          <w:rPr>
-            <w:noProof/>
-          </w:rPr>
-        </w:r>
-        <w:r>
-          <w:rPr>
-            <w:noProof/>
-          </w:rPr>
-          <w:fldChar w:fldCharType="separate"/>
-        </w:r>
-        <w:r>
-          <w:rPr>
-            <w:noProof/>
-          </w:rPr>
-          <w:t>37</w:t>
-        </w:r>
-        <w:r>
-          <w:rPr>
-            <w:noProof/>
-          </w:rPr>
-          <w:fldChar w:fldCharType="end"/>
-        </w:r>
-      </w:hyperlink>
-    </w:p>
-    <w:p>
-      <w:pPr>
-        <w:pStyle w:val="TDC2"/>
-        <w:tabs>
-          <w:tab w:val="right" w:leader="dot" w:pos="8494"/>
-        </w:tabs>
-        <w:rPr>
-          <w:rFonts w:eastAsiaTheme="minorEastAsia"/>
-          <w:noProof/>
-          <w:sz w:val="24"/>
-          <w:szCs w:val="24"/>
-          <w:lang w:eastAsia="es-CL"/>
-        </w:rPr>
-      </w:pPr>
-      <w:hyperlink w:anchor="_Toc234182970" w:history="1">
-        <w:r>
-          <w:rPr>
-            <w:rStyle w:val="Hipervnculo"/>
-            <w:rFonts w:ascii="NewsGotT" w:hAnsi="NewsGotT"/>
-            <w:noProof/>
-            <w:highlight w:val="yellow"/>
-          </w:rPr>
-          <w:t>Anexo E. Ca</w:t>
-        </w:r>
-        <w:r>
-          <w:rPr>
-            <w:rStyle w:val="Hipervnculo"/>
-            <w:rFonts w:ascii="NewsGotT" w:hAnsi="NewsGotT"/>
-            <w:noProof/>
-            <w:highlight w:val="yellow"/>
-          </w:rPr>
-          <w:t>r</w:t>
-        </w:r>
-        <w:r>
-          <w:rPr>
-            <w:rStyle w:val="Hipervnculo"/>
-            <w:rFonts w:ascii="NewsGotT" w:hAnsi="NewsGotT"/>
-            <w:noProof/>
-            <w:highlight w:val="yellow"/>
-          </w:rPr>
-          <w:t>ta Gantt</w:t>
-        </w:r>
-        <w:r>
-          <w:rPr>
-            <w:noProof/>
-          </w:rPr>
-          <w:tab/>
-        </w:r>
-        <w:r>
-          <w:rPr>
-            <w:noProof/>
-          </w:rPr>
-          <w:fldChar w:fldCharType="begin"/>
-        </w:r>
-        <w:r>
-          <w:rPr>
-            <w:noProof/>
-          </w:rPr>
-          <w:instrText xml:space="preserve"> PAGEREF _Toc234182970 \h </w:instrText>
-        </w:r>
-        <w:r>
-          <w:rPr>
-            <w:noProof/>
-          </w:rPr>
-        </w:r>
-        <w:r>
-          <w:rPr>
-            <w:noProof/>
-          </w:rPr>
-          <w:fldChar w:fldCharType="separate"/>
-        </w:r>
-        <w:r>
-          <w:rPr>
-            <w:noProof/>
-          </w:rPr>
-          <w:t>37</w:t>
-        </w:r>
-        <w:r>
-          <w:rPr>
-            <w:noProof/>
-          </w:rPr>
-          <w:fldChar w:fldCharType="end"/>
-        </w:r>
-      </w:hyperlink>
-    </w:p>
-    <w:p>
-      <w:pPr>
-        <w:pStyle w:val="TDC2"/>
-        <w:tabs>
-          <w:tab w:val="right" w:leader="dot" w:pos="8494"/>
-        </w:tabs>
-        <w:rPr>
-          <w:rFonts w:eastAsiaTheme="minorEastAsia"/>
-          <w:noProof/>
-          <w:sz w:val="24"/>
-          <w:szCs w:val="24"/>
-          <w:lang w:eastAsia="es-CL"/>
-        </w:rPr>
-      </w:pPr>
-      <w:hyperlink w:anchor="_Toc234182971" w:history="1">
-        <w:r>
-          <w:rPr>
-            <w:rStyle w:val="Hipervnculo"/>
-            <w:rFonts w:ascii="NewsGotT" w:hAnsi="NewsGotT"/>
-            <w:noProof/>
-          </w:rPr>
-          <w:t>Anexo F. Evidencias de GitHub</w:t>
-        </w:r>
-        <w:r>
-          <w:rPr>
-            <w:noProof/>
-          </w:rPr>
-          <w:tab/>
-        </w:r>
-        <w:r>
-          <w:rPr>
-            <w:noProof/>
-          </w:rPr>
-          <w:fldChar w:fldCharType="begin"/>
-        </w:r>
-        <w:r>
-          <w:rPr>
-            <w:noProof/>
-          </w:rPr>
-          <w:instrText xml:space="preserve"> PAGEREF _Toc234182971 \h </w:instrText>
-        </w:r>
-        <w:r>
-          <w:rPr>
-            <w:noProof/>
-          </w:rPr>
-        </w:r>
-        <w:r>
-          <w:rPr>
-            <w:noProof/>
-          </w:rPr>
-          <w:fldChar w:fldCharType="separate"/>
-        </w:r>
-        <w:r>
-          <w:rPr>
-            <w:noProof/>
-          </w:rPr>
-          <w:t>37</w:t>
-        </w:r>
-        <w:r>
-          <w:rPr>
-            <w:noProof/>
-          </w:rPr>
-          <w:fldChar w:fldCharType="end"/>
-        </w:r>
-      </w:hyperlink>
-    </w:p>
-    <w:p>
-      <w:pPr>
-        <w:pStyle w:val="TDC2"/>
-        <w:tabs>
-          <w:tab w:val="right" w:leader="dot" w:pos="8494"/>
-        </w:tabs>
-        <w:rPr>
-          <w:rFonts w:eastAsiaTheme="minorEastAsia"/>
-          <w:noProof/>
-          <w:sz w:val="24"/>
-          <w:szCs w:val="24"/>
-          <w:lang w:eastAsia="es-CL"/>
-        </w:rPr>
-      </w:pPr>
-      <w:hyperlink w:anchor="_Toc234182972" w:history="1">
-        <w:r>
-          <w:rPr>
-            <w:rStyle w:val="Hipervnculo"/>
-            <w:rFonts w:ascii="NewsGotT" w:hAnsi="NewsGotT"/>
-            <w:noProof/>
-          </w:rPr>
-          <w:t>Anexo G. Evidencias de Render</w:t>
-        </w:r>
-        <w:r>
-          <w:rPr>
-            <w:noProof/>
-          </w:rPr>
-          <w:tab/>
-        </w:r>
-        <w:r>
-          <w:rPr>
-            <w:noProof/>
-          </w:rPr>
-          <w:fldChar w:fldCharType="begin"/>
-        </w:r>
-        <w:r>
-          <w:rPr>
-            <w:noProof/>
-          </w:rPr>
-          <w:instrText xml:space="preserve"> PAGEREF _Toc234182972 \h </w:instrText>
-        </w:r>
-        <w:r>
-          <w:rPr>
-            <w:noProof/>
-          </w:rPr>
-        </w:r>
-        <w:r>
-          <w:rPr>
-            <w:noProof/>
-          </w:rPr>
-          <w:fldChar w:fldCharType="separate"/>
-        </w:r>
-        <w:r>
-          <w:rPr>
-            <w:noProof/>
-          </w:rPr>
-          <w:t>39</w:t>
-        </w:r>
-        <w:r>
-          <w:rPr>
-            <w:noProof/>
-          </w:rPr>
-          <w:fldChar w:fldCharType="end"/>
-        </w:r>
-      </w:hyperlink>
-    </w:p>
-    <w:p>
-      <w:pPr>
-        <w:pStyle w:val="TDC2"/>
-        <w:tabs>
-          <w:tab w:val="right" w:leader="dot" w:pos="8494"/>
-        </w:tabs>
-        <w:rPr>
-          <w:rFonts w:eastAsiaTheme="minorEastAsia"/>
-          <w:noProof/>
-          <w:sz w:val="24"/>
-          <w:szCs w:val="24"/>
-          <w:lang w:eastAsia="es-CL"/>
-        </w:rPr>
-      </w:pPr>
-      <w:hyperlink w:anchor="_Toc234182973" w:history="1">
-        <w:r>
-          <w:rPr>
-            <w:rStyle w:val="Hipervnculo"/>
-            <w:rFonts w:ascii="NewsGotT" w:hAnsi="NewsGotT"/>
-            <w:noProof/>
-          </w:rPr>
-          <w:t>Anexo H. Evidencias de PostgreSQL</w:t>
-        </w:r>
-        <w:r>
-          <w:rPr>
-            <w:noProof/>
-          </w:rPr>
-          <w:tab/>
-        </w:r>
-        <w:r>
-          <w:rPr>
-            <w:noProof/>
-          </w:rPr>
-          <w:fldChar w:fldCharType="begin"/>
-        </w:r>
-        <w:r>
-          <w:rPr>
-            <w:noProof/>
-          </w:rPr>
-          <w:instrText xml:space="preserve"> PAGEREF _Toc234182973 \h </w:instrText>
-        </w:r>
-        <w:r>
-          <w:rPr>
-            <w:noProof/>
-          </w:rPr>
-        </w:r>
-        <w:r>
-          <w:rPr>
-            <w:noProof/>
-          </w:rPr>
-          <w:fldChar w:fldCharType="separate"/>
-        </w:r>
-        <w:r>
-          <w:rPr>
-            <w:noProof/>
-          </w:rPr>
-          <w:t>40</w:t>
-        </w:r>
-        <w:r>
-          <w:rPr>
-            <w:noProof/>
-          </w:rPr>
-          <w:fldChar w:fldCharType="end"/>
-        </w:r>
-      </w:hyperlink>
-    </w:p>
-    <w:p>
-      <w:pPr>
-        <w:pStyle w:val="TDC2"/>
-        <w:tabs>
-          <w:tab w:val="right" w:leader="dot" w:pos="8494"/>
-        </w:tabs>
-        <w:rPr>
-          <w:rFonts w:eastAsiaTheme="minorEastAsia"/>
-          <w:noProof/>
-          <w:sz w:val="24"/>
-          <w:szCs w:val="24"/>
-          <w:lang w:eastAsia="es-CL"/>
-        </w:rPr>
-      </w:pPr>
-      <w:hyperlink w:anchor="_Toc234182974" w:history="1">
-        <w:r>
-          <w:rPr>
-            <w:rStyle w:val="Hipervnculo"/>
-            <w:rFonts w:ascii="NewsGotT" w:hAnsi="NewsGotT"/>
-            <w:noProof/>
-          </w:rPr>
-          <w:t>Anexo I. Evidencias de Stripe Sandbox</w:t>
-        </w:r>
-        <w:r>
-          <w:rPr>
-            <w:noProof/>
-          </w:rPr>
-          <w:tab/>
-        </w:r>
-        <w:r>
-          <w:rPr>
-            <w:noProof/>
-          </w:rPr>
-          <w:fldChar w:fldCharType="begin"/>
-        </w:r>
-        <w:r>
-          <w:rPr>
-            <w:noProof/>
-          </w:rPr>
-          <w:instrText xml:space="preserve"> PAGEREF _Toc234182974 \h </w:instrText>
-        </w:r>
-        <w:r>
-          <w:rPr>
-            <w:noProof/>
-          </w:rPr>
-        </w:r>
-        <w:r>
-          <w:rPr>
-            <w:noProof/>
-          </w:rPr>
-          <w:fldChar w:fldCharType="separate"/>
-        </w:r>
-        <w:r>
-          <w:rPr>
-            <w:noProof/>
-          </w:rPr>
-          <w:t>41</w:t>
-        </w:r>
-        <w:r>
-          <w:rPr>
-            <w:noProof/>
-          </w:rPr>
-          <w:fldChar w:fldCharType="end"/>
-        </w:r>
-      </w:hyperlink>
-    </w:p>
-    <w:p>
-      <w:pPr>
-        <w:pStyle w:val="TDC2"/>
-        <w:tabs>
-          <w:tab w:val="right" w:leader="dot" w:pos="8494"/>
-        </w:tabs>
-        <w:rPr>
-          <w:rFonts w:eastAsiaTheme="minorEastAsia"/>
-          <w:noProof/>
-          <w:sz w:val="24"/>
-          <w:szCs w:val="24"/>
-          <w:lang w:eastAsia="es-CL"/>
-        </w:rPr>
-      </w:pPr>
-      <w:hyperlink w:anchor="_Toc234182975" w:history="1">
-        <w:r>
-          <w:rPr>
-            <w:noProof/>
-          </w:rPr>
-          <w:tab/>
-        </w:r>
-        <w:r>
-          <w:rPr>
-            <w:noProof/>
-          </w:rPr>
-          <w:fldChar w:fldCharType="begin"/>
-        </w:r>
-        <w:r>
-          <w:rPr>
-            <w:noProof/>
-          </w:rPr>
-          <w:instrText xml:space="preserve"> PAGEREF _Toc234182975 \h </w:instrText>
-        </w:r>
-        <w:r>
-          <w:rPr>
-            <w:noProof/>
-          </w:rPr>
-        </w:r>
-        <w:r>
-          <w:rPr>
-            <w:noProof/>
-          </w:rPr>
-          <w:fldChar w:fldCharType="separate"/>
-        </w:r>
-        <w:r>
-          <w:rPr>
-            <w:noProof/>
-          </w:rPr>
-          <w:t>41</w:t>
-        </w:r>
-        <w:r>
-          <w:rPr>
-            <w:noProof/>
-          </w:rPr>
-          <w:fldChar w:fldCharType="end"/>
-        </w:r>
-      </w:hyperlink>
-    </w:p>
-    <w:p>
-      <w:pPr>
-        <w:pStyle w:val="TDC2"/>
-        <w:tabs>
-          <w:tab w:val="right" w:leader="dot" w:pos="8494"/>
-        </w:tabs>
-        <w:rPr>
-          <w:rFonts w:eastAsiaTheme="minorEastAsia"/>
-          <w:noProof/>
-          <w:sz w:val="24"/>
-          <w:szCs w:val="24"/>
-          <w:lang w:eastAsia="es-CL"/>
-        </w:rPr>
-      </w:pPr>
-      <w:hyperlink w:anchor="_Toc234182976" w:history="1">
-        <w:r>
-          <w:rPr>
-            <w:rStyle w:val="Hipervnculo"/>
-            <w:rFonts w:ascii="NewsGotT" w:hAnsi="NewsGotT"/>
-            <w:noProof/>
-          </w:rPr>
-          <w:t>Anexo J. Evidencias del Sistema</w:t>
-        </w:r>
-        <w:r>
-          <w:rPr>
-            <w:noProof/>
-          </w:rPr>
-          <w:tab/>
-        </w:r>
-        <w:r>
-          <w:rPr>
-            <w:noProof/>
-          </w:rPr>
-          <w:fldChar w:fldCharType="begin"/>
-        </w:r>
-        <w:r>
-          <w:rPr>
-            <w:noProof/>
-          </w:rPr>
-          <w:instrText xml:space="preserve"> PAGEREF _Toc234182976 \h </w:instrText>
-        </w:r>
-        <w:r>
-          <w:rPr>
-            <w:noProof/>
-          </w:rPr>
-        </w:r>
-        <w:r>
-          <w:rPr>
-            <w:noProof/>
-          </w:rPr>
-          <w:fldChar w:fldCharType="separate"/>
-        </w:r>
-        <w:r>
-          <w:rPr>
-            <w:noProof/>
-          </w:rPr>
-          <w:t>41</w:t>
-        </w:r>
-        <w:r>
-          <w:rPr>
-            <w:noProof/>
-          </w:rPr>
-          <w:fldChar w:fldCharType="end"/>
-        </w:r>
-      </w:hyperlink>
-    </w:p>
-    <w:p>
-      <w:pPr>
-        <w:pStyle w:val="TDC2"/>
-        <w:tabs>
-          <w:tab w:val="right" w:leader="dot" w:pos="8494"/>
-        </w:tabs>
-        <w:rPr>
-          <w:rFonts w:eastAsiaTheme="minorEastAsia"/>
-          <w:noProof/>
-          <w:sz w:val="24"/>
-          <w:szCs w:val="24"/>
-          <w:lang w:eastAsia="es-CL"/>
-        </w:rPr>
-      </w:pPr>
-      <w:hyperlink w:anchor="_Toc234182977" w:history="1">
-        <w:r>
-          <w:rPr>
-            <w:noProof/>
-          </w:rPr>
-          <w:tab/>
-        </w:r>
-        <w:r>
-          <w:rPr>
-            <w:noProof/>
-          </w:rPr>
-          <w:fldChar w:fldCharType="begin"/>
-        </w:r>
-        <w:r>
-          <w:rPr>
-            <w:noProof/>
-          </w:rPr>
-          <w:instrText xml:space="preserve"> PAGEREF _Toc234182977 \h </w:instrText>
-        </w:r>
-        <w:r>
-          <w:rPr>
-            <w:noProof/>
-          </w:rPr>
-        </w:r>
-        <w:r>
-          <w:rPr>
-            <w:noProof/>
-          </w:rPr>
-          <w:fldChar w:fldCharType="separate"/>
-        </w:r>
-        <w:r>
-          <w:rPr>
-            <w:noProof/>
-          </w:rPr>
-          <w:t>43</w:t>
-        </w:r>
-        <w:r>
-          <w:rPr>
-            <w:noProof/>
-          </w:rPr>
-          <w:fldChar w:fldCharType="end"/>
-        </w:r>
-      </w:hyperlink>
-    </w:p>
-    <w:p>
-      <w:pPr>
-        <w:pStyle w:val="TDC2"/>
-        <w:tabs>
-          <w:tab w:val="right" w:leader="dot" w:pos="8494"/>
-        </w:tabs>
-        <w:rPr>
-          <w:rFonts w:eastAsiaTheme="minorEastAsia"/>
-          <w:noProof/>
-          <w:sz w:val="24"/>
-          <w:szCs w:val="24"/>
-          <w:lang w:eastAsia="es-CL"/>
-        </w:rPr>
-      </w:pPr>
-      <w:hyperlink w:anchor="_Toc234182978" w:history="1">
-        <w:r>
-          <w:rPr>
-            <w:rStyle w:val="Hipervnculo"/>
-            <w:rFonts w:ascii="NewsGotT" w:hAnsi="NewsGotT"/>
-            <w:noProof/>
-          </w:rPr>
-          <w:t>Anexo K. Planes de Prueba</w:t>
-        </w:r>
-        <w:r>
-          <w:rPr>
-            <w:noProof/>
-          </w:rPr>
-          <w:tab/>
-        </w:r>
-        <w:r>
-          <w:rPr>
-            <w:noProof/>
-          </w:rPr>
-          <w:fldChar w:fldCharType="begin"/>
-        </w:r>
-        <w:r>
-          <w:rPr>
-            <w:noProof/>
-          </w:rPr>
-          <w:instrText xml:space="preserve"> PAGEREF _Toc234182978 \h </w:instrText>
-        </w:r>
-        <w:r>
-          <w:rPr>
-            <w:noProof/>
-          </w:rPr>
-        </w:r>
-        <w:r>
-          <w:rPr>
-            <w:noProof/>
-          </w:rPr>
-          <w:fldChar w:fldCharType="separate"/>
-        </w:r>
-        <w:r>
-          <w:rPr>
-            <w:noProof/>
-          </w:rPr>
-          <w:t>43</w:t>
-        </w:r>
-        <w:r>
-          <w:rPr>
-            <w:noProof/>
-          </w:rPr>
-          <w:fldChar w:fldCharType="end"/>
-        </w:r>
-      </w:hyperlink>
-    </w:p>
-    <w:p>
-      <w:pPr>
-        <w:pStyle w:val="TDC2"/>
-        <w:tabs>
-          <w:tab w:val="right" w:leader="dot" w:pos="8494"/>
-        </w:tabs>
-        <w:rPr>
-          <w:rFonts w:eastAsiaTheme="minorEastAsia"/>
-          <w:noProof/>
-          <w:sz w:val="24"/>
-          <w:szCs w:val="24"/>
-          <w:lang w:eastAsia="es-CL"/>
-        </w:rPr>
-      </w:pPr>
-      <w:hyperlink w:anchor="_Toc234182979" w:history="1">
-        <w:r>
-          <w:rPr>
-            <w:rStyle w:val="Hipervnculo"/>
-            <w:rFonts w:ascii="NewsGotT" w:hAnsi="NewsGotT"/>
-            <w:noProof/>
-          </w:rPr>
-          <w:t>Anexo L. Casos de Prueba</w:t>
-        </w:r>
-        <w:r>
-          <w:rPr>
-            <w:noProof/>
-          </w:rPr>
-          <w:tab/>
-        </w:r>
-        <w:r>
-          <w:rPr>
-            <w:noProof/>
-          </w:rPr>
-          <w:fldChar w:fldCharType="begin"/>
-        </w:r>
-        <w:r>
-          <w:rPr>
-            <w:noProof/>
-          </w:rPr>
-          <w:instrText xml:space="preserve"> PAGEREF _Toc234182979 \h </w:instrText>
-        </w:r>
-        <w:r>
-          <w:rPr>
-            <w:noProof/>
-          </w:rPr>
-        </w:r>
-        <w:r>
-          <w:rPr>
-            <w:noProof/>
-          </w:rPr>
-          <w:fldChar w:fldCharType="separate"/>
-        </w:r>
-        <w:r>
-          <w:rPr>
-            <w:noProof/>
-          </w:rPr>
-          <w:t>43</w:t>
-        </w:r>
-        <w:r>
-          <w:rPr>
-            <w:noProof/>
-          </w:rPr>
-          <w:fldChar w:fldCharType="end"/>
-        </w:r>
-      </w:hyperlink>
-    </w:p>
-    <w:p>
-      <w:pPr>
-        <w:pStyle w:val="TDC2"/>
-        <w:tabs>
-          <w:tab w:val="right" w:leader="dot" w:pos="8494"/>
-        </w:tabs>
-        <w:rPr>
-          <w:rFonts w:eastAsiaTheme="minorEastAsia"/>
-          <w:noProof/>
-          <w:sz w:val="24"/>
-          <w:szCs w:val="24"/>
-          <w:lang w:eastAsia="es-CL"/>
-        </w:rPr>
-      </w:pPr>
-      <w:hyperlink w:anchor="_Toc234182980" w:history="1">
-        <w:r>
-          <w:rPr>
-            <w:rStyle w:val="Hipervnculo"/>
-            <w:rFonts w:ascii="NewsGotT" w:hAnsi="NewsGotT"/>
-            <w:noProof/>
-            <w:highlight w:val="yellow"/>
-          </w:rPr>
-          <w:t>Anexo M. Evidencias de Respaldo y Recuperación</w:t>
-        </w:r>
-        <w:r>
-          <w:rPr>
-            <w:noProof/>
-          </w:rPr>
-          <w:tab/>
-        </w:r>
-        <w:r>
-          <w:rPr>
-            <w:noProof/>
-          </w:rPr>
-          <w:fldChar w:fldCharType="begin"/>
-        </w:r>
-        <w:r>
-          <w:rPr>
-            <w:noProof/>
-          </w:rPr>
-          <w:instrText xml:space="preserve"> PAGEREF _Toc234182980 \h </w:instrText>
+          <w:instrText xml:space="preserve"> PAGEREF _Toc234503817 \h </w:instrText>
         </w:r>
         <w:r>
           <w:rPr>
@@ -9077,7 +8907,7 @@
           <w:color w:val="000000" w:themeColor="text1"/>
         </w:rPr>
       </w:pPr>
-      <w:bookmarkStart w:id="0" w:name="_Toc234182878"/>
+      <w:bookmarkStart w:id="0" w:name="_Toc234503717"/>
       <w:r>
         <w:rPr>
           <w:rFonts w:ascii="NewsGotT" w:hAnsi="NewsGotT"/>
@@ -9155,7 +8985,21 @@
         <w:rPr>
           <w:rFonts w:cs="Arial"/>
         </w:rPr>
-        <w:t>Durante el desarrollo del proyecto se aplicó la metodología ágil Scrum, organizando el trabajo mediante historias de usuario, Product Backlog y Sprint Backlog. Asimismo, se implementaron buenas prácticas de ingeniería de software, incluyendo pruebas funcionales, pruebas de integración, pruebas de rendimiento y pruebas de respaldo y recuperación, con el propósito de validar la calidad del sistema antes de su despliegue.</w:t>
+        <w:t xml:space="preserve">Durante el desarrollo del proyecto se aplicó la metodología ágil Scrum, organizando el trabajo mediante historias de usuario, </w:t>
+      </w:r>
+      <w:proofErr w:type="spellStart"/>
+      <w:r>
+        <w:rPr>
+          <w:rFonts w:cs="Arial"/>
+        </w:rPr>
+        <w:t>Product</w:t>
+      </w:r>
+      <w:proofErr w:type="spellEnd"/>
+      <w:r>
+        <w:rPr>
+          <w:rFonts w:cs="Arial"/>
+        </w:rPr>
+        <w:t xml:space="preserve"> Backlog y Sprint Backlog. Asimismo, se implementaron buenas prácticas de ingeniería de software, incluyendo pruebas funcionales, pruebas de integración, pruebas de rendimiento y pruebas de respaldo y recuperación, con el propósito de validar la calidad del sistema antes de su despliegue.</w:t>
       </w:r>
     </w:p>
     <w:p>
@@ -9314,7 +9158,7 @@
           <w:color w:val="000000" w:themeColor="text1"/>
         </w:rPr>
       </w:pPr>
-      <w:bookmarkStart w:id="1" w:name="_Toc234182879"/>
+      <w:bookmarkStart w:id="1" w:name="_Toc234503718"/>
       <w:r>
         <w:rPr>
           <w:rFonts w:ascii="NewsGotT" w:hAnsi="NewsGotT"/>
@@ -9340,7 +9184,7 @@
           <w:color w:val="000000" w:themeColor="text1"/>
         </w:rPr>
       </w:pPr>
-      <w:bookmarkStart w:id="2" w:name="_Toc234182880"/>
+      <w:bookmarkStart w:id="2" w:name="_Toc234503719"/>
       <w:r>
         <w:rPr>
           <w:rFonts w:ascii="NewsGotT" w:hAnsi="NewsGotT"/>
@@ -9451,7 +9295,7 @@
         </w:rPr>
         <w:t xml:space="preserve"> </w:t>
       </w:r>
-      <w:bookmarkStart w:id="3" w:name="_Toc234182881"/>
+      <w:bookmarkStart w:id="3" w:name="_Toc234503720"/>
       <w:r>
         <w:rPr>
           <w:rFonts w:ascii="NewsGotT" w:hAnsi="NewsGotT"/>
@@ -9750,14 +9594,6 @@
           <w:szCs w:val="20"/>
         </w:rPr>
       </w:pPr>
-      <w:r>
-        <w:rPr>
-          <w:rFonts w:ascii="NewsGotT" w:hAnsi="NewsGotT"/>
-          <w:sz w:val="20"/>
-          <w:szCs w:val="20"/>
-        </w:rPr>
-        <w:t>Adicionalmente, durante el desarrollo del proyecto se identificaron problemas técnicos asociados al uso de SQLite como base de datos en producción y al manejo de sesiones mediante sessionStorage, los cuales fueron corregidos mediante la migración a PostgreSQL y la implementación exclusiva del sistema de autenticación de Django.</w:t>
-      </w:r>
     </w:p>
     <w:p>
       <w:pPr>
@@ -9827,7 +9663,7 @@
           <w:color w:val="000000" w:themeColor="text1"/>
         </w:rPr>
       </w:pPr>
-      <w:bookmarkStart w:id="4" w:name="_Toc234182882"/>
+      <w:bookmarkStart w:id="4" w:name="_Toc234503721"/>
       <w:r>
         <w:rPr>
           <w:rFonts w:ascii="NewsGotT" w:hAnsi="NewsGotT"/>
@@ -9954,7 +9790,7 @@
           <w:color w:val="000000" w:themeColor="text1"/>
         </w:rPr>
       </w:pPr>
-      <w:bookmarkStart w:id="5" w:name="_Toc234182883"/>
+      <w:bookmarkStart w:id="5" w:name="_Toc234503722"/>
       <w:r>
         <w:rPr>
           <w:rFonts w:ascii="NewsGotT" w:hAnsi="NewsGotT"/>
@@ -10002,7 +9838,7 @@
           <w:color w:val="000000" w:themeColor="text1"/>
         </w:rPr>
       </w:pPr>
-      <w:bookmarkStart w:id="6" w:name="_Toc234182884"/>
+      <w:bookmarkStart w:id="6" w:name="_Toc234503723"/>
       <w:r>
         <w:rPr>
           <w:rFonts w:ascii="NewsGotT" w:hAnsi="NewsGotT"/>
@@ -10170,6 +10006,29 @@
     </w:p>
     <w:p>
       <w:pPr>
+        <w:pStyle w:val="Prrafodelista"/>
+        <w:numPr>
+          <w:ilvl w:val="0"/>
+          <w:numId w:val="3"/>
+        </w:numPr>
+        <w:spacing w:after="120"/>
+        <w:rPr>
+          <w:rFonts w:ascii="NewsGotT" w:hAnsi="NewsGotT"/>
+          <w:sz w:val="20"/>
+          <w:szCs w:val="20"/>
+        </w:rPr>
+      </w:pPr>
+      <w:r>
+        <w:rPr>
+          <w:rFonts w:ascii="NewsGotT" w:hAnsi="NewsGotT"/>
+          <w:sz w:val="20"/>
+          <w:szCs w:val="20"/>
+        </w:rPr>
+        <w:t>Implementar la asignación de barberos y el bloqueo dinámico de horarios disponibles según la disponibilidad registrada en PostgreSQL</w:t>
+      </w:r>
+    </w:p>
+    <w:p>
+      <w:pPr>
         <w:spacing w:after="120"/>
         <w:rPr>
           <w:rFonts w:ascii="NewsGotT" w:hAnsi="NewsGotT"/>
@@ -10373,13 +10232,12 @@
           <w:color w:val="000000" w:themeColor="text1"/>
         </w:rPr>
       </w:pPr>
-      <w:bookmarkStart w:id="7" w:name="_Toc234182885"/>
-      <w:r>
-        <w:rPr>
-          <w:rFonts w:ascii="NewsGotT" w:hAnsi="NewsGotT"/>
-          <w:color w:val="000000" w:themeColor="text1"/>
-        </w:rPr>
-        <w:lastRenderedPageBreak/>
+      <w:bookmarkStart w:id="7" w:name="_Toc234503724"/>
+      <w:r>
+        <w:rPr>
+          <w:rFonts w:ascii="NewsGotT" w:hAnsi="NewsGotT"/>
+          <w:color w:val="000000" w:themeColor="text1"/>
+        </w:rPr>
         <w:t>Objetivos SMART</w:t>
       </w:r>
       <w:bookmarkEnd w:id="7"/>
@@ -10406,6 +10264,7 @@
         <w:tc>
           <w:tcPr>
             <w:tcW w:w="4827" w:type="dxa"/>
+            <w:shd w:val="clear" w:color="auto" w:fill="7F7F7F" w:themeFill="text1" w:themeFillTint="80"/>
             <w:hideMark/>
           </w:tcPr>
           <w:p>
@@ -10436,6 +10295,7 @@
         <w:tc>
           <w:tcPr>
             <w:tcW w:w="1097" w:type="dxa"/>
+            <w:shd w:val="clear" w:color="auto" w:fill="7F7F7F" w:themeFill="text1" w:themeFillTint="80"/>
             <w:hideMark/>
           </w:tcPr>
           <w:p>
@@ -10465,6 +10325,7 @@
         <w:tc>
           <w:tcPr>
             <w:tcW w:w="0" w:type="auto"/>
+            <w:shd w:val="clear" w:color="auto" w:fill="7F7F7F" w:themeFill="text1" w:themeFillTint="80"/>
             <w:hideMark/>
           </w:tcPr>
           <w:p>
@@ -10494,6 +10355,7 @@
         <w:tc>
           <w:tcPr>
             <w:tcW w:w="0" w:type="auto"/>
+            <w:shd w:val="clear" w:color="auto" w:fill="7F7F7F" w:themeFill="text1" w:themeFillTint="80"/>
             <w:hideMark/>
           </w:tcPr>
           <w:p>
@@ -10523,6 +10385,7 @@
         <w:tc>
           <w:tcPr>
             <w:tcW w:w="0" w:type="auto"/>
+            <w:shd w:val="clear" w:color="auto" w:fill="7F7F7F" w:themeFill="text1" w:themeFillTint="80"/>
             <w:hideMark/>
           </w:tcPr>
           <w:p>
@@ -10552,6 +10415,7 @@
         <w:tc>
           <w:tcPr>
             <w:tcW w:w="0" w:type="auto"/>
+            <w:shd w:val="clear" w:color="auto" w:fill="7F7F7F" w:themeFill="text1" w:themeFillTint="80"/>
             <w:hideMark/>
           </w:tcPr>
           <w:p>
@@ -11388,7 +11252,7 @@
           <w:color w:val="000000" w:themeColor="text1"/>
         </w:rPr>
       </w:pPr>
-      <w:bookmarkStart w:id="8" w:name="_Toc234182886"/>
+      <w:bookmarkStart w:id="8" w:name="_Toc234503725"/>
       <w:r>
         <w:rPr>
           <w:rFonts w:ascii="NewsGotT" w:hAnsi="NewsGotT"/>
@@ -11730,6 +11594,167 @@
     <w:p>
       <w:pPr>
         <w:pStyle w:val="Prrafodelista"/>
+        <w:numPr>
+          <w:ilvl w:val="0"/>
+          <w:numId w:val="12"/>
+        </w:numPr>
+        <w:spacing w:after="120"/>
+        <w:rPr>
+          <w:rFonts w:ascii="NewsGotT" w:hAnsi="NewsGotT"/>
+          <w:sz w:val="20"/>
+          <w:szCs w:val="20"/>
+        </w:rPr>
+      </w:pPr>
+      <w:r>
+        <w:rPr>
+          <w:rFonts w:ascii="NewsGotT" w:hAnsi="NewsGotT"/>
+          <w:sz w:val="20"/>
+          <w:szCs w:val="20"/>
+        </w:rPr>
+        <w:t>Selección de barbero.</w:t>
+      </w:r>
+    </w:p>
+    <w:p>
+      <w:pPr>
+        <w:pStyle w:val="Prrafodelista"/>
+        <w:numPr>
+          <w:ilvl w:val="0"/>
+          <w:numId w:val="12"/>
+        </w:numPr>
+        <w:spacing w:after="120"/>
+        <w:rPr>
+          <w:rFonts w:ascii="NewsGotT" w:hAnsi="NewsGotT"/>
+          <w:sz w:val="20"/>
+          <w:szCs w:val="20"/>
+        </w:rPr>
+      </w:pPr>
+      <w:r>
+        <w:rPr>
+          <w:rFonts w:ascii="NewsGotT" w:hAnsi="NewsGotT"/>
+          <w:sz w:val="20"/>
+          <w:szCs w:val="20"/>
+        </w:rPr>
+        <w:t>Consulta dinámica de disponibilidad.</w:t>
+      </w:r>
+    </w:p>
+    <w:p>
+      <w:pPr>
+        <w:pStyle w:val="Prrafodelista"/>
+        <w:numPr>
+          <w:ilvl w:val="0"/>
+          <w:numId w:val="12"/>
+        </w:numPr>
+        <w:spacing w:after="120"/>
+        <w:rPr>
+          <w:rFonts w:ascii="NewsGotT" w:hAnsi="NewsGotT"/>
+          <w:sz w:val="20"/>
+          <w:szCs w:val="20"/>
+        </w:rPr>
+      </w:pPr>
+      <w:r>
+        <w:rPr>
+          <w:rFonts w:ascii="NewsGotT" w:hAnsi="NewsGotT"/>
+          <w:sz w:val="20"/>
+          <w:szCs w:val="20"/>
+        </w:rPr>
+        <w:t>Bloqueo automático de horarios.</w:t>
+      </w:r>
+    </w:p>
+    <w:p>
+      <w:pPr>
+        <w:pStyle w:val="Prrafodelista"/>
+        <w:numPr>
+          <w:ilvl w:val="0"/>
+          <w:numId w:val="12"/>
+        </w:numPr>
+        <w:spacing w:after="120"/>
+        <w:rPr>
+          <w:rFonts w:ascii="NewsGotT" w:hAnsi="NewsGotT"/>
+          <w:sz w:val="20"/>
+          <w:szCs w:val="20"/>
+        </w:rPr>
+      </w:pPr>
+      <w:r>
+        <w:rPr>
+          <w:rFonts w:ascii="NewsGotT" w:hAnsi="NewsGotT"/>
+          <w:sz w:val="20"/>
+          <w:szCs w:val="20"/>
+        </w:rPr>
+        <w:t>Panel administrativo de reservas por barbero.</w:t>
+      </w:r>
+    </w:p>
+    <w:p>
+      <w:pPr>
+        <w:pStyle w:val="Prrafodelista"/>
+        <w:numPr>
+          <w:ilvl w:val="0"/>
+          <w:numId w:val="12"/>
+        </w:numPr>
+        <w:spacing w:after="120"/>
+        <w:rPr>
+          <w:rFonts w:ascii="NewsGotT" w:hAnsi="NewsGotT"/>
+          <w:sz w:val="20"/>
+          <w:szCs w:val="20"/>
+        </w:rPr>
+      </w:pPr>
+      <w:r>
+        <w:rPr>
+          <w:rFonts w:ascii="NewsGotT" w:hAnsi="NewsGotT"/>
+          <w:sz w:val="20"/>
+          <w:szCs w:val="20"/>
+        </w:rPr>
+        <w:t>El sistema consulta únicamente los horarios disponibles para ese barbero.</w:t>
+      </w:r>
+    </w:p>
+    <w:p>
+      <w:pPr>
+        <w:pStyle w:val="Prrafodelista"/>
+        <w:numPr>
+          <w:ilvl w:val="0"/>
+          <w:numId w:val="12"/>
+        </w:numPr>
+        <w:spacing w:after="120"/>
+        <w:rPr>
+          <w:rFonts w:ascii="NewsGotT" w:hAnsi="NewsGotT"/>
+          <w:sz w:val="20"/>
+          <w:szCs w:val="20"/>
+        </w:rPr>
+      </w:pPr>
+      <w:r>
+        <w:rPr>
+          <w:rFonts w:ascii="NewsGotT" w:hAnsi="NewsGotT"/>
+          <w:sz w:val="20"/>
+          <w:szCs w:val="20"/>
+        </w:rPr>
+        <w:t>Los horarios ocupados se bloquean automáticamente.</w:t>
+      </w:r>
+    </w:p>
+    <w:p>
+      <w:pPr>
+        <w:pStyle w:val="Prrafodelista"/>
+        <w:numPr>
+          <w:ilvl w:val="0"/>
+          <w:numId w:val="12"/>
+        </w:numPr>
+        <w:spacing w:after="120"/>
+        <w:rPr>
+          <w:rFonts w:ascii="NewsGotT" w:hAnsi="NewsGotT"/>
+          <w:sz w:val="20"/>
+          <w:szCs w:val="20"/>
+        </w:rPr>
+      </w:pPr>
+      <w:r>
+        <w:rPr>
+          <w:rFonts w:ascii="NewsGotT" w:hAnsi="NewsGotT"/>
+          <w:sz w:val="20"/>
+          <w:szCs w:val="20"/>
+        </w:rPr>
+        <w:t>El administrador puede visualizar el barbero asignado en cada reserva</w:t>
+      </w:r>
+    </w:p>
+    <w:p>
+      <w:pPr>
+        <w:pStyle w:val="Prrafodelista"/>
         <w:spacing w:after="120"/>
         <w:ind w:left="0"/>
         <w:jc w:val="both"/>
@@ -11877,13 +11902,12 @@
           <w:color w:val="000000" w:themeColor="text1"/>
         </w:rPr>
       </w:pPr>
-      <w:bookmarkStart w:id="9" w:name="_Toc234182887"/>
-      <w:r>
-        <w:rPr>
-          <w:rFonts w:ascii="NewsGotT" w:hAnsi="NewsGotT"/>
-          <w:color w:val="000000" w:themeColor="text1"/>
-        </w:rPr>
-        <w:lastRenderedPageBreak/>
+      <w:bookmarkStart w:id="9" w:name="_Toc234503726"/>
+      <w:r>
+        <w:rPr>
+          <w:rFonts w:ascii="NewsGotT" w:hAnsi="NewsGotT"/>
+          <w:color w:val="000000" w:themeColor="text1"/>
+        </w:rPr>
         <w:t>Factibilidad del Proyecto</w:t>
       </w:r>
       <w:bookmarkEnd w:id="9"/>
@@ -11896,7 +11920,7 @@
           <w:color w:val="000000" w:themeColor="text1"/>
         </w:rPr>
       </w:pPr>
-      <w:bookmarkStart w:id="10" w:name="_Toc234182888"/>
+      <w:bookmarkStart w:id="10" w:name="_Toc234503727"/>
       <w:r>
         <w:rPr>
           <w:rFonts w:ascii="NewsGotT" w:hAnsi="NewsGotT"/>
@@ -11928,7 +11952,7 @@
           <w:color w:val="000000" w:themeColor="text1"/>
         </w:rPr>
       </w:pPr>
-      <w:bookmarkStart w:id="11" w:name="_Toc234182889"/>
+      <w:bookmarkStart w:id="11" w:name="_Toc234503728"/>
       <w:r>
         <w:rPr>
           <w:rFonts w:ascii="NewsGotT" w:hAnsi="NewsGotT"/>
@@ -11960,7 +11984,7 @@
           <w:color w:val="000000" w:themeColor="text1"/>
         </w:rPr>
       </w:pPr>
-      <w:bookmarkStart w:id="12" w:name="_Toc234182890"/>
+      <w:bookmarkStart w:id="12" w:name="_Toc234503729"/>
       <w:r>
         <w:rPr>
           <w:rFonts w:ascii="NewsGotT" w:hAnsi="NewsGotT"/>
@@ -12009,7 +12033,7 @@
           <w:color w:val="000000" w:themeColor="text1"/>
         </w:rPr>
       </w:pPr>
-      <w:bookmarkStart w:id="13" w:name="_Toc234182891"/>
+      <w:bookmarkStart w:id="13" w:name="_Toc234503730"/>
       <w:r>
         <w:rPr>
           <w:rFonts w:ascii="NewsGotT" w:hAnsi="NewsGotT"/>
@@ -12601,13 +12625,12 @@
           <w:color w:val="000000" w:themeColor="text1"/>
         </w:rPr>
       </w:pPr>
-      <w:bookmarkStart w:id="14" w:name="_Toc234182892"/>
-      <w:r>
-        <w:rPr>
-          <w:rFonts w:ascii="NewsGotT" w:hAnsi="NewsGotT"/>
-          <w:color w:val="000000" w:themeColor="text1"/>
-        </w:rPr>
-        <w:lastRenderedPageBreak/>
+      <w:bookmarkStart w:id="14" w:name="_Toc234503731"/>
+      <w:r>
+        <w:rPr>
+          <w:rFonts w:ascii="NewsGotT" w:hAnsi="NewsGotT"/>
+          <w:color w:val="000000" w:themeColor="text1"/>
+        </w:rPr>
         <w:t>GESTIÓN DEL PROYECTO</w:t>
       </w:r>
       <w:bookmarkEnd w:id="14"/>
@@ -12620,7 +12643,7 @@
           <w:color w:val="000000" w:themeColor="text1"/>
         </w:rPr>
       </w:pPr>
-      <w:bookmarkStart w:id="15" w:name="_Toc234182893"/>
+      <w:bookmarkStart w:id="15" w:name="_Toc234503732"/>
       <w:r>
         <w:rPr>
           <w:rFonts w:ascii="NewsGotT" w:hAnsi="NewsGotT"/>
@@ -12671,7 +12694,7 @@
           <w:color w:val="000000" w:themeColor="text1"/>
         </w:rPr>
       </w:pPr>
-      <w:bookmarkStart w:id="16" w:name="_Toc234182894"/>
+      <w:bookmarkStart w:id="16" w:name="_Toc234503733"/>
       <w:r>
         <w:rPr>
           <w:rFonts w:ascii="NewsGotT" w:hAnsi="NewsGotT"/>
@@ -12691,7 +12714,21 @@
         <w:rPr>
           <w:rFonts w:ascii="NewsGotT" w:hAnsi="NewsGotT"/>
         </w:rPr>
-        <w:t>Para el desarrollo del proyecto se seleccionó la metodología Scrum, debido a que permite dividir el trabajo en iteraciones denominadas Sprints, facilitando la implementación progresiva de funcionalidades y la validación continua del producto.</w:t>
+        <w:t xml:space="preserve">Para el desarrollo del proyecto se seleccionó la metodología Scrum, debido a que permite dividir el trabajo en iteraciones denominadas </w:t>
+      </w:r>
+      <w:proofErr w:type="spellStart"/>
+      <w:r>
+        <w:rPr>
+          <w:rFonts w:ascii="NewsGotT" w:hAnsi="NewsGotT"/>
+        </w:rPr>
+        <w:t>Sprints</w:t>
+      </w:r>
+      <w:proofErr w:type="spellEnd"/>
+      <w:r>
+        <w:rPr>
+          <w:rFonts w:ascii="NewsGotT" w:hAnsi="NewsGotT"/>
+        </w:rPr>
+        <w:t>, facilitando la implementación progresiva de funcionalidades y la validación continua del producto.</w:t>
       </w:r>
     </w:p>
     <w:p>
@@ -12740,7 +12777,21 @@
         <w:rPr>
           <w:rFonts w:ascii="NewsGotT" w:hAnsi="NewsGotT"/>
         </w:rPr>
-        <w:t>Priorizar las funcionalidades mediante un Product Backlog.</w:t>
+        <w:t xml:space="preserve">Priorizar las funcionalidades mediante un </w:t>
+      </w:r>
+      <w:proofErr w:type="spellStart"/>
+      <w:r>
+        <w:rPr>
+          <w:rFonts w:ascii="NewsGotT" w:hAnsi="NewsGotT"/>
+        </w:rPr>
+        <w:t>Product</w:t>
+      </w:r>
+      <w:proofErr w:type="spellEnd"/>
+      <w:r>
+        <w:rPr>
+          <w:rFonts w:ascii="NewsGotT" w:hAnsi="NewsGotT"/>
+        </w:rPr>
+        <w:t xml:space="preserve"> Backlog.</w:t>
       </w:r>
     </w:p>
     <w:p>
@@ -12758,7 +12809,21 @@
         <w:rPr>
           <w:rFonts w:ascii="NewsGotT" w:hAnsi="NewsGotT"/>
         </w:rPr>
-        <w:t>Planificar el trabajo por Sprints.</w:t>
+        <w:t xml:space="preserve">Planificar el trabajo por </w:t>
+      </w:r>
+      <w:proofErr w:type="spellStart"/>
+      <w:r>
+        <w:rPr>
+          <w:rFonts w:ascii="NewsGotT" w:hAnsi="NewsGotT"/>
+        </w:rPr>
+        <w:t>Sprints</w:t>
+      </w:r>
+      <w:proofErr w:type="spellEnd"/>
+      <w:r>
+        <w:rPr>
+          <w:rFonts w:ascii="NewsGotT" w:hAnsi="NewsGotT"/>
+        </w:rPr>
+        <w:t>.</w:t>
       </w:r>
     </w:p>
     <w:p>
@@ -12823,7 +12888,7 @@
           <w:color w:val="000000" w:themeColor="text1"/>
         </w:rPr>
       </w:pPr>
-      <w:bookmarkStart w:id="17" w:name="_Toc234182895"/>
+      <w:bookmarkStart w:id="17" w:name="_Toc234503734"/>
       <w:r>
         <w:rPr>
           <w:rFonts w:ascii="NewsGotT" w:hAnsi="NewsGotT"/>
@@ -12996,6 +13061,7 @@
         <w:rPr>
           <w:rFonts w:ascii="NewsGotT" w:hAnsi="NewsGotT"/>
         </w:rPr>
+        <w:lastRenderedPageBreak/>
         <w:t xml:space="preserve">Corrección de observaciones. </w:t>
       </w:r>
     </w:p>
@@ -13055,7 +13121,7 @@
           <w:color w:val="000000" w:themeColor="text1"/>
         </w:rPr>
       </w:pPr>
-      <w:bookmarkStart w:id="18" w:name="_Toc234182896"/>
+      <w:bookmarkStart w:id="18" w:name="_Toc234503735"/>
       <w:r>
         <w:rPr>
           <w:rFonts w:ascii="NewsGotT" w:hAnsi="NewsGotT"/>
@@ -13186,11 +13252,19 @@
                 <w:rFonts w:ascii="NewsGotT" w:hAnsi="NewsGotT"/>
               </w:rPr>
             </w:pPr>
-            <w:r>
-              <w:rPr>
-                <w:rFonts w:ascii="NewsGotT" w:hAnsi="NewsGotT"/>
-              </w:rPr>
-              <w:t>Product Owner</w:t>
+            <w:proofErr w:type="spellStart"/>
+            <w:r>
+              <w:rPr>
+                <w:rFonts w:ascii="NewsGotT" w:hAnsi="NewsGotT"/>
+              </w:rPr>
+              <w:t>Product</w:t>
+            </w:r>
+            <w:proofErr w:type="spellEnd"/>
+            <w:r>
+              <w:rPr>
+                <w:rFonts w:ascii="NewsGotT" w:hAnsi="NewsGotT"/>
+              </w:rPr>
+              <w:t xml:space="preserve"> Owner</w:t>
             </w:r>
           </w:p>
         </w:tc>
@@ -13230,7 +13304,21 @@
               <w:rPr>
                 <w:rFonts w:ascii="NewsGotT" w:hAnsi="NewsGotT"/>
               </w:rPr>
-              <w:t>Definir los requerimientos, priorizar el Product Backlog y validar el cumplimiento de los objetivos del proyecto.</w:t>
+              <w:t xml:space="preserve">Definir los requerimientos, priorizar el </w:t>
+            </w:r>
+            <w:proofErr w:type="spellStart"/>
+            <w:r>
+              <w:rPr>
+                <w:rFonts w:ascii="NewsGotT" w:hAnsi="NewsGotT"/>
+              </w:rPr>
+              <w:t>Product</w:t>
+            </w:r>
+            <w:proofErr w:type="spellEnd"/>
+            <w:r>
+              <w:rPr>
+                <w:rFonts w:ascii="NewsGotT" w:hAnsi="NewsGotT"/>
+              </w:rPr>
+              <w:t xml:space="preserve"> Backlog y validar el cumplimiento de los objetivos del proyecto.</w:t>
             </w:r>
           </w:p>
         </w:tc>
@@ -13301,7 +13389,21 @@
               <w:rPr>
                 <w:rFonts w:ascii="NewsGotT" w:hAnsi="NewsGotT"/>
               </w:rPr>
-              <w:t>Planificar los Sprints, gestionar el avance del proyecto y asegurar la correcta aplicación de la metodología Scrum.</w:t>
+              <w:t xml:space="preserve">Planificar los </w:t>
+            </w:r>
+            <w:proofErr w:type="spellStart"/>
+            <w:r>
+              <w:rPr>
+                <w:rFonts w:ascii="NewsGotT" w:hAnsi="NewsGotT"/>
+              </w:rPr>
+              <w:t>Sprints</w:t>
+            </w:r>
+            <w:proofErr w:type="spellEnd"/>
+            <w:r>
+              <w:rPr>
+                <w:rFonts w:ascii="NewsGotT" w:hAnsi="NewsGotT"/>
+              </w:rPr>
+              <w:t>, gestionar el avance del proyecto y asegurar la correcta aplicación de la metodología Scrum.</w:t>
             </w:r>
           </w:p>
         </w:tc>
@@ -13322,11 +13424,19 @@
                 <w:rFonts w:ascii="NewsGotT" w:hAnsi="NewsGotT"/>
               </w:rPr>
             </w:pPr>
-            <w:r>
-              <w:rPr>
-                <w:rFonts w:ascii="NewsGotT" w:hAnsi="NewsGotT"/>
-              </w:rPr>
-              <w:t>Development Team</w:t>
+            <w:proofErr w:type="spellStart"/>
+            <w:r>
+              <w:rPr>
+                <w:rFonts w:ascii="NewsGotT" w:hAnsi="NewsGotT"/>
+              </w:rPr>
+              <w:t>Development</w:t>
+            </w:r>
+            <w:proofErr w:type="spellEnd"/>
+            <w:r>
+              <w:rPr>
+                <w:rFonts w:ascii="NewsGotT" w:hAnsi="NewsGotT"/>
+              </w:rPr>
+              <w:t xml:space="preserve"> Team</w:t>
             </w:r>
           </w:p>
         </w:tc>
@@ -13397,13 +13507,22 @@
           <w:color w:val="000000" w:themeColor="text1"/>
         </w:rPr>
       </w:pPr>
-      <w:bookmarkStart w:id="19" w:name="_Toc234182897"/>
-      <w:r>
-        <w:rPr>
-          <w:rFonts w:ascii="NewsGotT" w:hAnsi="NewsGotT"/>
-          <w:color w:val="000000" w:themeColor="text1"/>
-        </w:rPr>
-        <w:t>Product Backlog</w:t>
+      <w:bookmarkStart w:id="19" w:name="_Toc234503736"/>
+      <w:proofErr w:type="spellStart"/>
+      <w:r>
+        <w:rPr>
+          <w:rFonts w:ascii="NewsGotT" w:hAnsi="NewsGotT"/>
+          <w:color w:val="000000" w:themeColor="text1"/>
+        </w:rPr>
+        <w:t>Product</w:t>
+      </w:r>
+      <w:proofErr w:type="spellEnd"/>
+      <w:r>
+        <w:rPr>
+          <w:rFonts w:ascii="NewsGotT" w:hAnsi="NewsGotT"/>
+          <w:color w:val="000000" w:themeColor="text1"/>
+        </w:rPr>
+        <w:t xml:space="preserve"> Backlog</w:t>
       </w:r>
       <w:bookmarkEnd w:id="19"/>
     </w:p>
@@ -13419,7 +13538,21 @@
         <w:rPr>
           <w:rFonts w:ascii="NewsGotT" w:hAnsi="NewsGotT"/>
         </w:rPr>
-        <w:t>El Product Backlog corresponde al listado priorizado de funcionalidades que conforman el producto final.</w:t>
+        <w:t xml:space="preserve">El </w:t>
+      </w:r>
+      <w:proofErr w:type="spellStart"/>
+      <w:r>
+        <w:rPr>
+          <w:rFonts w:ascii="NewsGotT" w:hAnsi="NewsGotT"/>
+        </w:rPr>
+        <w:t>Product</w:t>
+      </w:r>
+      <w:proofErr w:type="spellEnd"/>
+      <w:r>
+        <w:rPr>
+          <w:rFonts w:ascii="NewsGotT" w:hAnsi="NewsGotT"/>
+        </w:rPr>
+        <w:t xml:space="preserve"> Backlog corresponde al listado priorizado de funcionalidades que conforman el producto final.</w:t>
       </w:r>
     </w:p>
     <w:p>
@@ -13454,6 +13587,7 @@
         <w:tc>
           <w:tcPr>
             <w:tcW w:w="846" w:type="dxa"/>
+            <w:shd w:val="clear" w:color="auto" w:fill="7F7F7F" w:themeFill="text1" w:themeFillTint="80"/>
             <w:hideMark/>
           </w:tcPr>
           <w:p>
@@ -13485,6 +13619,7 @@
         <w:tc>
           <w:tcPr>
             <w:tcW w:w="5435" w:type="dxa"/>
+            <w:shd w:val="clear" w:color="auto" w:fill="7F7F7F" w:themeFill="text1" w:themeFillTint="80"/>
             <w:hideMark/>
           </w:tcPr>
           <w:p>
@@ -13516,6 +13651,7 @@
         <w:tc>
           <w:tcPr>
             <w:tcW w:w="0" w:type="auto"/>
+            <w:shd w:val="clear" w:color="auto" w:fill="7F7F7F" w:themeFill="text1" w:themeFillTint="80"/>
             <w:hideMark/>
           </w:tcPr>
           <w:p>
@@ -13547,6 +13683,7 @@
         <w:tc>
           <w:tcPr>
             <w:tcW w:w="1495" w:type="dxa"/>
+            <w:shd w:val="clear" w:color="auto" w:fill="7F7F7F" w:themeFill="text1" w:themeFillTint="80"/>
             <w:hideMark/>
           </w:tcPr>
           <w:p>
@@ -14260,6 +14397,7 @@
                 <w:sz w:val="24"/>
                 <w:szCs w:val="24"/>
               </w:rPr>
+              <w:lastRenderedPageBreak/>
               <w:t>HU-07</w:t>
             </w:r>
           </w:p>
@@ -14370,7 +14508,6 @@
                 <w:sz w:val="24"/>
                 <w:szCs w:val="24"/>
               </w:rPr>
-              <w:lastRenderedPageBreak/>
               <w:t>HU-08</w:t>
             </w:r>
           </w:p>
@@ -14786,7 +14923,7 @@
           <w:color w:val="000000" w:themeColor="text1"/>
         </w:rPr>
       </w:pPr>
-      <w:bookmarkStart w:id="20" w:name="_Toc234182898"/>
+      <w:bookmarkStart w:id="20" w:name="_Toc234503737"/>
       <w:r>
         <w:rPr>
           <w:rFonts w:ascii="NewsGotT" w:hAnsi="NewsGotT"/>
@@ -14817,7 +14954,7 @@
           <w:rFonts w:ascii="NewsGotT" w:hAnsi="NewsGotT"/>
         </w:rPr>
       </w:pPr>
-      <w:bookmarkStart w:id="21" w:name="_Toc234182899"/>
+      <w:bookmarkStart w:id="21" w:name="_Toc234503738"/>
       <w:r>
         <w:rPr>
           <w:rFonts w:ascii="NewsGotT" w:hAnsi="NewsGotT"/>
@@ -15017,7 +15154,7 @@
           <w:color w:val="000000" w:themeColor="text1"/>
         </w:rPr>
       </w:pPr>
-      <w:bookmarkStart w:id="22" w:name="_Toc234182900"/>
+      <w:bookmarkStart w:id="22" w:name="_Toc234503739"/>
       <w:r>
         <w:rPr>
           <w:rFonts w:ascii="NewsGotT" w:hAnsi="NewsGotT"/>
@@ -15180,6 +15317,7 @@
               <w:rPr>
                 <w:rFonts w:ascii="NewsGotT" w:hAnsi="NewsGotT"/>
               </w:rPr>
+              <w:lastRenderedPageBreak/>
               <w:t>Integración inicial de Stripe.</w:t>
             </w:r>
           </w:p>
@@ -15200,6 +15338,7 @@
               <w:rPr>
                 <w:rFonts w:ascii="NewsGotT" w:hAnsi="NewsGotT"/>
               </w:rPr>
+              <w:lastRenderedPageBreak/>
               <w:t>Resultado: Se obtuvo un Producto Mínimo Viable (MVP) completamente funcional.</w:t>
             </w:r>
           </w:p>
@@ -15223,13 +15362,12 @@
           <w:color w:val="000000" w:themeColor="text1"/>
         </w:rPr>
       </w:pPr>
-      <w:bookmarkStart w:id="23" w:name="_Toc234182901"/>
-      <w:r>
-        <w:rPr>
-          <w:rFonts w:ascii="NewsGotT" w:hAnsi="NewsGotT"/>
-          <w:color w:val="000000" w:themeColor="text1"/>
-        </w:rPr>
-        <w:lastRenderedPageBreak/>
+      <w:bookmarkStart w:id="23" w:name="_Toc234503740"/>
+      <w:r>
+        <w:rPr>
+          <w:rFonts w:ascii="NewsGotT" w:hAnsi="NewsGotT"/>
+          <w:color w:val="000000" w:themeColor="text1"/>
+        </w:rPr>
         <w:t>Sprint 3 – Integración y Calidad</w:t>
       </w:r>
       <w:bookmarkEnd w:id="23"/>
@@ -15446,7 +15584,7 @@
           <w:color w:val="000000" w:themeColor="text1"/>
         </w:rPr>
       </w:pPr>
-      <w:bookmarkStart w:id="24" w:name="_Toc234182902"/>
+      <w:bookmarkStart w:id="24" w:name="_Toc234503741"/>
       <w:r>
         <w:rPr>
           <w:rFonts w:ascii="NewsGotT" w:hAnsi="NewsGotT"/>
@@ -15775,13 +15913,12 @@
           <w:color w:val="000000" w:themeColor="text1"/>
         </w:rPr>
       </w:pPr>
-      <w:bookmarkStart w:id="25" w:name="_Toc234182903"/>
-      <w:r>
-        <w:rPr>
-          <w:rFonts w:ascii="NewsGotT" w:hAnsi="NewsGotT"/>
-          <w:color w:val="000000" w:themeColor="text1"/>
-        </w:rPr>
-        <w:lastRenderedPageBreak/>
+      <w:bookmarkStart w:id="25" w:name="_Toc234503742"/>
+      <w:r>
+        <w:rPr>
+          <w:rFonts w:ascii="NewsGotT" w:hAnsi="NewsGotT"/>
+          <w:color w:val="000000" w:themeColor="text1"/>
+        </w:rPr>
         <w:t>Cronograma del Proyecto</w:t>
       </w:r>
       <w:bookmarkEnd w:id="25"/>
@@ -16310,13 +16447,12 @@
           <w:color w:val="000000" w:themeColor="text1"/>
         </w:rPr>
       </w:pPr>
-      <w:bookmarkStart w:id="26" w:name="_Toc234182904"/>
-      <w:r>
-        <w:rPr>
-          <w:rFonts w:ascii="NewsGotT" w:hAnsi="NewsGotT"/>
-          <w:color w:val="000000" w:themeColor="text1"/>
-        </w:rPr>
-        <w:lastRenderedPageBreak/>
+      <w:bookmarkStart w:id="26" w:name="_Toc234503743"/>
+      <w:r>
+        <w:rPr>
+          <w:rFonts w:ascii="NewsGotT" w:hAnsi="NewsGotT"/>
+          <w:color w:val="000000" w:themeColor="text1"/>
+        </w:rPr>
         <w:t xml:space="preserve">Herramientas </w:t>
       </w:r>
       <w:r>
@@ -16366,6 +16502,7 @@
         <w:tc>
           <w:tcPr>
             <w:tcW w:w="0" w:type="auto"/>
+            <w:shd w:val="clear" w:color="auto" w:fill="7F7F7F" w:themeFill="text1" w:themeFillTint="80"/>
             <w:hideMark/>
           </w:tcPr>
           <w:p>
@@ -16392,6 +16529,7 @@
         <w:tc>
           <w:tcPr>
             <w:tcW w:w="0" w:type="auto"/>
+            <w:shd w:val="clear" w:color="auto" w:fill="7F7F7F" w:themeFill="text1" w:themeFillTint="80"/>
             <w:hideMark/>
           </w:tcPr>
           <w:p>
@@ -16630,11 +16768,19 @@
                 <w:rFonts w:ascii="NewsGotT" w:hAnsi="NewsGotT"/>
               </w:rPr>
             </w:pPr>
-            <w:r>
-              <w:rPr>
-                <w:rFonts w:ascii="NewsGotT" w:hAnsi="NewsGotT"/>
-              </w:rPr>
-              <w:t>pgAdmin 4</w:t>
+            <w:proofErr w:type="spellStart"/>
+            <w:r>
+              <w:rPr>
+                <w:rFonts w:ascii="NewsGotT" w:hAnsi="NewsGotT"/>
+              </w:rPr>
+              <w:t>pgAdmin</w:t>
+            </w:r>
+            <w:proofErr w:type="spellEnd"/>
+            <w:r>
+              <w:rPr>
+                <w:rFonts w:ascii="NewsGotT" w:hAnsi="NewsGotT"/>
+              </w:rPr>
+              <w:t xml:space="preserve"> 4</w:t>
             </w:r>
           </w:p>
         </w:tc>
@@ -16821,7 +16967,7 @@
           <w:color w:val="000000" w:themeColor="text1"/>
         </w:rPr>
       </w:pPr>
-      <w:bookmarkStart w:id="27" w:name="_Toc234182905"/>
+      <w:bookmarkStart w:id="27" w:name="_Toc234503744"/>
       <w:r>
         <w:rPr>
           <w:rFonts w:ascii="NewsGotT" w:hAnsi="NewsGotT"/>
@@ -16843,7 +16989,21 @@
         <w:rPr>
           <w:rFonts w:ascii="NewsGotT" w:hAnsi="NewsGotT"/>
         </w:rPr>
-        <w:t>El seguimiento del proyecto se realizó mediante la revisión continua del cumplimiento de las historias de usuario definidas en el Product Backlog. Al finalizar cada Sprint se verificó el funcionamiento de las funcionalidades implementadas y se identificaron mejoras para la siguiente iteración.</w:t>
+        <w:t xml:space="preserve">El seguimiento del proyecto se realizó mediante la revisión continua del cumplimiento de las historias de usuario definidas en el </w:t>
+      </w:r>
+      <w:proofErr w:type="spellStart"/>
+      <w:r>
+        <w:rPr>
+          <w:rFonts w:ascii="NewsGotT" w:hAnsi="NewsGotT"/>
+        </w:rPr>
+        <w:t>Product</w:t>
+      </w:r>
+      <w:proofErr w:type="spellEnd"/>
+      <w:r>
+        <w:rPr>
+          <w:rFonts w:ascii="NewsGotT" w:hAnsi="NewsGotT"/>
+        </w:rPr>
+        <w:t xml:space="preserve"> Backlog. Al finalizar cada Sprint se verificó el funcionamiento de las funcionalidades implementadas y se identificaron mejoras para la siguiente iteración.</w:t>
       </w:r>
     </w:p>
     <w:p>
@@ -16868,7 +17028,21 @@
         <w:rPr>
           <w:rFonts w:ascii="NewsGotT" w:hAnsi="NewsGotT"/>
         </w:rPr>
-        <w:t>Durante este proceso se incorporaron mejoras significativas, entre ellas la migración de SQLite a PostgreSQL, la sustitución del sistema de autenticación basado en sessionStorage por Django Authentication y la optimización del Panel Administrativo.</w:t>
+        <w:t xml:space="preserve">Durante este proceso se incorporaron mejoras significativas, entre ellas la migración de SQLite a PostgreSQL, la sustitución del sistema de autenticación basado en </w:t>
+      </w:r>
+      <w:proofErr w:type="spellStart"/>
+      <w:r>
+        <w:rPr>
+          <w:rFonts w:ascii="NewsGotT" w:hAnsi="NewsGotT"/>
+        </w:rPr>
+        <w:t>sessionStorage</w:t>
+      </w:r>
+      <w:proofErr w:type="spellEnd"/>
+      <w:r>
+        <w:rPr>
+          <w:rFonts w:ascii="NewsGotT" w:hAnsi="NewsGotT"/>
+        </w:rPr>
+        <w:t xml:space="preserve"> por Django Authentication y la optimización del Panel Administrativo.</w:t>
       </w:r>
     </w:p>
     <w:p>
@@ -16883,7 +17057,7 @@
           <w:color w:val="000000" w:themeColor="text1"/>
         </w:rPr>
       </w:pPr>
-      <w:bookmarkStart w:id="28" w:name="_Toc234182906"/>
+      <w:bookmarkStart w:id="28" w:name="_Toc234503745"/>
       <w:r>
         <w:rPr>
           <w:rFonts w:ascii="NewsGotT" w:hAnsi="NewsGotT"/>
@@ -17085,13 +17259,12 @@
           <w:color w:val="000000" w:themeColor="text1"/>
         </w:rPr>
       </w:pPr>
-      <w:bookmarkStart w:id="29" w:name="_Toc234182907"/>
-      <w:r>
-        <w:rPr>
-          <w:rFonts w:ascii="NewsGotT" w:hAnsi="NewsGotT"/>
-          <w:color w:val="000000" w:themeColor="text1"/>
-        </w:rPr>
-        <w:lastRenderedPageBreak/>
+      <w:bookmarkStart w:id="29" w:name="_Toc234503746"/>
+      <w:r>
+        <w:rPr>
+          <w:rFonts w:ascii="NewsGotT" w:hAnsi="NewsGotT"/>
+          <w:color w:val="000000" w:themeColor="text1"/>
+        </w:rPr>
         <w:t>DISEÑO DEL SISTEMA</w:t>
       </w:r>
       <w:bookmarkEnd w:id="29"/>
@@ -17104,7 +17277,7 @@
           <w:color w:val="000000" w:themeColor="text1"/>
         </w:rPr>
       </w:pPr>
-      <w:bookmarkStart w:id="30" w:name="_Toc234182908"/>
+      <w:bookmarkStart w:id="30" w:name="_Toc234503747"/>
       <w:r>
         <w:rPr>
           <w:rFonts w:ascii="NewsGotT" w:hAnsi="NewsGotT"/>
@@ -17288,7 +17461,7 @@
           <w:color w:val="000000" w:themeColor="text1"/>
         </w:rPr>
       </w:pPr>
-      <w:bookmarkStart w:id="31" w:name="_Toc234182909"/>
+      <w:bookmarkStart w:id="31" w:name="_Toc234503748"/>
       <w:r>
         <w:rPr>
           <w:rFonts w:ascii="NewsGotT" w:hAnsi="NewsGotT"/>
@@ -17315,6 +17488,7 @@
         <w:tc>
           <w:tcPr>
             <w:tcW w:w="0" w:type="auto"/>
+            <w:shd w:val="clear" w:color="auto" w:fill="7F7F7F" w:themeFill="text1" w:themeFillTint="80"/>
             <w:hideMark/>
           </w:tcPr>
           <w:p>
@@ -17338,6 +17512,7 @@
         <w:tc>
           <w:tcPr>
             <w:tcW w:w="0" w:type="auto"/>
+            <w:shd w:val="clear" w:color="auto" w:fill="7F7F7F" w:themeFill="text1" w:themeFillTint="80"/>
             <w:hideMark/>
           </w:tcPr>
           <w:p>
@@ -17797,11 +17972,19 @@
                 <w:rFonts w:ascii="NewsGotT" w:hAnsi="NewsGotT"/>
               </w:rPr>
             </w:pPr>
-            <w:r>
-              <w:rPr>
-                <w:rFonts w:ascii="NewsGotT" w:hAnsi="NewsGotT"/>
-              </w:rPr>
-              <w:t>pgAdmin 4</w:t>
+            <w:proofErr w:type="spellStart"/>
+            <w:r>
+              <w:rPr>
+                <w:rFonts w:ascii="NewsGotT" w:hAnsi="NewsGotT"/>
+              </w:rPr>
+              <w:t>pgAdmin</w:t>
+            </w:r>
+            <w:proofErr w:type="spellEnd"/>
+            <w:r>
+              <w:rPr>
+                <w:rFonts w:ascii="NewsGotT" w:hAnsi="NewsGotT"/>
+              </w:rPr>
+              <w:t xml:space="preserve"> 4</w:t>
             </w:r>
           </w:p>
         </w:tc>
@@ -17869,7 +18052,7 @@
           <w:color w:val="000000" w:themeColor="text1"/>
         </w:rPr>
       </w:pPr>
-      <w:bookmarkStart w:id="32" w:name="_Toc234182910"/>
+      <w:bookmarkStart w:id="32" w:name="_Toc234503749"/>
       <w:r>
         <w:rPr>
           <w:rFonts w:ascii="NewsGotT" w:hAnsi="NewsGotT"/>
@@ -17915,7 +18098,21 @@
         <w:rPr>
           <w:rFonts w:ascii="NewsGotT" w:hAnsi="NewsGotT"/>
         </w:rPr>
-        <w:t>Se seleccionó Django por ofrecer un framework robusto con un sistema de autenticación integrado, protección contra vulnerabilidades comunes, soporte para ORM y una arquitectura organizada basada en el patrón MVT.</w:t>
+        <w:t xml:space="preserve">Se seleccionó Django por ofrecer un </w:t>
+      </w:r>
+      <w:proofErr w:type="spellStart"/>
+      <w:r>
+        <w:rPr>
+          <w:rFonts w:ascii="NewsGotT" w:hAnsi="NewsGotT"/>
+        </w:rPr>
+        <w:t>framework</w:t>
+      </w:r>
+      <w:proofErr w:type="spellEnd"/>
+      <w:r>
+        <w:rPr>
+          <w:rFonts w:ascii="NewsGotT" w:hAnsi="NewsGotT"/>
+        </w:rPr>
+        <w:t xml:space="preserve"> robusto con un sistema de autenticación integrado, protección contra vulnerabilidades comunes, soporte para ORM y una arquitectura organizada basada en el patrón MVT.</w:t>
       </w:r>
     </w:p>
     <w:p>
@@ -18022,7 +18219,7 @@
           <w:color w:val="000000" w:themeColor="text1"/>
         </w:rPr>
       </w:pPr>
-      <w:bookmarkStart w:id="33" w:name="_Toc234182911"/>
+      <w:bookmarkStart w:id="33" w:name="_Toc234503750"/>
       <w:r>
         <w:rPr>
           <w:rFonts w:ascii="NewsGotT" w:hAnsi="NewsGotT"/>
@@ -18616,7 +18813,7 @@
           <w:color w:val="000000" w:themeColor="text1"/>
         </w:rPr>
       </w:pPr>
-      <w:bookmarkStart w:id="34" w:name="_Toc234182912"/>
+      <w:bookmarkStart w:id="34" w:name="_Toc234503751"/>
       <w:r>
         <w:rPr>
           <w:rFonts w:ascii="NewsGotT" w:hAnsi="NewsGotT"/>
@@ -18643,6 +18840,7 @@
         <w:tc>
           <w:tcPr>
             <w:tcW w:w="1696" w:type="dxa"/>
+            <w:shd w:val="clear" w:color="auto" w:fill="7F7F7F" w:themeFill="text1" w:themeFillTint="80"/>
             <w:hideMark/>
           </w:tcPr>
           <w:p>
@@ -18668,6 +18866,7 @@
         <w:tc>
           <w:tcPr>
             <w:tcW w:w="7166" w:type="dxa"/>
+            <w:shd w:val="clear" w:color="auto" w:fill="7F7F7F" w:themeFill="text1" w:themeFillTint="80"/>
             <w:hideMark/>
           </w:tcPr>
           <w:p>
@@ -18998,7 +19197,7 @@
           <w:color w:val="000000" w:themeColor="text1"/>
         </w:rPr>
       </w:pPr>
-      <w:bookmarkStart w:id="35" w:name="_Toc234182913"/>
+      <w:bookmarkStart w:id="35" w:name="_Toc234503752"/>
       <w:r>
         <w:rPr>
           <w:rFonts w:ascii="NewsGotT" w:hAnsi="NewsGotT"/>
@@ -19317,7 +19516,7 @@
           <w:color w:val="000000" w:themeColor="text1"/>
         </w:rPr>
       </w:pPr>
-      <w:bookmarkStart w:id="36" w:name="_Toc234182914"/>
+      <w:bookmarkStart w:id="36" w:name="_Toc234503753"/>
       <w:r>
         <w:rPr>
           <w:rFonts w:ascii="NewsGotT" w:hAnsi="NewsGotT"/>
@@ -19674,7 +19873,7 @@
           <w:color w:val="000000" w:themeColor="text1"/>
         </w:rPr>
       </w:pPr>
-      <w:bookmarkStart w:id="37" w:name="_Toc234182915"/>
+      <w:bookmarkStart w:id="37" w:name="_Toc234503754"/>
       <w:r>
         <w:rPr>
           <w:rFonts w:ascii="NewsGotT" w:hAnsi="NewsGotT"/>
@@ -19940,46 +20139,6 @@
         </w:rPr>
       </w:pPr>
     </w:p>
-    <w:p>
-      <w:pPr>
-        <w:pStyle w:val="Ttulo2"/>
-        <w:rPr>
-          <w:rFonts w:ascii="NewsGotT" w:hAnsi="NewsGotT"/>
-          <w:color w:val="000000" w:themeColor="text1"/>
-        </w:rPr>
-      </w:pPr>
-      <w:bookmarkStart w:id="38" w:name="_Toc234182916"/>
-      <w:r>
-        <w:rPr>
-          <w:rFonts w:ascii="NewsGotT" w:hAnsi="NewsGotT"/>
-          <w:color w:val="000000" w:themeColor="text1"/>
-        </w:rPr>
-        <w:lastRenderedPageBreak/>
-        <w:t xml:space="preserve">4.9 </w:t>
-      </w:r>
-      <w:r>
-        <w:rPr>
-          <w:rFonts w:ascii="NewsGotT" w:hAnsi="NewsGotT"/>
-          <w:color w:val="000000" w:themeColor="text1"/>
-        </w:rPr>
-        <w:t>Modelo Relacional</w:t>
-      </w:r>
-      <w:bookmarkEnd w:id="38"/>
-    </w:p>
-    <w:p>
-      <w:pPr>
-        <w:jc w:val="both"/>
-        <w:rPr>
-          <w:rFonts w:ascii="NewsGotT" w:hAnsi="NewsGotT"/>
-        </w:rPr>
-      </w:pPr>
-      <w:r>
-        <w:rPr>
-          <w:rFonts w:ascii="NewsGotT" w:hAnsi="NewsGotT"/>
-        </w:rPr>
-        <w:t>El modelo relacional define la estructura de la base de datos y las relaciones existentes entre las tablas del sistema.</w:t>
-      </w:r>
-    </w:p>
     <w:tbl>
       <w:tblPr>
         <w:tblStyle w:val="Tablaconcuadrcula"/>
@@ -20026,35 +20185,6 @@
           </w:p>
         </w:tc>
       </w:tr>
-      <w:tr>
-        <w:tc>
-          <w:tcPr>
-            <w:tcW w:w="8494" w:type="dxa"/>
-          </w:tcPr>
-          <w:p>
-            <w:pPr>
-              <w:jc w:val="both"/>
-              <w:rPr>
-                <w:rFonts w:ascii="NewsGotT" w:hAnsi="NewsGotT"/>
-              </w:rPr>
-            </w:pPr>
-            <w:r>
-              <w:rPr>
-                <w:rFonts w:ascii="NewsGotT" w:hAnsi="NewsGotT"/>
-              </w:rPr>
-              <w:t>Esto significa que un usuario puede registrar múltiples reservas, mientras que cada reserva pertenece únicamente a un usuario.</w:t>
-            </w:r>
-          </w:p>
-          <w:p>
-            <w:pPr>
-              <w:jc w:val="both"/>
-              <w:rPr>
-                <w:rFonts w:ascii="NewsGotT" w:hAnsi="NewsGotT"/>
-              </w:rPr>
-            </w:pPr>
-          </w:p>
-        </w:tc>
-      </w:tr>
     </w:tbl>
     <w:p>
       <w:pPr>
@@ -20063,20 +20193,6 @@
           <w:rFonts w:ascii="NewsGotT" w:hAnsi="NewsGotT"/>
         </w:rPr>
       </w:pPr>
-      <w:r>
-        <w:rPr>
-          <w:rFonts w:ascii="NewsGotT" w:hAnsi="NewsGotT"/>
-        </w:rPr>
-        <w:t>Esto significa que un usuario puede registrar múltiples reservas, mientras que cada reserva pertenece únicamente a un usuario.</w:t>
-      </w:r>
-    </w:p>
-    <w:p>
-      <w:pPr>
-        <w:jc w:val="both"/>
-        <w:rPr>
-          <w:rFonts w:ascii="NewsGotT" w:hAnsi="NewsGotT"/>
-        </w:rPr>
-      </w:pPr>
     </w:p>
     <w:p>
       <w:pPr>
@@ -20086,33 +20202,48 @@
           <w:color w:val="000000" w:themeColor="text1"/>
         </w:rPr>
       </w:pPr>
-      <w:bookmarkStart w:id="39" w:name="_Toc234182917"/>
-      <w:r>
-        <w:rPr>
-          <w:rFonts w:ascii="NewsGotT" w:hAnsi="NewsGotT"/>
-          <w:color w:val="000000" w:themeColor="text1"/>
-        </w:rPr>
-        <w:t>4.10 Diccionario de Datos</w:t>
+      <w:bookmarkStart w:id="38" w:name="_Toc234503755"/>
+      <w:r>
+        <w:rPr>
+          <w:rFonts w:ascii="NewsGotT" w:hAnsi="NewsGotT"/>
+          <w:color w:val="000000" w:themeColor="text1"/>
+        </w:rPr>
+        <w:lastRenderedPageBreak/>
+        <w:t>4.</w:t>
+      </w:r>
+      <w:r>
+        <w:rPr>
+          <w:rFonts w:ascii="NewsGotT" w:hAnsi="NewsGotT"/>
+          <w:color w:val="000000" w:themeColor="text1"/>
+        </w:rPr>
+        <w:t>9</w:t>
+      </w:r>
+      <w:r>
+        <w:rPr>
+          <w:rFonts w:ascii="NewsGotT" w:hAnsi="NewsGotT"/>
+          <w:color w:val="000000" w:themeColor="text1"/>
+        </w:rPr>
+        <w:t xml:space="preserve"> Diccionario de Datos</w:t>
+      </w:r>
+      <w:bookmarkEnd w:id="38"/>
+    </w:p>
+    <w:p>
+      <w:pPr>
+        <w:pStyle w:val="Ttulo4"/>
+        <w:rPr>
+          <w:rFonts w:ascii="NewsGotT" w:hAnsi="NewsGotT"/>
+          <w:color w:val="000000" w:themeColor="text1"/>
+        </w:rPr>
+      </w:pPr>
+      <w:bookmarkStart w:id="39" w:name="_Toc234503756"/>
+      <w:r>
+        <w:rPr>
+          <w:rFonts w:ascii="NewsGotT" w:hAnsi="NewsGotT"/>
+          <w:color w:val="000000" w:themeColor="text1"/>
+        </w:rPr>
+        <w:t>Tabla: Usuario</w:t>
       </w:r>
       <w:bookmarkEnd w:id="39"/>
-    </w:p>
-    <w:p>
-      <w:pPr>
-        <w:pStyle w:val="Ttulo4"/>
-        <w:rPr>
-          <w:rFonts w:ascii="NewsGotT" w:hAnsi="NewsGotT"/>
-          <w:color w:val="000000" w:themeColor="text1"/>
-        </w:rPr>
-      </w:pPr>
-      <w:bookmarkStart w:id="40" w:name="_Toc234182918"/>
-      <w:r>
-        <w:rPr>
-          <w:rFonts w:ascii="NewsGotT" w:hAnsi="NewsGotT"/>
-          <w:color w:val="000000" w:themeColor="text1"/>
-        </w:rPr>
-        <w:t>Tabla: Usuario</w:t>
-      </w:r>
-      <w:bookmarkEnd w:id="40"/>
     </w:p>
     <w:tbl>
       <w:tblPr>
@@ -20132,6 +20263,7 @@
         <w:tc>
           <w:tcPr>
             <w:tcW w:w="0" w:type="auto"/>
+            <w:shd w:val="clear" w:color="auto" w:fill="7F7F7F" w:themeFill="text1" w:themeFillTint="80"/>
             <w:hideMark/>
           </w:tcPr>
           <w:p>
@@ -20157,6 +20289,7 @@
         <w:tc>
           <w:tcPr>
             <w:tcW w:w="0" w:type="auto"/>
+            <w:shd w:val="clear" w:color="auto" w:fill="7F7F7F" w:themeFill="text1" w:themeFillTint="80"/>
             <w:hideMark/>
           </w:tcPr>
           <w:p>
@@ -20182,6 +20315,7 @@
         <w:tc>
           <w:tcPr>
             <w:tcW w:w="0" w:type="auto"/>
+            <w:shd w:val="clear" w:color="auto" w:fill="7F7F7F" w:themeFill="text1" w:themeFillTint="80"/>
             <w:hideMark/>
           </w:tcPr>
           <w:p>
@@ -20243,12 +20377,14 @@
                 <w:rFonts w:ascii="NewsGotT" w:hAnsi="NewsGotT"/>
               </w:rPr>
             </w:pPr>
+            <w:proofErr w:type="spellStart"/>
             <w:r>
               <w:rPr>
                 <w:rFonts w:ascii="NewsGotT" w:hAnsi="NewsGotT"/>
               </w:rPr>
               <w:t>Integer</w:t>
             </w:r>
+            <w:proofErr w:type="spellEnd"/>
           </w:p>
         </w:tc>
         <w:tc>
@@ -20290,12 +20426,14 @@
                 <w:rFonts w:ascii="NewsGotT" w:hAnsi="NewsGotT"/>
               </w:rPr>
             </w:pPr>
+            <w:proofErr w:type="spellStart"/>
             <w:r>
               <w:rPr>
                 <w:rFonts w:ascii="NewsGotT" w:hAnsi="NewsGotT"/>
               </w:rPr>
               <w:t>username</w:t>
             </w:r>
+            <w:proofErr w:type="spellEnd"/>
           </w:p>
         </w:tc>
         <w:tc>
@@ -20311,12 +20449,14 @@
                 <w:rFonts w:ascii="NewsGotT" w:hAnsi="NewsGotT"/>
               </w:rPr>
             </w:pPr>
+            <w:proofErr w:type="spellStart"/>
             <w:r>
               <w:rPr>
                 <w:rFonts w:ascii="NewsGotT" w:hAnsi="NewsGotT"/>
               </w:rPr>
               <w:t>Varchar</w:t>
             </w:r>
+            <w:proofErr w:type="spellEnd"/>
           </w:p>
         </w:tc>
         <w:tc>
@@ -20379,12 +20519,14 @@
                 <w:rFonts w:ascii="NewsGotT" w:hAnsi="NewsGotT"/>
               </w:rPr>
             </w:pPr>
+            <w:proofErr w:type="spellStart"/>
             <w:r>
               <w:rPr>
                 <w:rFonts w:ascii="NewsGotT" w:hAnsi="NewsGotT"/>
               </w:rPr>
               <w:t>Varchar</w:t>
             </w:r>
+            <w:proofErr w:type="spellEnd"/>
           </w:p>
         </w:tc>
         <w:tc>
@@ -20426,12 +20568,14 @@
                 <w:rFonts w:ascii="NewsGotT" w:hAnsi="NewsGotT"/>
               </w:rPr>
             </w:pPr>
+            <w:proofErr w:type="spellStart"/>
             <w:r>
               <w:rPr>
                 <w:rFonts w:ascii="NewsGotT" w:hAnsi="NewsGotT"/>
               </w:rPr>
               <w:t>password</w:t>
             </w:r>
+            <w:proofErr w:type="spellEnd"/>
           </w:p>
         </w:tc>
         <w:tc>
@@ -20447,12 +20591,14 @@
                 <w:rFonts w:ascii="NewsGotT" w:hAnsi="NewsGotT"/>
               </w:rPr>
             </w:pPr>
+            <w:proofErr w:type="spellStart"/>
             <w:r>
               <w:rPr>
                 <w:rFonts w:ascii="NewsGotT" w:hAnsi="NewsGotT"/>
               </w:rPr>
               <w:t>Varchar</w:t>
             </w:r>
+            <w:proofErr w:type="spellEnd"/>
           </w:p>
         </w:tc>
         <w:tc>
@@ -20502,7 +20648,7 @@
           <w:color w:val="000000" w:themeColor="text1"/>
         </w:rPr>
       </w:pPr>
-      <w:bookmarkStart w:id="41" w:name="_Toc234182919"/>
+      <w:bookmarkStart w:id="40" w:name="_Toc234503757"/>
       <w:r>
         <w:rPr>
           <w:rFonts w:ascii="NewsGotT" w:hAnsi="NewsGotT"/>
@@ -20510,7 +20656,7 @@
         </w:rPr>
         <w:t>Tabla: Reserva</w:t>
       </w:r>
-      <w:bookmarkEnd w:id="41"/>
+      <w:bookmarkEnd w:id="40"/>
       <w:r>
         <w:rPr>
           <w:rFonts w:ascii="NewsGotT" w:hAnsi="NewsGotT"/>
@@ -20537,6 +20683,7 @@
         <w:tc>
           <w:tcPr>
             <w:tcW w:w="0" w:type="auto"/>
+            <w:shd w:val="clear" w:color="auto" w:fill="7F7F7F" w:themeFill="text1" w:themeFillTint="80"/>
             <w:hideMark/>
           </w:tcPr>
           <w:p>
@@ -20562,6 +20709,7 @@
         <w:tc>
           <w:tcPr>
             <w:tcW w:w="0" w:type="auto"/>
+            <w:shd w:val="clear" w:color="auto" w:fill="7F7F7F" w:themeFill="text1" w:themeFillTint="80"/>
             <w:hideMark/>
           </w:tcPr>
           <w:p>
@@ -20587,6 +20735,7 @@
         <w:tc>
           <w:tcPr>
             <w:tcW w:w="0" w:type="auto"/>
+            <w:shd w:val="clear" w:color="auto" w:fill="7F7F7F" w:themeFill="text1" w:themeFillTint="80"/>
             <w:hideMark/>
           </w:tcPr>
           <w:p>
@@ -20648,12 +20797,14 @@
                 <w:rFonts w:ascii="NewsGotT" w:hAnsi="NewsGotT"/>
               </w:rPr>
             </w:pPr>
+            <w:proofErr w:type="spellStart"/>
             <w:r>
               <w:rPr>
                 <w:rFonts w:ascii="NewsGotT" w:hAnsi="NewsGotT"/>
               </w:rPr>
               <w:t>Integer</w:t>
             </w:r>
+            <w:proofErr w:type="spellEnd"/>
           </w:p>
         </w:tc>
         <w:tc>
@@ -20716,12 +20867,14 @@
                 <w:rFonts w:ascii="NewsGotT" w:hAnsi="NewsGotT"/>
               </w:rPr>
             </w:pPr>
+            <w:proofErr w:type="spellStart"/>
             <w:r>
               <w:rPr>
                 <w:rFonts w:ascii="NewsGotT" w:hAnsi="NewsGotT"/>
               </w:rPr>
               <w:t>ForeignKey</w:t>
             </w:r>
+            <w:proofErr w:type="spellEnd"/>
           </w:p>
         </w:tc>
         <w:tc>
@@ -20784,12 +20937,14 @@
                 <w:rFonts w:ascii="NewsGotT" w:hAnsi="NewsGotT"/>
               </w:rPr>
             </w:pPr>
+            <w:proofErr w:type="spellStart"/>
             <w:r>
               <w:rPr>
                 <w:rFonts w:ascii="NewsGotT" w:hAnsi="NewsGotT"/>
               </w:rPr>
               <w:t>Varchar</w:t>
             </w:r>
+            <w:proofErr w:type="spellEnd"/>
           </w:p>
         </w:tc>
         <w:tc>
@@ -21056,12 +21211,14 @@
                 <w:rFonts w:ascii="NewsGotT" w:hAnsi="NewsGotT"/>
               </w:rPr>
             </w:pPr>
+            <w:proofErr w:type="spellStart"/>
             <w:r>
               <w:rPr>
                 <w:rFonts w:ascii="NewsGotT" w:hAnsi="NewsGotT"/>
               </w:rPr>
               <w:t>Boolean</w:t>
             </w:r>
+            <w:proofErr w:type="spellEnd"/>
           </w:p>
         </w:tc>
         <w:tc>
@@ -21124,12 +21281,14 @@
                 <w:rFonts w:ascii="NewsGotT" w:hAnsi="NewsGotT"/>
               </w:rPr>
             </w:pPr>
+            <w:proofErr w:type="spellStart"/>
             <w:r>
               <w:rPr>
                 <w:rFonts w:ascii="NewsGotT" w:hAnsi="NewsGotT"/>
               </w:rPr>
               <w:t>DateTime</w:t>
             </w:r>
+            <w:proofErr w:type="spellEnd"/>
           </w:p>
         </w:tc>
         <w:tc>
@@ -21181,7 +21340,7 @@
           <w:color w:val="000000" w:themeColor="text1"/>
         </w:rPr>
       </w:pPr>
-      <w:bookmarkStart w:id="42" w:name="_Toc234182920"/>
+      <w:bookmarkStart w:id="41" w:name="_Toc234503758"/>
       <w:r>
         <w:rPr>
           <w:rFonts w:ascii="NewsGotT" w:hAnsi="NewsGotT"/>
@@ -21191,7 +21350,7 @@
         </w:rPr>
         <w:t>4.11 Diseño de Interfaces</w:t>
       </w:r>
-      <w:bookmarkEnd w:id="42"/>
+      <w:bookmarkEnd w:id="41"/>
     </w:p>
     <w:p>
       <w:pPr>
@@ -21344,6 +21503,7 @@
         <w:rPr>
           <w:rFonts w:ascii="NewsGotT" w:hAnsi="NewsGotT"/>
         </w:rPr>
+        <w:lastRenderedPageBreak/>
         <w:t xml:space="preserve">Pantalla de Pago mediante Stripe. </w:t>
       </w:r>
     </w:p>
@@ -21513,50 +21673,49 @@
           <w:color w:val="000000" w:themeColor="text1"/>
         </w:rPr>
       </w:pPr>
-      <w:bookmarkStart w:id="43" w:name="_Toc234182921"/>
-      <w:r>
-        <w:rPr>
-          <w:rFonts w:ascii="NewsGotT" w:hAnsi="NewsGotT"/>
-          <w:color w:val="000000" w:themeColor="text1"/>
-        </w:rPr>
-        <w:lastRenderedPageBreak/>
+      <w:bookmarkStart w:id="42" w:name="_Toc234503759"/>
+      <w:r>
+        <w:rPr>
+          <w:rFonts w:ascii="NewsGotT" w:hAnsi="NewsGotT"/>
+          <w:color w:val="000000" w:themeColor="text1"/>
+        </w:rPr>
         <w:t>5. DESARROLLO DEL SISTEMA</w:t>
       </w:r>
+      <w:bookmarkEnd w:id="42"/>
+    </w:p>
+    <w:p>
+      <w:pPr>
+        <w:rPr>
+          <w:rFonts w:ascii="NewsGotT" w:hAnsi="NewsGotT"/>
+        </w:rPr>
+      </w:pPr>
+      <w:r>
+        <w:rPr>
+          <w:rFonts w:ascii="NewsGotT" w:hAnsi="NewsGotT"/>
+        </w:rPr>
+        <w:t>En este capítulo se describe el proceso de desarrollo e implementación de ReservaFacil – Plataforma Web de Gestión de Reservas para Barbería, detallando las tecnologías utilizadas, la estructura del sistema, la implementación de los principales módulos y el despliegue de la aplicación en un entorno de producción.</w:t>
+      </w:r>
+    </w:p>
+    <w:p>
+      <w:pPr>
+        <w:pStyle w:val="Ttulo2"/>
+        <w:rPr>
+          <w:rFonts w:ascii="NewsGotT" w:hAnsi="NewsGotT"/>
+          <w:color w:val="000000" w:themeColor="text1"/>
+        </w:rPr>
+      </w:pPr>
+      <w:bookmarkStart w:id="43" w:name="_Toc234503760"/>
+      <w:r>
+        <w:rPr>
+          <w:rFonts w:ascii="NewsGotT" w:hAnsi="NewsGotT"/>
+          <w:color w:val="000000" w:themeColor="text1"/>
+        </w:rPr>
+        <w:t>5.1 Implementación del Backend</w:t>
+      </w:r>
       <w:bookmarkEnd w:id="43"/>
     </w:p>
     <w:p>
       <w:pPr>
-        <w:rPr>
-          <w:rFonts w:ascii="NewsGotT" w:hAnsi="NewsGotT"/>
-        </w:rPr>
-      </w:pPr>
-      <w:r>
-        <w:rPr>
-          <w:rFonts w:ascii="NewsGotT" w:hAnsi="NewsGotT"/>
-        </w:rPr>
-        <w:t>En este capítulo se describe el proceso de desarrollo e implementación de ReservaFacil – Plataforma Web de Gestión de Reservas para Barbería, detallando las tecnologías utilizadas, la estructura del sistema, la implementación de los principales módulos y el despliegue de la aplicación en un entorno de producción.</w:t>
-      </w:r>
-    </w:p>
-    <w:p>
-      <w:pPr>
-        <w:pStyle w:val="Ttulo2"/>
-        <w:rPr>
-          <w:rFonts w:ascii="NewsGotT" w:hAnsi="NewsGotT"/>
-          <w:color w:val="000000" w:themeColor="text1"/>
-        </w:rPr>
-      </w:pPr>
-      <w:bookmarkStart w:id="44" w:name="_Toc234182922"/>
-      <w:r>
-        <w:rPr>
-          <w:rFonts w:ascii="NewsGotT" w:hAnsi="NewsGotT"/>
-          <w:color w:val="000000" w:themeColor="text1"/>
-        </w:rPr>
-        <w:t>5.1 Implementación del Backend</w:t>
-      </w:r>
-      <w:bookmarkEnd w:id="44"/>
-    </w:p>
-    <w:p>
-      <w:pPr>
         <w:jc w:val="both"/>
         <w:rPr>
           <w:rFonts w:ascii="NewsGotT" w:hAnsi="NewsGotT"/>
@@ -21566,7 +21725,21 @@
         <w:rPr>
           <w:rFonts w:ascii="NewsGotT" w:hAnsi="NewsGotT"/>
         </w:rPr>
-        <w:t>El Backend fue desarrollado utilizando Django, framework que permitió implementar la lógica de negocio del sistema y administrar la comunicación entre la interfaz de usuario y la base de datos.</w:t>
+        <w:t xml:space="preserve">El Backend fue desarrollado utilizando Django, </w:t>
+      </w:r>
+      <w:proofErr w:type="spellStart"/>
+      <w:r>
+        <w:rPr>
+          <w:rFonts w:ascii="NewsGotT" w:hAnsi="NewsGotT"/>
+        </w:rPr>
+        <w:t>framework</w:t>
+      </w:r>
+      <w:proofErr w:type="spellEnd"/>
+      <w:r>
+        <w:rPr>
+          <w:rFonts w:ascii="NewsGotT" w:hAnsi="NewsGotT"/>
+        </w:rPr>
+        <w:t xml:space="preserve"> que permitió implementar la lógica de negocio del sistema y administrar la comunicación entre la interfaz de usuario y la base de datos.</w:t>
       </w:r>
     </w:p>
     <w:tbl>
@@ -21643,6 +21816,7 @@
               <w:rPr>
                 <w:rFonts w:ascii="NewsGotT" w:hAnsi="NewsGotT"/>
               </w:rPr>
+              <w:lastRenderedPageBreak/>
               <w:t xml:space="preserve">Inicio y cierre de sesión. </w:t>
             </w:r>
           </w:p>
@@ -21796,6 +21970,7 @@
               <w:rPr>
                 <w:rFonts w:ascii="NewsGotT" w:hAnsi="NewsGotT"/>
               </w:rPr>
+              <w:lastRenderedPageBreak/>
               <w:t>La lógica de negocio se implementó principalmente mediante:</w:t>
             </w:r>
           </w:p>
@@ -21811,12 +21986,14 @@
                 <w:rFonts w:ascii="NewsGotT" w:hAnsi="NewsGotT"/>
               </w:rPr>
             </w:pPr>
+            <w:proofErr w:type="spellStart"/>
             <w:r>
               <w:rPr>
                 <w:rFonts w:ascii="NewsGotT" w:hAnsi="NewsGotT"/>
               </w:rPr>
               <w:t>Models</w:t>
             </w:r>
+            <w:proofErr w:type="spellEnd"/>
           </w:p>
           <w:p>
             <w:pPr>
@@ -21830,12 +22007,15 @@
                 <w:rFonts w:ascii="NewsGotT" w:hAnsi="NewsGotT"/>
               </w:rPr>
             </w:pPr>
-            <w:r>
-              <w:rPr>
-                <w:rFonts w:ascii="NewsGotT" w:hAnsi="NewsGotT"/>
-              </w:rPr>
+            <w:proofErr w:type="spellStart"/>
+            <w:r>
+              <w:rPr>
+                <w:rFonts w:ascii="NewsGotT" w:hAnsi="NewsGotT"/>
+              </w:rPr>
+              <w:lastRenderedPageBreak/>
               <w:t>Views</w:t>
             </w:r>
+            <w:proofErr w:type="spellEnd"/>
           </w:p>
           <w:p>
             <w:pPr>
@@ -21849,12 +22029,14 @@
                 <w:rFonts w:ascii="NewsGotT" w:hAnsi="NewsGotT"/>
               </w:rPr>
             </w:pPr>
+            <w:proofErr w:type="spellStart"/>
             <w:r>
               <w:rPr>
                 <w:rFonts w:ascii="NewsGotT" w:hAnsi="NewsGotT"/>
               </w:rPr>
               <w:t>Forms</w:t>
             </w:r>
+            <w:proofErr w:type="spellEnd"/>
           </w:p>
           <w:p>
             <w:pPr>
@@ -21868,12 +22050,14 @@
                 <w:rFonts w:ascii="NewsGotT" w:hAnsi="NewsGotT"/>
               </w:rPr>
             </w:pPr>
+            <w:proofErr w:type="spellStart"/>
             <w:r>
               <w:rPr>
                 <w:rFonts w:ascii="NewsGotT" w:hAnsi="NewsGotT"/>
               </w:rPr>
               <w:t>URLs</w:t>
             </w:r>
+            <w:proofErr w:type="spellEnd"/>
           </w:p>
           <w:p>
             <w:pPr>
@@ -21887,12 +22071,14 @@
                 <w:rFonts w:ascii="NewsGotT" w:hAnsi="NewsGotT"/>
               </w:rPr>
             </w:pPr>
+            <w:proofErr w:type="spellStart"/>
             <w:r>
               <w:rPr>
                 <w:rFonts w:ascii="NewsGotT" w:hAnsi="NewsGotT"/>
               </w:rPr>
               <w:t>Templates</w:t>
             </w:r>
+            <w:proofErr w:type="spellEnd"/>
           </w:p>
         </w:tc>
       </w:tr>
@@ -21913,7 +22099,7 @@
           <w:color w:val="000000" w:themeColor="text1"/>
         </w:rPr>
       </w:pPr>
-      <w:bookmarkStart w:id="45" w:name="_Toc234182923"/>
+      <w:bookmarkStart w:id="44" w:name="_Toc234503761"/>
       <w:r>
         <w:rPr>
           <w:rFonts w:ascii="NewsGotT" w:hAnsi="NewsGotT"/>
@@ -21921,7 +22107,7 @@
         </w:rPr>
         <w:t>5.2 Implementación del Frontend</w:t>
       </w:r>
-      <w:bookmarkEnd w:id="45"/>
+      <w:bookmarkEnd w:id="44"/>
     </w:p>
     <w:p>
       <w:pPr>
@@ -22164,13 +22350,12 @@
           <w:color w:val="000000" w:themeColor="text1"/>
         </w:rPr>
       </w:pPr>
-      <w:bookmarkStart w:id="46" w:name="_Toc234182924"/>
-      <w:r>
-        <w:rPr>
-          <w:rFonts w:ascii="NewsGotT" w:hAnsi="NewsGotT"/>
-          <w:color w:val="000000" w:themeColor="text1"/>
-        </w:rPr>
-        <w:lastRenderedPageBreak/>
+      <w:bookmarkStart w:id="45" w:name="_Toc234503762"/>
+      <w:r>
+        <w:rPr>
+          <w:rFonts w:ascii="NewsGotT" w:hAnsi="NewsGotT"/>
+          <w:color w:val="000000" w:themeColor="text1"/>
+        </w:rPr>
         <w:t xml:space="preserve">5.3 </w:t>
       </w:r>
       <w:r>
@@ -22180,7 +22365,7 @@
         </w:rPr>
         <w:t>Implementación del Sistema de Autenticación</w:t>
       </w:r>
-      <w:bookmarkEnd w:id="46"/>
+      <w:bookmarkEnd w:id="45"/>
     </w:p>
     <w:p>
       <w:pPr>
@@ -22331,7 +22516,23 @@
                 <w:rFonts w:ascii="NewsGotT" w:hAnsi="NewsGotT"/>
                 <w:color w:val="000000" w:themeColor="text1"/>
               </w:rPr>
-              <w:t>Administración de usuarios con permisos staff y superuser.</w:t>
+              <w:t xml:space="preserve">Administración de usuarios con permisos staff y </w:t>
+            </w:r>
+            <w:proofErr w:type="spellStart"/>
+            <w:r>
+              <w:rPr>
+                <w:rFonts w:ascii="NewsGotT" w:hAnsi="NewsGotT"/>
+                <w:color w:val="000000" w:themeColor="text1"/>
+              </w:rPr>
+              <w:t>superuser</w:t>
+            </w:r>
+            <w:proofErr w:type="spellEnd"/>
+            <w:r>
+              <w:rPr>
+                <w:rFonts w:ascii="NewsGotT" w:hAnsi="NewsGotT"/>
+                <w:color w:val="000000" w:themeColor="text1"/>
+              </w:rPr>
+              <w:t>.</w:t>
             </w:r>
           </w:p>
         </w:tc>
@@ -22352,7 +22553,23 @@
                 <w:rFonts w:ascii="NewsGotT" w:hAnsi="NewsGotT"/>
                 <w:color w:val="000000" w:themeColor="text1"/>
               </w:rPr>
-              <w:t>Durante el desarrollo se eliminó el uso de sessionStorage, ya que generaba inconsistencias en la validación de las sesiones. Como resultado, el sistema quedó completamente integrado con el mecanismo de autenticación propio de Django, mejorando la seguridad y estabilidad de la aplicación.</w:t>
+              <w:t xml:space="preserve">Durante el desarrollo se eliminó el uso de </w:t>
+            </w:r>
+            <w:proofErr w:type="spellStart"/>
+            <w:r>
+              <w:rPr>
+                <w:rFonts w:ascii="NewsGotT" w:hAnsi="NewsGotT"/>
+                <w:color w:val="000000" w:themeColor="text1"/>
+              </w:rPr>
+              <w:t>sessionStorage</w:t>
+            </w:r>
+            <w:proofErr w:type="spellEnd"/>
+            <w:r>
+              <w:rPr>
+                <w:rFonts w:ascii="NewsGotT" w:hAnsi="NewsGotT"/>
+                <w:color w:val="000000" w:themeColor="text1"/>
+              </w:rPr>
+              <w:t>, ya que generaba inconsistencias en la validación de las sesiones. Como resultado, el sistema quedó completamente integrado con el mecanismo de autenticación propio de Django, mejorando la seguridad y estabilidad de la aplicación.</w:t>
             </w:r>
           </w:p>
         </w:tc>
@@ -22374,12 +22591,13 @@
           <w:color w:val="000000" w:themeColor="text1"/>
         </w:rPr>
       </w:pPr>
-      <w:bookmarkStart w:id="47" w:name="_Toc234182925"/>
-      <w:r>
-        <w:rPr>
-          <w:rFonts w:ascii="NewsGotT" w:hAnsi="NewsGotT"/>
-          <w:color w:val="000000" w:themeColor="text1"/>
-        </w:rPr>
+      <w:bookmarkStart w:id="46" w:name="_Toc234503763"/>
+      <w:r>
+        <w:rPr>
+          <w:rFonts w:ascii="NewsGotT" w:hAnsi="NewsGotT"/>
+          <w:color w:val="000000" w:themeColor="text1"/>
+        </w:rPr>
+        <w:lastRenderedPageBreak/>
         <w:t xml:space="preserve">5.4 </w:t>
       </w:r>
       <w:r>
@@ -22389,7 +22607,7 @@
         </w:rPr>
         <w:t>Implementación del Módulo de Reservas</w:t>
       </w:r>
-      <w:bookmarkEnd w:id="47"/>
+      <w:bookmarkEnd w:id="46"/>
     </w:p>
     <w:p>
       <w:pPr>
@@ -22768,7 +22986,7 @@
           <w:color w:val="000000" w:themeColor="text1"/>
         </w:rPr>
       </w:pPr>
-      <w:bookmarkStart w:id="48" w:name="_Toc234182926"/>
+      <w:bookmarkStart w:id="47" w:name="_Toc234503764"/>
       <w:r>
         <w:rPr>
           <w:rFonts w:ascii="NewsGotT" w:hAnsi="NewsGotT"/>
@@ -22776,7 +22994,7 @@
         </w:rPr>
         <w:t>5.5 Integración con PostgreSQL</w:t>
       </w:r>
-      <w:bookmarkEnd w:id="48"/>
+      <w:bookmarkEnd w:id="47"/>
     </w:p>
     <w:p>
       <w:pPr>
@@ -23009,13 +23227,12 @@
           <w:color w:val="000000" w:themeColor="text1"/>
         </w:rPr>
       </w:pPr>
-      <w:bookmarkStart w:id="49" w:name="_Toc234182927"/>
-      <w:r>
-        <w:rPr>
-          <w:rFonts w:ascii="NewsGotT" w:hAnsi="NewsGotT"/>
-          <w:color w:val="000000" w:themeColor="text1"/>
-        </w:rPr>
-        <w:lastRenderedPageBreak/>
+      <w:bookmarkStart w:id="48" w:name="_Toc234503765"/>
+      <w:r>
+        <w:rPr>
+          <w:rFonts w:ascii="NewsGotT" w:hAnsi="NewsGotT"/>
+          <w:color w:val="000000" w:themeColor="text1"/>
+        </w:rPr>
         <w:t>5.</w:t>
       </w:r>
       <w:r>
@@ -23039,7 +23256,7 @@
         </w:rPr>
         <w:t>Integración con Stripe Sandbox</w:t>
       </w:r>
-      <w:bookmarkEnd w:id="49"/>
+      <w:bookmarkEnd w:id="48"/>
     </w:p>
     <w:p>
       <w:pPr>
@@ -23258,7 +23475,7 @@
           <w:color w:val="000000" w:themeColor="text1"/>
         </w:rPr>
       </w:pPr>
-      <w:bookmarkStart w:id="50" w:name="_Toc234182928"/>
+      <w:bookmarkStart w:id="49" w:name="_Toc234503766"/>
       <w:r>
         <w:rPr>
           <w:rFonts w:ascii="NewsGotT" w:hAnsi="NewsGotT"/>
@@ -23266,7 +23483,7 @@
         </w:rPr>
         <w:t>5.7 Panel Administrativo</w:t>
       </w:r>
-      <w:bookmarkEnd w:id="50"/>
+      <w:bookmarkEnd w:id="49"/>
     </w:p>
     <w:p>
       <w:pPr>
@@ -23312,6 +23529,7 @@
                 <w:rFonts w:ascii="NewsGotT" w:hAnsi="NewsGotT"/>
                 <w:color w:val="000000" w:themeColor="text1"/>
               </w:rPr>
+              <w:lastRenderedPageBreak/>
               <w:t>Desde este módulo es posible:</w:t>
             </w:r>
           </w:p>
@@ -23438,7 +23656,7 @@
           <w:color w:val="000000" w:themeColor="text1"/>
         </w:rPr>
       </w:pPr>
-      <w:bookmarkStart w:id="51" w:name="_Toc234182929"/>
+      <w:bookmarkStart w:id="50" w:name="_Toc234503767"/>
       <w:r>
         <w:rPr>
           <w:rFonts w:ascii="NewsGotT" w:hAnsi="NewsGotT"/>
@@ -23446,7 +23664,7 @@
         </w:rPr>
         <w:t>5.8 Despliegue del Sistema</w:t>
       </w:r>
-      <w:bookmarkEnd w:id="51"/>
+      <w:bookmarkEnd w:id="50"/>
     </w:p>
     <w:p>
       <w:pPr>
@@ -23665,7 +23883,7 @@
           <w:color w:val="000000" w:themeColor="text1"/>
         </w:rPr>
       </w:pPr>
-      <w:bookmarkStart w:id="52" w:name="_Toc234182930"/>
+      <w:bookmarkStart w:id="51" w:name="_Toc234503768"/>
       <w:r>
         <w:rPr>
           <w:rFonts w:ascii="NewsGotT" w:hAnsi="NewsGotT"/>
@@ -23680,7 +23898,7 @@
         </w:rPr>
         <w:t xml:space="preserve"> del Sistema</w:t>
       </w:r>
-      <w:bookmarkEnd w:id="52"/>
+      <w:bookmarkEnd w:id="51"/>
     </w:p>
     <w:p>
       <w:pPr>
@@ -23927,7 +24145,7 @@
           <w:color w:val="000000" w:themeColor="text1"/>
         </w:rPr>
       </w:pPr>
-      <w:bookmarkStart w:id="53" w:name="_Toc234182931"/>
+      <w:bookmarkStart w:id="52" w:name="_Toc234503769"/>
       <w:r>
         <w:rPr>
           <w:rFonts w:ascii="NewsGotT" w:hAnsi="NewsGotT"/>
@@ -23956,7 +24174,7 @@
         </w:rPr>
         <w:t xml:space="preserve"> Control de Versiones</w:t>
       </w:r>
-      <w:bookmarkEnd w:id="53"/>
+      <w:bookmarkEnd w:id="52"/>
     </w:p>
     <w:p>
       <w:pPr>
@@ -24111,7 +24329,23 @@
                 <w:rFonts w:ascii="NewsGotT" w:hAnsi="NewsGotT"/>
                 <w:color w:val="000000" w:themeColor="text1"/>
               </w:rPr>
-              <w:t>Seguimiento del avance del proyecto mediante commits.</w:t>
+              <w:t xml:space="preserve">Seguimiento del avance del proyecto mediante </w:t>
+            </w:r>
+            <w:proofErr w:type="spellStart"/>
+            <w:r>
+              <w:rPr>
+                <w:rFonts w:ascii="NewsGotT" w:hAnsi="NewsGotT"/>
+                <w:color w:val="000000" w:themeColor="text1"/>
+              </w:rPr>
+              <w:t>commits</w:t>
+            </w:r>
+            <w:proofErr w:type="spellEnd"/>
+            <w:r>
+              <w:rPr>
+                <w:rFonts w:ascii="NewsGotT" w:hAnsi="NewsGotT"/>
+                <w:color w:val="000000" w:themeColor="text1"/>
+              </w:rPr>
+              <w:t>.</w:t>
             </w:r>
           </w:p>
         </w:tc>
@@ -24337,42 +24571,41 @@
           <w:color w:val="000000" w:themeColor="text1"/>
         </w:rPr>
       </w:pPr>
-      <w:bookmarkStart w:id="54" w:name="_Toc234182932"/>
-      <w:r>
-        <w:rPr>
-          <w:rFonts w:ascii="NewsGotT" w:hAnsi="NewsGotT"/>
-          <w:color w:val="000000" w:themeColor="text1"/>
-        </w:rPr>
-        <w:lastRenderedPageBreak/>
+      <w:bookmarkStart w:id="53" w:name="_Toc234503770"/>
+      <w:r>
+        <w:rPr>
+          <w:rFonts w:ascii="NewsGotT" w:hAnsi="NewsGotT"/>
+          <w:color w:val="000000" w:themeColor="text1"/>
+        </w:rPr>
         <w:t>6. ASEGURAMIENTO DE LA CALIDAD</w:t>
       </w:r>
+      <w:bookmarkEnd w:id="53"/>
+    </w:p>
+    <w:p>
+      <w:pPr>
+        <w:rPr>
+          <w:rFonts w:ascii="NewsGotT" w:hAnsi="NewsGotT"/>
+          <w:color w:val="000000" w:themeColor="text1"/>
+        </w:rPr>
+      </w:pPr>
+    </w:p>
+    <w:p>
+      <w:pPr>
+        <w:pStyle w:val="Ttulo2"/>
+        <w:rPr>
+          <w:rFonts w:ascii="NewsGotT" w:hAnsi="NewsGotT"/>
+          <w:color w:val="000000" w:themeColor="text1"/>
+        </w:rPr>
+      </w:pPr>
+      <w:bookmarkStart w:id="54" w:name="_Toc234503771"/>
+      <w:r>
+        <w:rPr>
+          <w:rFonts w:ascii="NewsGotT" w:hAnsi="NewsGotT"/>
+          <w:color w:val="000000" w:themeColor="text1"/>
+        </w:rPr>
+        <w:t>6.1 Ambiente de Pruebas</w:t>
+      </w:r>
       <w:bookmarkEnd w:id="54"/>
-    </w:p>
-    <w:p>
-      <w:pPr>
-        <w:rPr>
-          <w:rFonts w:ascii="NewsGotT" w:hAnsi="NewsGotT"/>
-          <w:color w:val="000000" w:themeColor="text1"/>
-        </w:rPr>
-      </w:pPr>
-    </w:p>
-    <w:p>
-      <w:pPr>
-        <w:pStyle w:val="Ttulo2"/>
-        <w:rPr>
-          <w:rFonts w:ascii="NewsGotT" w:hAnsi="NewsGotT"/>
-          <w:color w:val="000000" w:themeColor="text1"/>
-        </w:rPr>
-      </w:pPr>
-      <w:bookmarkStart w:id="55" w:name="_Toc234182933"/>
-      <w:r>
-        <w:rPr>
-          <w:rFonts w:ascii="NewsGotT" w:hAnsi="NewsGotT"/>
-          <w:color w:val="000000" w:themeColor="text1"/>
-        </w:rPr>
-        <w:t>6.1 Ambiente de Pruebas</w:t>
-      </w:r>
-      <w:bookmarkEnd w:id="55"/>
     </w:p>
     <w:tbl>
       <w:tblPr>
@@ -24391,6 +24624,7 @@
         <w:tc>
           <w:tcPr>
             <w:tcW w:w="4338" w:type="dxa"/>
+            <w:shd w:val="clear" w:color="auto" w:fill="7F7F7F" w:themeFill="text1" w:themeFillTint="80"/>
           </w:tcPr>
           <w:p>
             <w:pPr>
@@ -24412,6 +24646,7 @@
         <w:tc>
           <w:tcPr>
             <w:tcW w:w="4338" w:type="dxa"/>
+            <w:shd w:val="clear" w:color="auto" w:fill="7F7F7F" w:themeFill="text1" w:themeFillTint="80"/>
           </w:tcPr>
           <w:p>
             <w:pPr>
@@ -24734,6 +24969,7 @@
                 <w:rFonts w:ascii="NewsGotT" w:hAnsi="NewsGotT"/>
                 <w:color w:val="000000" w:themeColor="text1"/>
               </w:rPr>
+              <w:lastRenderedPageBreak/>
               <w:t>Herramienta BD</w:t>
             </w:r>
           </w:p>
@@ -24750,12 +24986,21 @@
                 <w:color w:val="000000" w:themeColor="text1"/>
               </w:rPr>
             </w:pPr>
+            <w:proofErr w:type="spellStart"/>
             <w:r>
               <w:rPr>
                 <w:rFonts w:ascii="NewsGotT" w:hAnsi="NewsGotT"/>
                 <w:color w:val="000000" w:themeColor="text1"/>
               </w:rPr>
-              <w:t>pgAdmin 4</w:t>
+              <w:t>pgAdmin</w:t>
+            </w:r>
+            <w:proofErr w:type="spellEnd"/>
+            <w:r>
+              <w:rPr>
+                <w:rFonts w:ascii="NewsGotT" w:hAnsi="NewsGotT"/>
+                <w:color w:val="000000" w:themeColor="text1"/>
+              </w:rPr>
+              <w:t xml:space="preserve"> 4</w:t>
             </w:r>
           </w:p>
         </w:tc>
@@ -24824,7 +25069,7 @@
           <w:color w:val="000000" w:themeColor="text1"/>
         </w:rPr>
       </w:pPr>
-      <w:bookmarkStart w:id="56" w:name="_Toc234182934"/>
+      <w:bookmarkStart w:id="55" w:name="_Toc234503772"/>
       <w:r>
         <w:rPr>
           <w:rFonts w:ascii="NewsGotT" w:hAnsi="NewsGotT"/>
@@ -24832,7 +25077,7 @@
         </w:rPr>
         <w:t>6.2 Estrategia de Pruebas</w:t>
       </w:r>
-      <w:bookmarkEnd w:id="56"/>
+      <w:bookmarkEnd w:id="55"/>
     </w:p>
     <w:tbl>
       <w:tblPr>
@@ -25022,7 +25267,7 @@
           <w:color w:val="000000" w:themeColor="text1"/>
         </w:rPr>
       </w:pPr>
-      <w:bookmarkStart w:id="57" w:name="_Toc234182935"/>
+      <w:bookmarkStart w:id="56" w:name="_Toc234503773"/>
       <w:r>
         <w:rPr>
           <w:rFonts w:ascii="NewsGotT" w:hAnsi="NewsGotT"/>
@@ -25037,7 +25282,7 @@
         </w:rPr>
         <w:t>Plan de Pruebas Funcionales</w:t>
       </w:r>
-      <w:bookmarkEnd w:id="57"/>
+      <w:bookmarkEnd w:id="56"/>
     </w:p>
     <w:tbl>
       <w:tblPr>
@@ -25249,13 +25494,12 @@
           <w:color w:val="000000" w:themeColor="text1"/>
         </w:rPr>
       </w:pPr>
-      <w:bookmarkStart w:id="58" w:name="_Toc234182936"/>
-      <w:r>
-        <w:rPr>
-          <w:rFonts w:ascii="NewsGotT" w:hAnsi="NewsGotT"/>
-          <w:color w:val="000000" w:themeColor="text1"/>
-        </w:rPr>
-        <w:lastRenderedPageBreak/>
+      <w:bookmarkStart w:id="57" w:name="_Toc234503774"/>
+      <w:r>
+        <w:rPr>
+          <w:rFonts w:ascii="NewsGotT" w:hAnsi="NewsGotT"/>
+          <w:color w:val="000000" w:themeColor="text1"/>
+        </w:rPr>
         <w:t xml:space="preserve">6.4 </w:t>
       </w:r>
       <w:r>
@@ -25265,7 +25509,7 @@
         </w:rPr>
         <w:t>Plan de Pruebas de Integración</w:t>
       </w:r>
-      <w:bookmarkEnd w:id="58"/>
+      <w:bookmarkEnd w:id="57"/>
     </w:p>
     <w:tbl>
       <w:tblPr>
@@ -25437,7 +25681,7 @@
           <w:color w:val="000000" w:themeColor="text1"/>
         </w:rPr>
       </w:pPr>
-      <w:bookmarkStart w:id="59" w:name="_Toc234182937"/>
+      <w:bookmarkStart w:id="58" w:name="_Toc234503775"/>
       <w:r>
         <w:rPr>
           <w:rFonts w:ascii="NewsGotT" w:hAnsi="NewsGotT"/>
@@ -25445,7 +25689,7 @@
         </w:rPr>
         <w:t>6.5 Plan de Pruebas de Rendimiento</w:t>
       </w:r>
-      <w:bookmarkEnd w:id="59"/>
+      <w:bookmarkEnd w:id="58"/>
     </w:p>
     <w:tbl>
       <w:tblPr>
@@ -25555,6 +25799,7 @@
                 <w:rFonts w:ascii="NewsGotT" w:hAnsi="NewsGotT"/>
                 <w:color w:val="000000" w:themeColor="text1"/>
               </w:rPr>
+              <w:lastRenderedPageBreak/>
               <w:t>Tiempo de creación de reservas.</w:t>
             </w:r>
           </w:p>
@@ -25597,7 +25842,7 @@
           <w:color w:val="000000" w:themeColor="text1"/>
         </w:rPr>
       </w:pPr>
-      <w:bookmarkStart w:id="60" w:name="_Toc234182938"/>
+      <w:bookmarkStart w:id="59" w:name="_Toc234503776"/>
       <w:r>
         <w:rPr>
           <w:rFonts w:ascii="NewsGotT" w:hAnsi="NewsGotT"/>
@@ -25605,7 +25850,7 @@
         </w:rPr>
         <w:t>6.6 Plan de Pruebas de Respaldo y Recuperación</w:t>
       </w:r>
-      <w:bookmarkEnd w:id="60"/>
+      <w:bookmarkEnd w:id="59"/>
     </w:p>
     <w:tbl>
       <w:tblPr>
@@ -25829,82 +26074,81 @@
           <w:color w:val="000000" w:themeColor="text1"/>
         </w:rPr>
       </w:pPr>
-      <w:bookmarkStart w:id="61" w:name="_Toc234182939"/>
-      <w:r>
-        <w:rPr>
-          <w:rFonts w:ascii="NewsGotT" w:hAnsi="NewsGotT"/>
-          <w:color w:val="000000" w:themeColor="text1"/>
-        </w:rPr>
-        <w:lastRenderedPageBreak/>
+      <w:bookmarkStart w:id="60" w:name="_Toc234503777"/>
+      <w:r>
+        <w:rPr>
+          <w:rFonts w:ascii="NewsGotT" w:hAnsi="NewsGotT"/>
+          <w:color w:val="000000" w:themeColor="text1"/>
+        </w:rPr>
         <w:t>MEJORAS IMPLEMENTADAS</w:t>
       </w:r>
+      <w:bookmarkEnd w:id="60"/>
+    </w:p>
+    <w:p>
+      <w:pPr>
+        <w:pStyle w:val="Ttulo2"/>
+        <w:rPr>
+          <w:rFonts w:ascii="NewsGotT" w:hAnsi="NewsGotT"/>
+          <w:color w:val="000000" w:themeColor="text1"/>
+        </w:rPr>
+      </w:pPr>
+      <w:bookmarkStart w:id="61" w:name="_Toc234503778"/>
+      <w:r>
+        <w:rPr>
+          <w:rFonts w:ascii="NewsGotT" w:hAnsi="NewsGotT"/>
+          <w:color w:val="000000" w:themeColor="text1"/>
+        </w:rPr>
+        <w:t>7.1 Introducción</w:t>
+      </w:r>
       <w:bookmarkEnd w:id="61"/>
     </w:p>
     <w:p>
       <w:pPr>
+        <w:rPr>
+          <w:rFonts w:ascii="NewsGotT" w:hAnsi="NewsGotT"/>
+          <w:color w:val="000000" w:themeColor="text1"/>
+        </w:rPr>
+      </w:pPr>
+      <w:r>
+        <w:rPr>
+          <w:rFonts w:ascii="NewsGotT" w:hAnsi="NewsGotT"/>
+          <w:color w:val="000000" w:themeColor="text1"/>
+        </w:rPr>
+        <w:t>Durante el desarrollo del proyecto se identificaron diversas oportunidades de mejora que permitieron optimizar la estabilidad, seguridad y rendimiento del sistema.</w:t>
+      </w:r>
+    </w:p>
+    <w:p>
+      <w:pPr>
+        <w:rPr>
+          <w:rFonts w:ascii="NewsGotT" w:hAnsi="NewsGotT"/>
+          <w:color w:val="000000" w:themeColor="text1"/>
+        </w:rPr>
+      </w:pPr>
+      <w:r>
+        <w:rPr>
+          <w:rFonts w:ascii="NewsGotT" w:hAnsi="NewsGotT"/>
+          <w:color w:val="000000" w:themeColor="text1"/>
+        </w:rPr>
+        <w:t>Las mejoras implementadas fueron el resultado del proceso de pruebas y de la evolución del proyecto desde su primera versión hasta la versión final.</w:t>
+      </w:r>
+    </w:p>
+    <w:p>
+      <w:pPr>
         <w:pStyle w:val="Ttulo2"/>
         <w:rPr>
           <w:rFonts w:ascii="NewsGotT" w:hAnsi="NewsGotT"/>
           <w:color w:val="000000" w:themeColor="text1"/>
         </w:rPr>
       </w:pPr>
-      <w:bookmarkStart w:id="62" w:name="_Toc234182940"/>
-      <w:r>
-        <w:rPr>
-          <w:rFonts w:ascii="NewsGotT" w:hAnsi="NewsGotT"/>
-          <w:color w:val="000000" w:themeColor="text1"/>
-        </w:rPr>
-        <w:t>7.1 Introducción</w:t>
+      <w:bookmarkStart w:id="62" w:name="_Toc234503779"/>
+      <w:r>
+        <w:rPr>
+          <w:rFonts w:ascii="NewsGotT" w:hAnsi="NewsGotT"/>
+          <w:color w:val="000000" w:themeColor="text1"/>
+        </w:rPr>
+        <w:t>7.2 Migración de SQLite a PostgreSQL</w:t>
       </w:r>
       <w:bookmarkEnd w:id="62"/>
-    </w:p>
-    <w:p>
-      <w:pPr>
-        <w:rPr>
-          <w:rFonts w:ascii="NewsGotT" w:hAnsi="NewsGotT"/>
-          <w:color w:val="000000" w:themeColor="text1"/>
-        </w:rPr>
-      </w:pPr>
-      <w:r>
-        <w:rPr>
-          <w:rFonts w:ascii="NewsGotT" w:hAnsi="NewsGotT"/>
-          <w:color w:val="000000" w:themeColor="text1"/>
-        </w:rPr>
-        <w:t>Durante el desarrollo del proyecto se identificaron diversas oportunidades de mejora que permitieron optimizar la estabilidad, seguridad y rendimiento del sistema.</w:t>
-      </w:r>
-    </w:p>
-    <w:p>
-      <w:pPr>
-        <w:rPr>
-          <w:rFonts w:ascii="NewsGotT" w:hAnsi="NewsGotT"/>
-          <w:color w:val="000000" w:themeColor="text1"/>
-        </w:rPr>
-      </w:pPr>
-      <w:r>
-        <w:rPr>
-          <w:rFonts w:ascii="NewsGotT" w:hAnsi="NewsGotT"/>
-          <w:color w:val="000000" w:themeColor="text1"/>
-        </w:rPr>
-        <w:t>Las mejoras implementadas fueron el resultado del proceso de pruebas y de la evolución del proyecto desde su primera versión hasta la versión final.</w:t>
-      </w:r>
-    </w:p>
-    <w:p>
-      <w:pPr>
-        <w:pStyle w:val="Ttulo2"/>
-        <w:rPr>
-          <w:rFonts w:ascii="NewsGotT" w:hAnsi="NewsGotT"/>
-          <w:color w:val="000000" w:themeColor="text1"/>
-        </w:rPr>
-      </w:pPr>
-      <w:bookmarkStart w:id="63" w:name="_Toc234182941"/>
-      <w:r>
-        <w:rPr>
-          <w:rFonts w:ascii="NewsGotT" w:hAnsi="NewsGotT"/>
-          <w:color w:val="000000" w:themeColor="text1"/>
-        </w:rPr>
-        <w:t>7.2 Migración de SQLite a PostgreSQL</w:t>
-      </w:r>
-      <w:bookmarkEnd w:id="63"/>
     </w:p>
     <w:tbl>
       <w:tblPr>
@@ -26033,6 +26277,7 @@
                 <w:rFonts w:ascii="NewsGotT" w:hAnsi="NewsGotT"/>
                 <w:color w:val="000000" w:themeColor="text1"/>
               </w:rPr>
+              <w:lastRenderedPageBreak/>
               <w:t>Resultado</w:t>
             </w:r>
           </w:p>
@@ -26127,7 +26372,7 @@
           <w:color w:val="000000" w:themeColor="text1"/>
         </w:rPr>
       </w:pPr>
-      <w:bookmarkStart w:id="64" w:name="_Toc234182942"/>
+      <w:bookmarkStart w:id="63" w:name="_Toc234503780"/>
       <w:r>
         <w:rPr>
           <w:rFonts w:ascii="NewsGotT" w:hAnsi="NewsGotT"/>
@@ -26135,7 +26380,7 @@
         </w:rPr>
         <w:t>7.3 Corrección del Sistema de Autenticación</w:t>
       </w:r>
-      <w:bookmarkEnd w:id="64"/>
+      <w:bookmarkEnd w:id="63"/>
     </w:p>
     <w:tbl>
       <w:tblPr>
@@ -26186,7 +26431,27 @@
                 <w:bCs/>
                 <w:color w:val="000000" w:themeColor="text1"/>
               </w:rPr>
-              <w:t>El sistema utilizaba validaciones heredadas mediante sessionStorage, provocando redirecciones inesperadas al inicio de sesión.</w:t>
+              <w:t xml:space="preserve">El sistema utilizaba validaciones heredadas mediante </w:t>
+            </w:r>
+            <w:proofErr w:type="spellStart"/>
+            <w:r>
+              <w:rPr>
+                <w:rFonts w:ascii="NewsGotT" w:hAnsi="NewsGotT"/>
+                <w:b/>
+                <w:bCs/>
+                <w:color w:val="000000" w:themeColor="text1"/>
+              </w:rPr>
+              <w:t>sessionStorage</w:t>
+            </w:r>
+            <w:proofErr w:type="spellEnd"/>
+            <w:r>
+              <w:rPr>
+                <w:rFonts w:ascii="NewsGotT" w:hAnsi="NewsGotT"/>
+                <w:b/>
+                <w:bCs/>
+                <w:color w:val="000000" w:themeColor="text1"/>
+              </w:rPr>
+              <w:t>, provocando redirecciones inesperadas al inicio de sesión.</w:t>
             </w:r>
           </w:p>
           <w:p>
@@ -26246,7 +26511,27 @@
                 <w:bCs/>
                 <w:color w:val="000000" w:themeColor="text1"/>
               </w:rPr>
-              <w:t xml:space="preserve">Eliminación de sessionStorage. </w:t>
+              <w:t xml:space="preserve">Eliminación de </w:t>
+            </w:r>
+            <w:proofErr w:type="spellStart"/>
+            <w:r>
+              <w:rPr>
+                <w:rFonts w:ascii="NewsGotT" w:hAnsi="NewsGotT"/>
+                <w:b/>
+                <w:bCs/>
+                <w:color w:val="000000" w:themeColor="text1"/>
+              </w:rPr>
+              <w:t>sessionStorage</w:t>
+            </w:r>
+            <w:proofErr w:type="spellEnd"/>
+            <w:r>
+              <w:rPr>
+                <w:rFonts w:ascii="NewsGotT" w:hAnsi="NewsGotT"/>
+                <w:b/>
+                <w:bCs/>
+                <w:color w:val="000000" w:themeColor="text1"/>
+              </w:rPr>
+              <w:t xml:space="preserve">. </w:t>
             </w:r>
           </w:p>
           <w:p>
@@ -26476,12 +26761,11 @@
           <w:color w:val="000000" w:themeColor="text1"/>
         </w:rPr>
       </w:pPr>
-      <w:bookmarkStart w:id="65" w:name="_Toc234182943"/>
-      <w:r>
-        <w:rPr>
-          <w:color w:val="000000" w:themeColor="text1"/>
-        </w:rPr>
-        <w:lastRenderedPageBreak/>
+      <w:bookmarkStart w:id="64" w:name="_Toc234503781"/>
+      <w:r>
+        <w:rPr>
+          <w:color w:val="000000" w:themeColor="text1"/>
+        </w:rPr>
         <w:t xml:space="preserve">8. </w:t>
       </w:r>
       <w:r>
@@ -26490,25 +26774,25 @@
         </w:rPr>
         <w:t>CALIDAD DEL SOFTWARE</w:t>
       </w:r>
+      <w:bookmarkEnd w:id="64"/>
+    </w:p>
+    <w:p>
+      <w:pPr>
+        <w:pStyle w:val="Ttulo2"/>
+        <w:rPr>
+          <w:rFonts w:ascii="NewsGotT" w:hAnsi="NewsGotT"/>
+          <w:color w:val="000000" w:themeColor="text1"/>
+        </w:rPr>
+      </w:pPr>
+      <w:bookmarkStart w:id="65" w:name="_Toc234503782"/>
+      <w:r>
+        <w:rPr>
+          <w:rFonts w:ascii="NewsGotT" w:hAnsi="NewsGotT"/>
+          <w:color w:val="000000" w:themeColor="text1"/>
+        </w:rPr>
+        <w:t>8.1 Introducción</w:t>
+      </w:r>
       <w:bookmarkEnd w:id="65"/>
-    </w:p>
-    <w:p>
-      <w:pPr>
-        <w:pStyle w:val="Ttulo2"/>
-        <w:rPr>
-          <w:rFonts w:ascii="NewsGotT" w:hAnsi="NewsGotT"/>
-          <w:color w:val="000000" w:themeColor="text1"/>
-        </w:rPr>
-      </w:pPr>
-      <w:bookmarkStart w:id="66" w:name="_Toc234182944"/>
-      <w:r>
-        <w:rPr>
-          <w:rFonts w:ascii="NewsGotT" w:hAnsi="NewsGotT"/>
-          <w:color w:val="000000" w:themeColor="text1"/>
-        </w:rPr>
-        <w:t>8.1 Introducción</w:t>
-      </w:r>
-      <w:bookmarkEnd w:id="66"/>
     </w:p>
     <w:p>
       <w:pPr>
@@ -26535,7 +26819,7 @@
           <w:color w:val="000000" w:themeColor="text1"/>
         </w:rPr>
       </w:pPr>
-      <w:bookmarkStart w:id="67" w:name="_Toc234182945"/>
+      <w:bookmarkStart w:id="66" w:name="_Toc234503783"/>
       <w:r>
         <w:rPr>
           <w:rFonts w:ascii="NewsGotT" w:hAnsi="NewsGotT"/>
@@ -26543,7 +26827,7 @@
         </w:rPr>
         <w:t>8.2 Integridad</w:t>
       </w:r>
-      <w:bookmarkEnd w:id="67"/>
+      <w:bookmarkEnd w:id="66"/>
     </w:p>
     <w:p>
       <w:pPr>
@@ -26570,7 +26854,7 @@
           <w:color w:val="000000" w:themeColor="text1"/>
         </w:rPr>
       </w:pPr>
-      <w:bookmarkStart w:id="68" w:name="_Toc234182946"/>
+      <w:bookmarkStart w:id="67" w:name="_Toc234503784"/>
       <w:r>
         <w:rPr>
           <w:rFonts w:ascii="NewsGotT" w:hAnsi="NewsGotT"/>
@@ -26578,7 +26862,7 @@
         </w:rPr>
         <w:t>8.3 Seguridad</w:t>
       </w:r>
-      <w:bookmarkEnd w:id="68"/>
+      <w:bookmarkEnd w:id="67"/>
     </w:p>
     <w:p>
       <w:pPr>
@@ -26682,6 +26966,7 @@
                 <w:rFonts w:ascii="NewsGotT" w:hAnsi="NewsGotT"/>
                 <w:color w:val="000000" w:themeColor="text1"/>
               </w:rPr>
+              <w:lastRenderedPageBreak/>
               <w:t>Usuarios administrativos.</w:t>
             </w:r>
           </w:p>
@@ -26750,7 +27035,7 @@
           <w:color w:val="000000" w:themeColor="text1"/>
         </w:rPr>
       </w:pPr>
-      <w:bookmarkStart w:id="69" w:name="_Toc234182947"/>
+      <w:bookmarkStart w:id="68" w:name="_Toc234503785"/>
       <w:r>
         <w:rPr>
           <w:rFonts w:ascii="NewsGotT" w:hAnsi="NewsGotT"/>
@@ -26758,38 +27043,38 @@
         </w:rPr>
         <w:t>8.4 Disponibilidad</w:t>
       </w:r>
+      <w:bookmarkEnd w:id="68"/>
+    </w:p>
+    <w:p>
+      <w:pPr>
+        <w:rPr>
+          <w:rFonts w:ascii="NewsGotT" w:hAnsi="NewsGotT"/>
+        </w:rPr>
+      </w:pPr>
+      <w:r>
+        <w:rPr>
+          <w:rFonts w:ascii="NewsGotT" w:hAnsi="NewsGotT"/>
+        </w:rPr>
+        <w:t>La disponibilidad del sistema se garantiza mediante el despliegue continuo en Render Cloud, el cual mantiene el servicio accesible desde Internet las 24 horas. Además, PostgreSQL asegura la persistencia de la información ante reinicios del servidor.</w:t>
+      </w:r>
+    </w:p>
+    <w:p>
+      <w:pPr>
+        <w:pStyle w:val="Ttulo2"/>
+        <w:rPr>
+          <w:rFonts w:ascii="NewsGotT" w:hAnsi="NewsGotT"/>
+          <w:color w:val="000000" w:themeColor="text1"/>
+        </w:rPr>
+      </w:pPr>
+      <w:bookmarkStart w:id="69" w:name="_Toc234503786"/>
+      <w:r>
+        <w:rPr>
+          <w:rFonts w:ascii="NewsGotT" w:hAnsi="NewsGotT"/>
+          <w:color w:val="000000" w:themeColor="text1"/>
+        </w:rPr>
+        <w:t>8.5 Confiabilidad</w:t>
+      </w:r>
       <w:bookmarkEnd w:id="69"/>
-    </w:p>
-    <w:p>
-      <w:pPr>
-        <w:rPr>
-          <w:rFonts w:ascii="NewsGotT" w:hAnsi="NewsGotT"/>
-        </w:rPr>
-      </w:pPr>
-      <w:r>
-        <w:rPr>
-          <w:rFonts w:ascii="NewsGotT" w:hAnsi="NewsGotT"/>
-        </w:rPr>
-        <w:t>La disponibilidad del sistema se garantiza mediante el despliegue continuo en Render Cloud, el cual mantiene el servicio accesible desde Internet las 24 horas. Además, PostgreSQL asegura la persistencia de la información ante reinicios del servidor.</w:t>
-      </w:r>
-    </w:p>
-    <w:p>
-      <w:pPr>
-        <w:pStyle w:val="Ttulo2"/>
-        <w:rPr>
-          <w:rFonts w:ascii="NewsGotT" w:hAnsi="NewsGotT"/>
-          <w:color w:val="000000" w:themeColor="text1"/>
-        </w:rPr>
-      </w:pPr>
-      <w:bookmarkStart w:id="70" w:name="_Toc234182948"/>
-      <w:r>
-        <w:rPr>
-          <w:rFonts w:ascii="NewsGotT" w:hAnsi="NewsGotT"/>
-          <w:color w:val="000000" w:themeColor="text1"/>
-        </w:rPr>
-        <w:t>8.5 Confiabilidad</w:t>
-      </w:r>
-      <w:bookmarkEnd w:id="70"/>
     </w:p>
     <w:p>
       <w:pPr>
@@ -27019,7 +27304,7 @@
           <w:color w:val="000000" w:themeColor="text1"/>
         </w:rPr>
       </w:pPr>
-      <w:bookmarkStart w:id="71" w:name="_Toc234182949"/>
+      <w:bookmarkStart w:id="70" w:name="_Toc234503787"/>
       <w:r>
         <w:rPr>
           <w:rFonts w:ascii="NewsGotT" w:hAnsi="NewsGotT"/>
@@ -27027,7 +27312,7 @@
         </w:rPr>
         <w:t>8.6 Rendimiento</w:t>
       </w:r>
-      <w:bookmarkEnd w:id="71"/>
+      <w:bookmarkEnd w:id="70"/>
     </w:p>
     <w:p>
       <w:pPr>
@@ -27054,7 +27339,7 @@
           <w:color w:val="000000" w:themeColor="text1"/>
         </w:rPr>
       </w:pPr>
-      <w:bookmarkStart w:id="72" w:name="_Toc234182950"/>
+      <w:bookmarkStart w:id="71" w:name="_Toc234503788"/>
       <w:r>
         <w:rPr>
           <w:rFonts w:ascii="NewsGotT" w:hAnsi="NewsGotT"/>
@@ -27062,7 +27347,7 @@
         </w:rPr>
         <w:t>8.7 Mantenibilidad</w:t>
       </w:r>
-      <w:bookmarkEnd w:id="72"/>
+      <w:bookmarkEnd w:id="71"/>
     </w:p>
     <w:p>
       <w:pPr>
@@ -27121,12 +27406,21 @@
                 <w:color w:val="000000" w:themeColor="text1"/>
               </w:rPr>
             </w:pPr>
+            <w:proofErr w:type="spellStart"/>
             <w:r>
               <w:rPr>
                 <w:rFonts w:ascii="NewsGotT" w:hAnsi="NewsGotT"/>
                 <w:color w:val="000000" w:themeColor="text1"/>
               </w:rPr>
-              <w:t>Models.</w:t>
+              <w:t>Models</w:t>
+            </w:r>
+            <w:proofErr w:type="spellEnd"/>
+            <w:r>
+              <w:rPr>
+                <w:rFonts w:ascii="NewsGotT" w:hAnsi="NewsGotT"/>
+                <w:color w:val="000000" w:themeColor="text1"/>
+              </w:rPr>
+              <w:t>.</w:t>
             </w:r>
           </w:p>
         </w:tc>
@@ -27145,12 +27439,21 @@
                 <w:color w:val="000000" w:themeColor="text1"/>
               </w:rPr>
             </w:pPr>
+            <w:proofErr w:type="spellStart"/>
             <w:r>
               <w:rPr>
                 <w:rFonts w:ascii="NewsGotT" w:hAnsi="NewsGotT"/>
                 <w:color w:val="000000" w:themeColor="text1"/>
               </w:rPr>
-              <w:t>Views.</w:t>
+              <w:t>Views</w:t>
+            </w:r>
+            <w:proofErr w:type="spellEnd"/>
+            <w:r>
+              <w:rPr>
+                <w:rFonts w:ascii="NewsGotT" w:hAnsi="NewsGotT"/>
+                <w:color w:val="000000" w:themeColor="text1"/>
+              </w:rPr>
+              <w:t>.</w:t>
             </w:r>
           </w:p>
         </w:tc>
@@ -27169,12 +27472,21 @@
                 <w:color w:val="000000" w:themeColor="text1"/>
               </w:rPr>
             </w:pPr>
+            <w:proofErr w:type="spellStart"/>
             <w:r>
               <w:rPr>
                 <w:rFonts w:ascii="NewsGotT" w:hAnsi="NewsGotT"/>
                 <w:color w:val="000000" w:themeColor="text1"/>
               </w:rPr>
-              <w:t>Templates.</w:t>
+              <w:t>Templates</w:t>
+            </w:r>
+            <w:proofErr w:type="spellEnd"/>
+            <w:r>
+              <w:rPr>
+                <w:rFonts w:ascii="NewsGotT" w:hAnsi="NewsGotT"/>
+                <w:color w:val="000000" w:themeColor="text1"/>
+              </w:rPr>
+              <w:t>.</w:t>
             </w:r>
           </w:p>
         </w:tc>
@@ -27193,12 +27505,21 @@
                 <w:color w:val="000000" w:themeColor="text1"/>
               </w:rPr>
             </w:pPr>
+            <w:proofErr w:type="spellStart"/>
             <w:r>
               <w:rPr>
                 <w:rFonts w:ascii="NewsGotT" w:hAnsi="NewsGotT"/>
                 <w:color w:val="000000" w:themeColor="text1"/>
               </w:rPr>
-              <w:t>Forms.</w:t>
+              <w:t>Forms</w:t>
+            </w:r>
+            <w:proofErr w:type="spellEnd"/>
+            <w:r>
+              <w:rPr>
+                <w:rFonts w:ascii="NewsGotT" w:hAnsi="NewsGotT"/>
+                <w:color w:val="000000" w:themeColor="text1"/>
+              </w:rPr>
+              <w:t>.</w:t>
             </w:r>
           </w:p>
         </w:tc>
@@ -27217,12 +27538,21 @@
                 <w:color w:val="000000" w:themeColor="text1"/>
               </w:rPr>
             </w:pPr>
+            <w:proofErr w:type="spellStart"/>
             <w:r>
               <w:rPr>
                 <w:rFonts w:ascii="NewsGotT" w:hAnsi="NewsGotT"/>
                 <w:color w:val="000000" w:themeColor="text1"/>
               </w:rPr>
-              <w:t>Static.</w:t>
+              <w:t>Static</w:t>
+            </w:r>
+            <w:proofErr w:type="spellEnd"/>
+            <w:r>
+              <w:rPr>
+                <w:rFonts w:ascii="NewsGotT" w:hAnsi="NewsGotT"/>
+                <w:color w:val="000000" w:themeColor="text1"/>
+              </w:rPr>
+              <w:t>.</w:t>
             </w:r>
           </w:p>
         </w:tc>
@@ -27236,16 +27566,15 @@
           <w:color w:val="000000" w:themeColor="text1"/>
         </w:rPr>
       </w:pPr>
-      <w:bookmarkStart w:id="73" w:name="_Toc234182951"/>
-      <w:r>
-        <w:rPr>
-          <w:rFonts w:ascii="NewsGotT" w:hAnsi="NewsGotT"/>
-          <w:color w:val="000000" w:themeColor="text1"/>
-        </w:rPr>
-        <w:lastRenderedPageBreak/>
+      <w:bookmarkStart w:id="72" w:name="_Toc234503789"/>
+      <w:r>
+        <w:rPr>
+          <w:rFonts w:ascii="NewsGotT" w:hAnsi="NewsGotT"/>
+          <w:color w:val="000000" w:themeColor="text1"/>
+        </w:rPr>
         <w:t>8.8 Escalabilidad</w:t>
       </w:r>
-      <w:bookmarkEnd w:id="73"/>
+      <w:bookmarkEnd w:id="72"/>
     </w:p>
     <w:p>
       <w:pPr>
@@ -27615,68 +27944,67 @@
           <w:color w:val="000000" w:themeColor="text1"/>
         </w:rPr>
       </w:pPr>
-      <w:bookmarkStart w:id="74" w:name="_Toc234182952"/>
-      <w:r>
-        <w:rPr>
-          <w:rFonts w:ascii="NewsGotT" w:hAnsi="NewsGotT"/>
-          <w:color w:val="000000" w:themeColor="text1"/>
-        </w:rPr>
-        <w:lastRenderedPageBreak/>
+      <w:bookmarkStart w:id="73" w:name="_Toc234503790"/>
+      <w:r>
+        <w:rPr>
+          <w:rFonts w:ascii="NewsGotT" w:hAnsi="NewsGotT"/>
+          <w:color w:val="000000" w:themeColor="text1"/>
+        </w:rPr>
         <w:t>GESTIÓN DE RIESGOS</w:t>
       </w:r>
+      <w:bookmarkEnd w:id="73"/>
+    </w:p>
+    <w:p>
+      <w:pPr>
+        <w:pStyle w:val="Ttulo2"/>
+        <w:rPr>
+          <w:rFonts w:ascii="NewsGotT" w:hAnsi="NewsGotT"/>
+          <w:color w:val="000000" w:themeColor="text1"/>
+        </w:rPr>
+      </w:pPr>
+      <w:bookmarkStart w:id="74" w:name="_Toc234503791"/>
+      <w:r>
+        <w:rPr>
+          <w:rFonts w:ascii="NewsGotT" w:hAnsi="NewsGotT"/>
+          <w:color w:val="000000" w:themeColor="text1"/>
+        </w:rPr>
+        <w:t>9.1 Introducción</w:t>
+      </w:r>
       <w:bookmarkEnd w:id="74"/>
     </w:p>
     <w:p>
       <w:pPr>
+        <w:pStyle w:val="NormalWeb"/>
+        <w:rPr>
+          <w:rFonts w:ascii="NewsGotT" w:hAnsi="NewsGotT"/>
+          <w:color w:val="000000" w:themeColor="text1"/>
+        </w:rPr>
+      </w:pPr>
+      <w:r>
+        <w:rPr>
+          <w:rFonts w:ascii="NewsGotT" w:hAnsi="NewsGotT"/>
+          <w:color w:val="000000" w:themeColor="text1"/>
+        </w:rPr>
+        <w:t>Durante el desarrollo del proyecto se identificaron riesgos técnicos y operacionales que podían afectar el cumplimiento de los objetivos. Con el fin de minimizar su impacto, se definieron acciones preventivas y correctivas para cada uno de ello</w:t>
+      </w:r>
+    </w:p>
+    <w:p>
+      <w:pPr>
         <w:pStyle w:val="Ttulo2"/>
         <w:rPr>
           <w:rFonts w:ascii="NewsGotT" w:hAnsi="NewsGotT"/>
           <w:color w:val="000000" w:themeColor="text1"/>
         </w:rPr>
       </w:pPr>
-      <w:bookmarkStart w:id="75" w:name="_Toc234182953"/>
-      <w:r>
-        <w:rPr>
-          <w:rFonts w:ascii="NewsGotT" w:hAnsi="NewsGotT"/>
-          <w:color w:val="000000" w:themeColor="text1"/>
-        </w:rPr>
-        <w:t>9.1 Introducción</w:t>
+      <w:bookmarkStart w:id="75" w:name="_Toc234503792"/>
+      <w:r>
+        <w:rPr>
+          <w:rFonts w:ascii="NewsGotT" w:hAnsi="NewsGotT"/>
+          <w:color w:val="000000" w:themeColor="text1"/>
+        </w:rPr>
+        <w:t>9.2 Matriz de Riesgos</w:t>
       </w:r>
       <w:bookmarkEnd w:id="75"/>
-    </w:p>
-    <w:p>
-      <w:pPr>
-        <w:pStyle w:val="NormalWeb"/>
-        <w:rPr>
-          <w:rFonts w:ascii="NewsGotT" w:hAnsi="NewsGotT"/>
-          <w:color w:val="000000" w:themeColor="text1"/>
-        </w:rPr>
-      </w:pPr>
-      <w:r>
-        <w:rPr>
-          <w:rFonts w:ascii="NewsGotT" w:hAnsi="NewsGotT"/>
-          <w:color w:val="000000" w:themeColor="text1"/>
-        </w:rPr>
-        <w:t>Durante el desarrollo del proyecto se identificaron riesgos técnicos y operacionales que podían afectar el cumplimiento de los objetivos. Con el fin de minimizar su impacto, se definieron acciones preventivas y correctivas para cada uno de ello</w:t>
-      </w:r>
-    </w:p>
-    <w:p>
-      <w:pPr>
-        <w:pStyle w:val="Ttulo2"/>
-        <w:rPr>
-          <w:rFonts w:ascii="NewsGotT" w:hAnsi="NewsGotT"/>
-          <w:color w:val="000000" w:themeColor="text1"/>
-        </w:rPr>
-      </w:pPr>
-      <w:bookmarkStart w:id="76" w:name="_Toc234182954"/>
-      <w:r>
-        <w:rPr>
-          <w:rFonts w:ascii="NewsGotT" w:hAnsi="NewsGotT"/>
-          <w:color w:val="000000" w:themeColor="text1"/>
-        </w:rPr>
-        <w:t>9.2 Matriz de Riesgos</w:t>
-      </w:r>
-      <w:bookmarkEnd w:id="76"/>
     </w:p>
     <w:tbl>
       <w:tblPr>
@@ -27923,6 +28251,7 @@
                 <w:rFonts w:ascii="NewsGotT" w:hAnsi="NewsGotT"/>
                 <w:color w:val="000000" w:themeColor="text1"/>
               </w:rPr>
+              <w:lastRenderedPageBreak/>
               <w:t>Problemas de autenticación</w:t>
             </w:r>
           </w:p>
@@ -28402,7 +28731,7 @@
           <w:color w:val="000000" w:themeColor="text1"/>
         </w:rPr>
       </w:pPr>
-      <w:bookmarkStart w:id="77" w:name="_Toc234182955"/>
+      <w:bookmarkStart w:id="76" w:name="_Toc234503793"/>
       <w:r>
         <w:rPr>
           <w:rFonts w:ascii="NewsGotT" w:hAnsi="NewsGotT"/>
@@ -28410,7 +28739,7 @@
         </w:rPr>
         <w:t>9.3 Plan de Mitigación</w:t>
       </w:r>
-      <w:bookmarkEnd w:id="77"/>
+      <w:bookmarkEnd w:id="76"/>
     </w:p>
     <w:p>
       <w:pPr>
@@ -28603,57 +28932,56 @@
           <w:color w:val="000000" w:themeColor="text1"/>
         </w:rPr>
       </w:pPr>
-      <w:bookmarkStart w:id="78" w:name="_Toc234182956"/>
-      <w:r>
-        <w:rPr>
-          <w:rFonts w:ascii="NewsGotT" w:hAnsi="NewsGotT"/>
-          <w:color w:val="000000" w:themeColor="text1"/>
-        </w:rPr>
-        <w:lastRenderedPageBreak/>
+      <w:bookmarkStart w:id="77" w:name="_Toc234503794"/>
+      <w:r>
+        <w:rPr>
+          <w:rFonts w:ascii="NewsGotT" w:hAnsi="NewsGotT"/>
+          <w:color w:val="000000" w:themeColor="text1"/>
+        </w:rPr>
         <w:t>9.4 Evaluación Final de Riesgos</w:t>
       </w:r>
+      <w:bookmarkEnd w:id="77"/>
+    </w:p>
+    <w:p>
+      <w:pPr>
+        <w:rPr>
+          <w:rFonts w:ascii="NewsGotT" w:hAnsi="NewsGotT"/>
+          <w:color w:val="000000" w:themeColor="text1"/>
+        </w:rPr>
+      </w:pPr>
+      <w:r>
+        <w:rPr>
+          <w:rFonts w:ascii="NewsGotT" w:hAnsi="NewsGotT"/>
+          <w:color w:val="000000" w:themeColor="text1"/>
+        </w:rPr>
+        <w:t>Después de aplicar las medidas de mitigación, los riesgos críticos fueron reducidos significativamente. La migración a PostgreSQL, la implementación de la autenticación nativa de Django y el despliegue en Render mejoraron la disponibilidad, seguridad y confiabilidad de la plataforma.</w:t>
+      </w:r>
+    </w:p>
+    <w:p>
+      <w:pPr>
+        <w:rPr>
+          <w:rFonts w:ascii="NewsGotT" w:hAnsi="NewsGotT"/>
+          <w:color w:val="000000" w:themeColor="text1"/>
+        </w:rPr>
+      </w:pPr>
+    </w:p>
+    <w:p>
+      <w:pPr>
+        <w:pStyle w:val="Ttulo2"/>
+        <w:rPr>
+          <w:rFonts w:ascii="NewsGotT" w:hAnsi="NewsGotT"/>
+          <w:color w:val="000000" w:themeColor="text1"/>
+        </w:rPr>
+      </w:pPr>
+      <w:bookmarkStart w:id="78" w:name="_Toc234503795"/>
+      <w:r>
+        <w:rPr>
+          <w:rFonts w:ascii="NewsGotT" w:hAnsi="NewsGotT"/>
+          <w:color w:val="000000" w:themeColor="text1"/>
+        </w:rPr>
+        <w:t>9.5 Conclusión</w:t>
+      </w:r>
       <w:bookmarkEnd w:id="78"/>
-    </w:p>
-    <w:p>
-      <w:pPr>
-        <w:rPr>
-          <w:rFonts w:ascii="NewsGotT" w:hAnsi="NewsGotT"/>
-          <w:color w:val="000000" w:themeColor="text1"/>
-        </w:rPr>
-      </w:pPr>
-      <w:r>
-        <w:rPr>
-          <w:rFonts w:ascii="NewsGotT" w:hAnsi="NewsGotT"/>
-          <w:color w:val="000000" w:themeColor="text1"/>
-        </w:rPr>
-        <w:t>Después de aplicar las medidas de mitigación, los riesgos críticos fueron reducidos significativamente. La migración a PostgreSQL, la implementación de la autenticación nativa de Django y el despliegue en Render mejoraron la disponibilidad, seguridad y confiabilidad de la plataforma.</w:t>
-      </w:r>
-    </w:p>
-    <w:p>
-      <w:pPr>
-        <w:rPr>
-          <w:rFonts w:ascii="NewsGotT" w:hAnsi="NewsGotT"/>
-          <w:color w:val="000000" w:themeColor="text1"/>
-        </w:rPr>
-      </w:pPr>
-    </w:p>
-    <w:p>
-      <w:pPr>
-        <w:pStyle w:val="Ttulo2"/>
-        <w:rPr>
-          <w:rFonts w:ascii="NewsGotT" w:hAnsi="NewsGotT"/>
-          <w:color w:val="000000" w:themeColor="text1"/>
-        </w:rPr>
-      </w:pPr>
-      <w:bookmarkStart w:id="79" w:name="_Toc234182957"/>
-      <w:r>
-        <w:rPr>
-          <w:rFonts w:ascii="NewsGotT" w:hAnsi="NewsGotT"/>
-          <w:color w:val="000000" w:themeColor="text1"/>
-        </w:rPr>
-        <w:t>9.5 Conclusión</w:t>
-      </w:r>
-      <w:bookmarkEnd w:id="79"/>
     </w:p>
     <w:p>
       <w:pPr>
@@ -28854,34 +29182,33 @@
           <w:color w:val="000000" w:themeColor="text1"/>
         </w:rPr>
       </w:pPr>
-      <w:bookmarkStart w:id="80" w:name="_Toc234182958"/>
-      <w:r>
-        <w:rPr>
-          <w:rFonts w:ascii="NewsGotT" w:hAnsi="NewsGotT"/>
-          <w:color w:val="000000" w:themeColor="text1"/>
-        </w:rPr>
-        <w:lastRenderedPageBreak/>
+      <w:bookmarkStart w:id="79" w:name="_Toc234503796"/>
+      <w:r>
+        <w:rPr>
+          <w:rFonts w:ascii="NewsGotT" w:hAnsi="NewsGotT"/>
+          <w:color w:val="000000" w:themeColor="text1"/>
+        </w:rPr>
         <w:t>10. CONCLUSIONES</w:t>
       </w:r>
+      <w:bookmarkEnd w:id="79"/>
+    </w:p>
+    <w:p>
+      <w:pPr>
+        <w:pStyle w:val="Ttulo2"/>
+        <w:rPr>
+          <w:rFonts w:ascii="NewsGotT" w:hAnsi="NewsGotT"/>
+          <w:color w:val="000000" w:themeColor="text1"/>
+        </w:rPr>
+      </w:pPr>
+      <w:bookmarkStart w:id="80" w:name="_Toc234503797"/>
+      <w:r>
+        <w:rPr>
+          <w:rFonts w:ascii="NewsGotT" w:hAnsi="NewsGotT"/>
+          <w:color w:val="000000" w:themeColor="text1"/>
+        </w:rPr>
+        <w:t>10.1 Introducción</w:t>
+      </w:r>
       <w:bookmarkEnd w:id="80"/>
-    </w:p>
-    <w:p>
-      <w:pPr>
-        <w:pStyle w:val="Ttulo2"/>
-        <w:rPr>
-          <w:rFonts w:ascii="NewsGotT" w:hAnsi="NewsGotT"/>
-          <w:color w:val="000000" w:themeColor="text1"/>
-        </w:rPr>
-      </w:pPr>
-      <w:bookmarkStart w:id="81" w:name="_Toc234182959"/>
-      <w:r>
-        <w:rPr>
-          <w:rFonts w:ascii="NewsGotT" w:hAnsi="NewsGotT"/>
-          <w:color w:val="000000" w:themeColor="text1"/>
-        </w:rPr>
-        <w:t>10.1 Introducción</w:t>
-      </w:r>
-      <w:bookmarkEnd w:id="81"/>
     </w:p>
     <w:p>
       <w:pPr>
@@ -28939,77 +29266,94 @@
     </w:p>
     <w:p>
       <w:pPr>
+        <w:rPr>
+          <w:rFonts w:ascii="NewsGotT" w:hAnsi="NewsGotT"/>
+          <w:color w:val="000000" w:themeColor="text1"/>
+        </w:rPr>
+      </w:pPr>
+    </w:p>
+    <w:p>
+      <w:pPr>
+        <w:rPr>
+          <w:rFonts w:ascii="NewsGotT" w:hAnsi="NewsGotT"/>
+          <w:color w:val="000000" w:themeColor="text1"/>
+        </w:rPr>
+      </w:pPr>
+    </w:p>
+    <w:p>
+      <w:pPr>
         <w:pStyle w:val="Ttulo2"/>
         <w:rPr>
           <w:rFonts w:ascii="NewsGotT" w:hAnsi="NewsGotT"/>
           <w:color w:val="000000" w:themeColor="text1"/>
         </w:rPr>
       </w:pPr>
-      <w:bookmarkStart w:id="82" w:name="_Toc234182960"/>
-      <w:r>
-        <w:rPr>
-          <w:rFonts w:ascii="NewsGotT" w:hAnsi="NewsGotT"/>
-          <w:color w:val="000000" w:themeColor="text1"/>
-        </w:rPr>
+      <w:bookmarkStart w:id="81" w:name="_Toc234503798"/>
+      <w:r>
+        <w:rPr>
+          <w:rFonts w:ascii="NewsGotT" w:hAnsi="NewsGotT"/>
+          <w:color w:val="000000" w:themeColor="text1"/>
+        </w:rPr>
+        <w:lastRenderedPageBreak/>
         <w:t>10.2 Cumplimiento del Objetivo General</w:t>
       </w:r>
+      <w:bookmarkEnd w:id="81"/>
+    </w:p>
+    <w:p>
+      <w:pPr>
+        <w:rPr>
+          <w:rFonts w:ascii="NewsGotT" w:hAnsi="NewsGotT"/>
+          <w:color w:val="000000" w:themeColor="text1"/>
+        </w:rPr>
+      </w:pPr>
+      <w:r>
+        <w:rPr>
+          <w:rFonts w:ascii="NewsGotT" w:hAnsi="NewsGotT"/>
+          <w:color w:val="000000" w:themeColor="text1"/>
+        </w:rPr>
+        <w:t>El objetivo general del proyecto fue cumplido satisfactoriamente mediante el desarrollo de una plataforma web que permite administrar el proceso de reservas de una barbería de forma eficiente, incorporando autenticación segura, gestión de usuarios, administración de reservas, procesamiento de pagos mediante Stripe Sandbox y almacenamiento persistente utilizando PostgreSQL.</w:t>
+      </w:r>
+    </w:p>
+    <w:p>
+      <w:pPr>
+        <w:rPr>
+          <w:rFonts w:ascii="NewsGotT" w:hAnsi="NewsGotT"/>
+          <w:color w:val="000000" w:themeColor="text1"/>
+        </w:rPr>
+      </w:pPr>
+      <w:r>
+        <w:rPr>
+          <w:rFonts w:ascii="NewsGotT" w:hAnsi="NewsGotT"/>
+          <w:color w:val="000000" w:themeColor="text1"/>
+        </w:rPr>
+        <w:t>La implementación del sistema permitió reemplazar procesos manuales por una solución digital que mejora la organización de las reservas y facilita la administración de la información.</w:t>
+      </w:r>
+    </w:p>
+    <w:p>
+      <w:pPr>
+        <w:rPr>
+          <w:rFonts w:ascii="NewsGotT" w:hAnsi="NewsGotT"/>
+          <w:color w:val="000000" w:themeColor="text1"/>
+        </w:rPr>
+      </w:pPr>
+    </w:p>
+    <w:p>
+      <w:pPr>
+        <w:pStyle w:val="Ttulo2"/>
+        <w:rPr>
+          <w:rFonts w:ascii="NewsGotT" w:hAnsi="NewsGotT"/>
+          <w:color w:val="000000" w:themeColor="text1"/>
+        </w:rPr>
+      </w:pPr>
+      <w:bookmarkStart w:id="82" w:name="_Toc234503799"/>
+      <w:r>
+        <w:rPr>
+          <w:rFonts w:ascii="NewsGotT" w:hAnsi="NewsGotT"/>
+          <w:color w:val="000000" w:themeColor="text1"/>
+        </w:rPr>
+        <w:t>10.3 Cumplimiento de los Objetivos Específicos</w:t>
+      </w:r>
       <w:bookmarkEnd w:id="82"/>
-    </w:p>
-    <w:p>
-      <w:pPr>
-        <w:rPr>
-          <w:rFonts w:ascii="NewsGotT" w:hAnsi="NewsGotT"/>
-          <w:color w:val="000000" w:themeColor="text1"/>
-        </w:rPr>
-      </w:pPr>
-      <w:r>
-        <w:rPr>
-          <w:rFonts w:ascii="NewsGotT" w:hAnsi="NewsGotT"/>
-          <w:color w:val="000000" w:themeColor="text1"/>
-        </w:rPr>
-        <w:t>El objetivo general del proyecto fue cumplido satisfactoriamente mediante el desarrollo de una plataforma web que permite administrar el proceso de reservas de una barbería de forma eficiente, incorporando autenticación segura, gestión de usuarios, administración de reservas, procesamiento de pagos mediante Stripe Sandbox y almacenamiento persistente utilizando PostgreSQL.</w:t>
-      </w:r>
-    </w:p>
-    <w:p>
-      <w:pPr>
-        <w:rPr>
-          <w:rFonts w:ascii="NewsGotT" w:hAnsi="NewsGotT"/>
-          <w:color w:val="000000" w:themeColor="text1"/>
-        </w:rPr>
-      </w:pPr>
-      <w:r>
-        <w:rPr>
-          <w:rFonts w:ascii="NewsGotT" w:hAnsi="NewsGotT"/>
-          <w:color w:val="000000" w:themeColor="text1"/>
-        </w:rPr>
-        <w:t>La implementación del sistema permitió reemplazar procesos manuales por una solución digital que mejora la organización de las reservas y facilita la administración de la información.</w:t>
-      </w:r>
-    </w:p>
-    <w:p>
-      <w:pPr>
-        <w:rPr>
-          <w:rFonts w:ascii="NewsGotT" w:hAnsi="NewsGotT"/>
-          <w:color w:val="000000" w:themeColor="text1"/>
-        </w:rPr>
-      </w:pPr>
-    </w:p>
-    <w:p>
-      <w:pPr>
-        <w:pStyle w:val="Ttulo2"/>
-        <w:rPr>
-          <w:rFonts w:ascii="NewsGotT" w:hAnsi="NewsGotT"/>
-          <w:color w:val="000000" w:themeColor="text1"/>
-        </w:rPr>
-      </w:pPr>
-      <w:bookmarkStart w:id="83" w:name="_Toc234182961"/>
-      <w:r>
-        <w:rPr>
-          <w:rFonts w:ascii="NewsGotT" w:hAnsi="NewsGotT"/>
-          <w:color w:val="000000" w:themeColor="text1"/>
-        </w:rPr>
-        <w:t>10.3 Cumplimiento de los Objetivos Específicos</w:t>
-      </w:r>
-      <w:bookmarkEnd w:id="83"/>
     </w:p>
     <w:p>
       <w:pPr>
@@ -29221,16 +29565,15 @@
           <w:color w:val="000000" w:themeColor="text1"/>
         </w:rPr>
       </w:pPr>
-      <w:bookmarkStart w:id="84" w:name="_Toc234182962"/>
-      <w:r>
-        <w:rPr>
-          <w:rFonts w:ascii="NewsGotT" w:hAnsi="NewsGotT"/>
-          <w:color w:val="000000" w:themeColor="text1"/>
-        </w:rPr>
-        <w:lastRenderedPageBreak/>
+      <w:bookmarkStart w:id="83" w:name="_Toc234503800"/>
+      <w:r>
+        <w:rPr>
+          <w:rFonts w:ascii="NewsGotT" w:hAnsi="NewsGotT"/>
+          <w:color w:val="000000" w:themeColor="text1"/>
+        </w:rPr>
         <w:t>10.4 Resultados Alcanzados</w:t>
       </w:r>
-      <w:bookmarkEnd w:id="84"/>
+      <w:bookmarkEnd w:id="83"/>
     </w:p>
     <w:p>
       <w:pPr>
@@ -29450,15 +29793,16 @@
           <w:color w:val="000000" w:themeColor="text1"/>
         </w:rPr>
       </w:pPr>
-      <w:bookmarkStart w:id="85" w:name="_Toc234182963"/>
-      <w:r>
-        <w:rPr>
-          <w:rFonts w:ascii="NewsGotT" w:hAnsi="NewsGotT"/>
-          <w:color w:val="000000" w:themeColor="text1"/>
-        </w:rPr>
+      <w:bookmarkStart w:id="84" w:name="_Toc234503801"/>
+      <w:r>
+        <w:rPr>
+          <w:rFonts w:ascii="NewsGotT" w:hAnsi="NewsGotT"/>
+          <w:color w:val="000000" w:themeColor="text1"/>
+        </w:rPr>
+        <w:lastRenderedPageBreak/>
         <w:t>10.5 Aprendizajes Obtenidos</w:t>
       </w:r>
-      <w:bookmarkEnd w:id="85"/>
+      <w:bookmarkEnd w:id="84"/>
     </w:p>
     <w:p>
       <w:pPr>
@@ -29567,7 +29911,23 @@
           <w:rFonts w:ascii="NewsGotT" w:hAnsi="NewsGotT"/>
           <w:color w:val="000000" w:themeColor="text1"/>
         </w:rPr>
-        <w:t xml:space="preserve">Integración de APIs mediante Stripe. </w:t>
+        <w:t xml:space="preserve">Integración de </w:t>
+      </w:r>
+      <w:proofErr w:type="spellStart"/>
+      <w:r>
+        <w:rPr>
+          <w:rFonts w:ascii="NewsGotT" w:hAnsi="NewsGotT"/>
+          <w:color w:val="000000" w:themeColor="text1"/>
+        </w:rPr>
+        <w:t>APIs</w:t>
+      </w:r>
+      <w:proofErr w:type="spellEnd"/>
+      <w:r>
+        <w:rPr>
+          <w:rFonts w:ascii="NewsGotT" w:hAnsi="NewsGotT"/>
+          <w:color w:val="000000" w:themeColor="text1"/>
+        </w:rPr>
+        <w:t xml:space="preserve"> mediante Stripe. </w:t>
       </w:r>
     </w:p>
     <w:p>
@@ -29666,7 +30026,7 @@
           <w:color w:val="000000" w:themeColor="text1"/>
         </w:rPr>
       </w:pPr>
-      <w:bookmarkStart w:id="86" w:name="_Toc234182964"/>
+      <w:bookmarkStart w:id="85" w:name="_Toc234503802"/>
       <w:r>
         <w:rPr>
           <w:rFonts w:ascii="NewsGotT" w:hAnsi="NewsGotT"/>
@@ -29674,7 +30034,7 @@
         </w:rPr>
         <w:t>10.6 Trabajo Futuro</w:t>
       </w:r>
-      <w:bookmarkEnd w:id="86"/>
+      <w:bookmarkEnd w:id="85"/>
     </w:p>
     <w:p>
       <w:pPr>
@@ -29881,45 +30241,181 @@
           <w:color w:val="000000" w:themeColor="text1"/>
         </w:rPr>
       </w:pPr>
-      <w:bookmarkStart w:id="87" w:name="_Toc234182965"/>
+      <w:bookmarkStart w:id="86" w:name="_Toc234503803"/>
+      <w:r>
+        <w:rPr>
+          <w:rFonts w:ascii="NewsGotT" w:hAnsi="NewsGotT"/>
+          <w:color w:val="000000" w:themeColor="text1"/>
+        </w:rPr>
+        <w:t>1</w:t>
+      </w:r>
+      <w:r>
+        <w:rPr>
+          <w:rFonts w:ascii="NewsGotT" w:hAnsi="NewsGotT"/>
+          <w:color w:val="000000" w:themeColor="text1"/>
+        </w:rPr>
+        <w:t>1</w:t>
+      </w:r>
+      <w:r>
+        <w:rPr>
+          <w:rFonts w:ascii="NewsGotT" w:hAnsi="NewsGotT"/>
+          <w:color w:val="000000" w:themeColor="text1"/>
+        </w:rPr>
+        <w:t>. ANEXOS</w:t>
+      </w:r>
+      <w:bookmarkEnd w:id="86"/>
+    </w:p>
+    <w:p>
+      <w:pPr>
+        <w:rPr>
+          <w:rFonts w:ascii="NewsGotT" w:hAnsi="NewsGotT"/>
+          <w:color w:val="000000" w:themeColor="text1"/>
+        </w:rPr>
+      </w:pPr>
+      <w:r>
+        <w:rPr>
+          <w:rFonts w:ascii="NewsGotT" w:hAnsi="NewsGotT"/>
+          <w:color w:val="000000" w:themeColor="text1"/>
+        </w:rPr>
+        <w:t>Los anexos contienen la documentación complementaria y las evidencias que respaldan el desarrollo, implementación y validación del proyecto.</w:t>
+      </w:r>
+    </w:p>
+    <w:p>
+      <w:pPr>
+        <w:pStyle w:val="Ttulo2"/>
+        <w:rPr>
+          <w:rFonts w:ascii="NewsGotT" w:hAnsi="NewsGotT"/>
+          <w:color w:val="000000" w:themeColor="text1"/>
+        </w:rPr>
+      </w:pPr>
+      <w:bookmarkStart w:id="87" w:name="_Toc234503804"/>
+      <w:r>
+        <w:rPr>
+          <w:rFonts w:ascii="NewsGotT" w:hAnsi="NewsGotT"/>
+          <w:color w:val="000000" w:themeColor="text1"/>
+        </w:rPr>
+        <w:t>Anexo A. Arquitectura del Sistema</w:t>
+      </w:r>
+      <w:bookmarkEnd w:id="87"/>
+    </w:p>
+    <w:p>
+      <w:hyperlink r:id="rId9" w:history="1">
+        <w:r>
+          <w:rPr>
+            <w:rStyle w:val="Hipervnculo"/>
+          </w:rPr>
+          <w:t>Diagramas\Diagrama de Arquitectura.docx</w:t>
+        </w:r>
+      </w:hyperlink>
+    </w:p>
+    <w:p>
+      <w:hyperlink r:id="rId10" w:history="1">
+        <w:r>
+          <w:rPr>
+            <w:rStyle w:val="Hipervnculo"/>
+          </w:rPr>
+          <w:t>Diagramas\Diagrama de arquitectura cloud.docx</w:t>
+        </w:r>
+      </w:hyperlink>
+    </w:p>
+    <w:p>
+      <w:pPr>
+        <w:pStyle w:val="Ttulo2"/>
+        <w:rPr>
+          <w:rFonts w:ascii="NewsGotT" w:hAnsi="NewsGotT"/>
+          <w:color w:val="000000" w:themeColor="text1"/>
+        </w:rPr>
+      </w:pPr>
+      <w:bookmarkStart w:id="88" w:name="_Toc234503805"/>
+      <w:r>
+        <w:rPr>
+          <w:rFonts w:ascii="NewsGotT" w:hAnsi="NewsGotT"/>
+          <w:color w:val="000000" w:themeColor="text1"/>
+        </w:rPr>
+        <w:t>Anexo B. Diagrama de Casos de Uso</w:t>
+      </w:r>
+      <w:bookmarkEnd w:id="88"/>
+    </w:p>
+    <w:p>
+      <w:hyperlink r:id="rId11" w:history="1">
+        <w:r>
+          <w:rPr>
+            <w:rStyle w:val="Hipervnculo"/>
+          </w:rPr>
+          <w:t>Diagramas\Diagrama de casos de usos.docx</w:t>
+        </w:r>
+      </w:hyperlink>
+    </w:p>
+    <w:p>
+      <w:pPr>
+        <w:pStyle w:val="Ttulo2"/>
+        <w:rPr>
+          <w:rFonts w:ascii="NewsGotT" w:hAnsi="NewsGotT"/>
+          <w:color w:val="000000" w:themeColor="text1"/>
+        </w:rPr>
+      </w:pPr>
+      <w:bookmarkStart w:id="89" w:name="_Toc234503806"/>
+      <w:r>
+        <w:rPr>
+          <w:rFonts w:ascii="NewsGotT" w:hAnsi="NewsGotT"/>
+          <w:color w:val="000000" w:themeColor="text1"/>
+        </w:rPr>
+        <w:t>Anexo C. Diagrama Entidad Relación (DER)</w:t>
+      </w:r>
+      <w:bookmarkEnd w:id="89"/>
+    </w:p>
+    <w:p>
+      <w:hyperlink r:id="rId12" w:history="1">
+        <w:r>
+          <w:rPr>
+            <w:rStyle w:val="Hipervnculo"/>
+          </w:rPr>
+          <w:t>Diagramas\Diagrama DER.png</w:t>
+        </w:r>
+      </w:hyperlink>
+    </w:p>
+    <w:p>
+      <w:pPr>
+        <w:pStyle w:val="Ttulo2"/>
+        <w:rPr>
+          <w:rFonts w:ascii="NewsGotT" w:hAnsi="NewsGotT"/>
+          <w:color w:val="000000" w:themeColor="text1"/>
+        </w:rPr>
+      </w:pPr>
+      <w:bookmarkStart w:id="90" w:name="_Toc234503807"/>
       <w:r>
         <w:rPr>
           <w:rFonts w:ascii="NewsGotT" w:hAnsi="NewsGotT"/>
           <w:color w:val="000000" w:themeColor="text1"/>
         </w:rPr>
         <w:lastRenderedPageBreak/>
-        <w:t>1</w:t>
-      </w:r>
-      <w:r>
-        <w:rPr>
-          <w:rFonts w:ascii="NewsGotT" w:hAnsi="NewsGotT"/>
-          <w:color w:val="000000" w:themeColor="text1"/>
-        </w:rPr>
-        <w:t>1</w:t>
-      </w:r>
-      <w:r>
-        <w:rPr>
-          <w:rFonts w:ascii="NewsGotT" w:hAnsi="NewsGotT"/>
-          <w:color w:val="000000" w:themeColor="text1"/>
-        </w:rPr>
-        <w:t>. ANEXOS</w:t>
-      </w:r>
-      <w:bookmarkEnd w:id="87"/>
-    </w:p>
-    <w:p>
-      <w:pPr>
-        <w:rPr>
-          <w:rFonts w:ascii="NewsGotT" w:hAnsi="NewsGotT"/>
-          <w:color w:val="000000" w:themeColor="text1"/>
-        </w:rPr>
-      </w:pPr>
-      <w:r>
-        <w:rPr>
-          <w:rFonts w:ascii="NewsGotT" w:hAnsi="NewsGotT"/>
-          <w:color w:val="000000" w:themeColor="text1"/>
-        </w:rPr>
-        <w:t>Los anexos contienen la documentación complementaria y las evidencias que respaldan el desarrollo, implementación y validación del proyecto.</w:t>
-      </w:r>
+        <w:t>Anexo D. Diagrama de Componentes</w:t>
+      </w:r>
+      <w:bookmarkEnd w:id="90"/>
+    </w:p>
+    <w:p>
+      <w:hyperlink r:id="rId13" w:history="1">
+        <w:r>
+          <w:rPr>
+            <w:rStyle w:val="Hipervnculo"/>
+          </w:rPr>
+          <w:t>Diagramas\</w:t>
+        </w:r>
+        <w:proofErr w:type="spellStart"/>
+        <w:r>
+          <w:rPr>
+            <w:rStyle w:val="Hipervnculo"/>
+          </w:rPr>
+          <w:t>Imagenes</w:t>
+        </w:r>
+        <w:proofErr w:type="spellEnd"/>
+        <w:r>
+          <w:rPr>
+            <w:rStyle w:val="Hipervnculo"/>
+          </w:rPr>
+          <w:t>\Diagrama de Componentes.png</w:t>
+        </w:r>
+      </w:hyperlink>
     </w:p>
     <w:p>
       <w:pPr>
@@ -29929,37 +30425,64 @@
           <w:color w:val="000000" w:themeColor="text1"/>
         </w:rPr>
       </w:pPr>
-      <w:bookmarkStart w:id="88" w:name="_Toc234182966"/>
-      <w:r>
-        <w:rPr>
-          <w:rFonts w:ascii="NewsGotT" w:hAnsi="NewsGotT"/>
-          <w:color w:val="000000" w:themeColor="text1"/>
-        </w:rPr>
-        <w:t>Anexo A. Arquitectura del Sistema</w:t>
-      </w:r>
-      <w:bookmarkEnd w:id="88"/>
-    </w:p>
-    <w:p>
-      <w:hyperlink r:id="rId9" w:history="1">
+      <w:bookmarkStart w:id="91" w:name="_Toc234503808"/>
+      <w:r>
+        <w:rPr>
+          <w:rFonts w:ascii="NewsGotT" w:hAnsi="NewsGotT"/>
+          <w:color w:val="000000" w:themeColor="text1"/>
+          <w:highlight w:val="yellow"/>
+        </w:rPr>
+        <w:t>Anexo E. Carta Gantt</w:t>
+      </w:r>
+      <w:bookmarkEnd w:id="91"/>
+    </w:p>
+    <w:p>
+      <w:hyperlink r:id="rId14" w:history="1">
+        <w:proofErr w:type="gramStart"/>
         <w:r>
           <w:rPr>
             <w:rStyle w:val="Hipervnculo"/>
           </w:rPr>
-          <w:t>Diagramas\Diagrama de Arquitectura.docx</w:t>
+          <w:t>..</w:t>
+        </w:r>
+        <w:proofErr w:type="gramEnd"/>
+        <w:r>
+          <w:rPr>
+            <w:rStyle w:val="Hipervnculo"/>
+          </w:rPr>
+          <w:t>\..\</w:t>
+        </w:r>
+        <w:proofErr w:type="spellStart"/>
+        <w:r>
+          <w:rPr>
+            <w:rStyle w:val="Hipervnculo"/>
+          </w:rPr>
+          <w:t>Validacion</w:t>
+        </w:r>
+        <w:proofErr w:type="spellEnd"/>
+        <w:r>
+          <w:rPr>
+            <w:rStyle w:val="Hipervnculo"/>
+          </w:rPr>
+          <w:t xml:space="preserve"> de sprint y </w:t>
+        </w:r>
+        <w:proofErr w:type="spellStart"/>
+        <w:r>
+          <w:rPr>
+            <w:rStyle w:val="Hipervnculo"/>
+          </w:rPr>
+          <w:t>Documentacion</w:t>
+        </w:r>
+        <w:proofErr w:type="spellEnd"/>
+        <w:r>
+          <w:rPr>
+            <w:rStyle w:val="Hipervnculo"/>
+          </w:rPr>
+          <w:t>\Diagrama de Gantt simple1.xlsx</w:t>
         </w:r>
       </w:hyperlink>
     </w:p>
     <w:p>
-      <w:hyperlink r:id="rId10" w:history="1">
-        <w:r>
-          <w:rPr>
-            <w:rStyle w:val="Hipervnculo"/>
-          </w:rPr>
-          <w:t>Diagramas\Diagrama de arquitectura cloud.docx</w:t>
-        </w:r>
-      </w:hyperlink>
-    </w:p>
-    <w:p>
       <w:pPr>
         <w:pStyle w:val="Ttulo2"/>
         <w:rPr>
@@ -29967,179 +30490,23 @@
           <w:color w:val="000000" w:themeColor="text1"/>
         </w:rPr>
       </w:pPr>
-      <w:bookmarkStart w:id="89" w:name="_Toc234182967"/>
-      <w:r>
-        <w:rPr>
-          <w:rFonts w:ascii="NewsGotT" w:hAnsi="NewsGotT"/>
-          <w:color w:val="000000" w:themeColor="text1"/>
-        </w:rPr>
-        <w:t>Anexo B. Diagrama de Casos de Uso</w:t>
-      </w:r>
-      <w:bookmarkEnd w:id="89"/>
-    </w:p>
-    <w:p>
-      <w:hyperlink r:id="rId11" w:history="1">
-        <w:r>
-          <w:rPr>
-            <w:rStyle w:val="Hipervnculo"/>
-          </w:rPr>
-          <w:t>Diagramas\Diagrama de casos de usos.docx</w:t>
-        </w:r>
-      </w:hyperlink>
-    </w:p>
-    <w:p>
-      <w:pPr>
-        <w:pStyle w:val="Ttulo2"/>
-        <w:rPr>
-          <w:rFonts w:ascii="NewsGotT" w:hAnsi="NewsGotT"/>
-          <w:color w:val="000000" w:themeColor="text1"/>
-        </w:rPr>
-      </w:pPr>
-      <w:bookmarkStart w:id="90" w:name="_Toc234182968"/>
-      <w:r>
-        <w:rPr>
-          <w:rFonts w:ascii="NewsGotT" w:hAnsi="NewsGotT"/>
-          <w:color w:val="000000" w:themeColor="text1"/>
-        </w:rPr>
-        <w:t>Anexo C. Diagrama Entidad Relación (DER)</w:t>
-      </w:r>
-      <w:bookmarkEnd w:id="90"/>
-    </w:p>
-    <w:p>
-      <w:hyperlink r:id="rId12" w:history="1">
-        <w:r>
-          <w:rPr>
-            <w:rStyle w:val="Hipervnculo"/>
-          </w:rPr>
-          <w:t>Diagramas\Diagr</w:t>
-        </w:r>
-        <w:r>
-          <w:rPr>
-            <w:rStyle w:val="Hipervnculo"/>
-          </w:rPr>
-          <w:t>a</w:t>
-        </w:r>
-        <w:r>
-          <w:rPr>
-            <w:rStyle w:val="Hipervnculo"/>
-          </w:rPr>
-          <w:t>ma DER.png</w:t>
-        </w:r>
-      </w:hyperlink>
-    </w:p>
-    <w:p>
-      <w:pPr>
-        <w:pStyle w:val="Ttulo2"/>
-        <w:rPr>
-          <w:rFonts w:ascii="NewsGotT" w:hAnsi="NewsGotT"/>
-          <w:color w:val="000000" w:themeColor="text1"/>
-        </w:rPr>
-      </w:pPr>
-      <w:bookmarkStart w:id="91" w:name="_Toc234182969"/>
-      <w:r>
-        <w:rPr>
-          <w:rFonts w:ascii="NewsGotT" w:hAnsi="NewsGotT"/>
-          <w:color w:val="000000" w:themeColor="text1"/>
-        </w:rPr>
-        <w:t>Anexo D. Diagrama de Componentes</w:t>
-      </w:r>
-      <w:bookmarkEnd w:id="91"/>
-    </w:p>
-    <w:p>
-      <w:hyperlink r:id="rId13" w:history="1">
-        <w:r>
-          <w:rPr>
-            <w:rStyle w:val="Hipervnculo"/>
-          </w:rPr>
-          <w:t>Diagramas\</w:t>
-        </w:r>
-        <w:proofErr w:type="spellStart"/>
-        <w:r>
-          <w:rPr>
-            <w:rStyle w:val="Hipervnculo"/>
-          </w:rPr>
-          <w:t>Imagenes</w:t>
-        </w:r>
-        <w:proofErr w:type="spellEnd"/>
-        <w:r>
-          <w:rPr>
-            <w:rStyle w:val="Hipervnculo"/>
-          </w:rPr>
-          <w:t>\</w:t>
-        </w:r>
-        <w:r>
-          <w:rPr>
-            <w:rStyle w:val="Hipervnculo"/>
-          </w:rPr>
-          <w:t>D</w:t>
-        </w:r>
-        <w:r>
-          <w:rPr>
-            <w:rStyle w:val="Hipervnculo"/>
-          </w:rPr>
-          <w:t>iagrama de Componentes.png</w:t>
-        </w:r>
-      </w:hyperlink>
-    </w:p>
-    <w:p>
-      <w:pPr>
-        <w:pStyle w:val="Ttulo2"/>
-        <w:rPr>
-          <w:rFonts w:ascii="NewsGotT" w:hAnsi="NewsGotT"/>
-          <w:color w:val="000000" w:themeColor="text1"/>
-        </w:rPr>
-      </w:pPr>
-      <w:bookmarkStart w:id="92" w:name="_Toc234182970"/>
-      <w:r>
-        <w:rPr>
-          <w:rFonts w:ascii="NewsGotT" w:hAnsi="NewsGotT"/>
-          <w:color w:val="000000" w:themeColor="text1"/>
-          <w:highlight w:val="yellow"/>
-        </w:rPr>
-        <w:t>Anexo E. Carta Gantt</w:t>
+      <w:bookmarkStart w:id="92" w:name="_Toc234503809"/>
+      <w:r>
+        <w:rPr>
+          <w:rFonts w:ascii="NewsGotT" w:hAnsi="NewsGotT"/>
+          <w:color w:val="000000" w:themeColor="text1"/>
+        </w:rPr>
+        <w:t>Anexo F. Evidencias de GitHub</w:t>
       </w:r>
       <w:bookmarkEnd w:id="92"/>
     </w:p>
     <w:p>
-      <w:pPr>
-        <w:rPr>
-          <w:rFonts w:ascii="NewsGotT" w:hAnsi="NewsGotT"/>
-          <w:color w:val="000000" w:themeColor="text1"/>
-        </w:rPr>
-      </w:pPr>
-      <w:r>
-        <w:rPr>
-          <w:rFonts w:ascii="NewsGotT" w:hAnsi="NewsGotT"/>
-          <w:color w:val="000000" w:themeColor="text1"/>
-        </w:rPr>
-        <w:t>Cronograma utilizado para planificar las actividades desarrolladas durante el proyecto.</w:t>
-      </w:r>
-    </w:p>
-    <w:p>
-      <w:pPr>
-        <w:pStyle w:val="Ttulo2"/>
-        <w:rPr>
-          <w:rFonts w:ascii="NewsGotT" w:hAnsi="NewsGotT"/>
-          <w:color w:val="000000" w:themeColor="text1"/>
-        </w:rPr>
-      </w:pPr>
-      <w:bookmarkStart w:id="93" w:name="_Toc234182971"/>
-      <w:r>
-        <w:rPr>
-          <w:rFonts w:ascii="NewsGotT" w:hAnsi="NewsGotT"/>
-          <w:color w:val="000000" w:themeColor="text1"/>
-        </w:rPr>
-        <w:t>Anexo F. Evidencias de GitHub</w:t>
-      </w:r>
-      <w:bookmarkEnd w:id="93"/>
-    </w:p>
-    <w:p>
       <w:r>
         <w:rPr>
           <w:noProof/>
         </w:rPr>
         <w:drawing>
-          <wp:inline distT="0" distB="0" distL="0" distR="0" wp14:anchorId="123703BC" wp14:editId="5F74BB7B">
+          <wp:inline distT="0" distB="0" distL="0" distR="0" wp14:anchorId="123703BC" wp14:editId="46EAE678">
             <wp:extent cx="5400040" cy="2801620"/>
             <wp:effectExtent l="0" t="0" r="0" b="0"/>
             <wp:docPr id="122540267" name="Imagen 1"/>
@@ -30154,7 +30521,7 @@
                     <pic:cNvPicPr/>
                   </pic:nvPicPr>
                   <pic:blipFill>
-                    <a:blip r:embed="rId14" cstate="print">
+                    <a:blip r:embed="rId15" cstate="print">
                       <a:extLst>
                         <a:ext uri="{28A0092B-C50C-407E-A947-70E740481C1C}">
                           <a14:useLocalDpi xmlns:a14="http://schemas.microsoft.com/office/drawing/2010/main" val="0"/>
@@ -30192,7 +30559,6 @@
           <w:rFonts w:ascii="NewsGotT" w:hAnsi="NewsGotT"/>
           <w:noProof/>
         </w:rPr>
-        <w:lastRenderedPageBreak/>
         <w:drawing>
           <wp:inline distT="0" distB="0" distL="0" distR="0" wp14:anchorId="09A10119" wp14:editId="0D278759">
             <wp:extent cx="5400040" cy="2748915"/>
@@ -30209,7 +30575,7 @@
                     <pic:cNvPicPr/>
                   </pic:nvPicPr>
                   <pic:blipFill>
-                    <a:blip r:embed="rId15"/>
+                    <a:blip r:embed="rId16"/>
                     <a:stretch>
                       <a:fillRect/>
                     </a:stretch>
@@ -30238,7 +30604,7 @@
           <w:color w:val="000000" w:themeColor="text1"/>
         </w:rPr>
       </w:pPr>
-      <w:bookmarkStart w:id="94" w:name="_Toc234182972"/>
+      <w:bookmarkStart w:id="93" w:name="_Toc234503810"/>
       <w:r>
         <w:rPr>
           <w:rFonts w:ascii="NewsGotT" w:hAnsi="NewsGotT"/>
@@ -30247,7 +30613,7 @@
         <w:lastRenderedPageBreak/>
         <w:t>Anexo G. Evidencias de Render</w:t>
       </w:r>
-      <w:bookmarkEnd w:id="94"/>
+      <w:bookmarkEnd w:id="93"/>
     </w:p>
     <w:p>
       <w:r>
@@ -30272,7 +30638,7 @@
                     <pic:cNvPicPr/>
                   </pic:nvPicPr>
                   <pic:blipFill>
-                    <a:blip r:embed="rId16"/>
+                    <a:blip r:embed="rId17"/>
                     <a:stretch>
                       <a:fillRect/>
                     </a:stretch>
@@ -30312,7 +30678,7 @@
                     <pic:cNvPicPr/>
                   </pic:nvPicPr>
                   <pic:blipFill>
-                    <a:blip r:embed="rId17"/>
+                    <a:blip r:embed="rId18"/>
                     <a:stretch>
                       <a:fillRect/>
                     </a:stretch>
@@ -30376,7 +30742,7 @@
           <w:color w:val="000000" w:themeColor="text1"/>
         </w:rPr>
       </w:pPr>
-      <w:bookmarkStart w:id="95" w:name="_Toc234182973"/>
+      <w:bookmarkStart w:id="94" w:name="_Toc234503811"/>
       <w:r>
         <w:rPr>
           <w:rFonts w:ascii="NewsGotT" w:hAnsi="NewsGotT"/>
@@ -30384,7 +30750,7 @@
         </w:rPr>
         <w:t>Anexo H. Evidencias de PostgreSQL</w:t>
       </w:r>
-      <w:bookmarkEnd w:id="95"/>
+      <w:bookmarkEnd w:id="94"/>
     </w:p>
     <w:p>
       <w:pPr>
@@ -30413,7 +30779,7 @@
                     <pic:cNvPicPr/>
                   </pic:nvPicPr>
                   <pic:blipFill>
-                    <a:blip r:embed="rId18"/>
+                    <a:blip r:embed="rId19"/>
                     <a:stretch>
                       <a:fillRect/>
                     </a:stretch>
@@ -30455,7 +30821,7 @@
                     <pic:cNvPicPr/>
                   </pic:nvPicPr>
                   <pic:blipFill>
-                    <a:blip r:embed="rId19">
+                    <a:blip r:embed="rId20">
                       <a:extLst>
                         <a:ext uri="{28A0092B-C50C-407E-A947-70E740481C1C}">
                           <a14:useLocalDpi xmlns:a14="http://schemas.microsoft.com/office/drawing/2010/main" val="0"/>
@@ -30498,7 +30864,7 @@
           <w:color w:val="000000" w:themeColor="text1"/>
         </w:rPr>
       </w:pPr>
-      <w:bookmarkStart w:id="96" w:name="_Toc234182974"/>
+      <w:bookmarkStart w:id="95" w:name="_Toc234503812"/>
       <w:r>
         <w:rPr>
           <w:rFonts w:ascii="NewsGotT" w:hAnsi="NewsGotT"/>
@@ -30506,7 +30872,7 @@
         </w:rPr>
         <w:t>Anexo I. Evidencias de Stripe Sandbox</w:t>
       </w:r>
-      <w:bookmarkEnd w:id="96"/>
+      <w:bookmarkEnd w:id="95"/>
     </w:p>
     <w:p>
       <w:pPr>
@@ -30515,7 +30881,7 @@
           <w:rFonts w:ascii="NewsGotT" w:hAnsi="NewsGotT"/>
         </w:rPr>
       </w:pPr>
-      <w:bookmarkStart w:id="97" w:name="_Toc234182975"/>
+      <w:bookmarkStart w:id="96" w:name="_Toc234503813"/>
       <w:r>
         <w:rPr>
           <w:rFonts w:cs="Arial"/>
@@ -30540,7 +30906,7 @@
                     </pic:cNvPicPr>
                   </pic:nvPicPr>
                   <pic:blipFill>
-                    <a:blip r:embed="rId20">
+                    <a:blip r:embed="rId21">
                       <a:extLst>
                         <a:ext uri="{28A0092B-C50C-407E-A947-70E740481C1C}">
                           <a14:useLocalDpi xmlns:a14="http://schemas.microsoft.com/office/drawing/2010/main" val="0"/>
@@ -30571,25 +30937,25 @@
           </wp:inline>
         </w:drawing>
       </w:r>
+      <w:bookmarkEnd w:id="96"/>
+    </w:p>
+    <w:p>
+      <w:pPr>
+        <w:pStyle w:val="Ttulo2"/>
+        <w:rPr>
+          <w:rFonts w:ascii="NewsGotT" w:hAnsi="NewsGotT"/>
+          <w:color w:val="000000" w:themeColor="text1"/>
+        </w:rPr>
+      </w:pPr>
+      <w:bookmarkStart w:id="97" w:name="_Toc234503814"/>
+      <w:r>
+        <w:rPr>
+          <w:rFonts w:ascii="NewsGotT" w:hAnsi="NewsGotT"/>
+          <w:color w:val="000000" w:themeColor="text1"/>
+        </w:rPr>
+        <w:t>Anexo J. Evidencias del Sistema</w:t>
+      </w:r>
       <w:bookmarkEnd w:id="97"/>
-    </w:p>
-    <w:p>
-      <w:pPr>
-        <w:pStyle w:val="Ttulo2"/>
-        <w:rPr>
-          <w:rFonts w:ascii="NewsGotT" w:hAnsi="NewsGotT"/>
-          <w:color w:val="000000" w:themeColor="text1"/>
-        </w:rPr>
-      </w:pPr>
-      <w:bookmarkStart w:id="98" w:name="_Toc234182976"/>
-      <w:r>
-        <w:rPr>
-          <w:rFonts w:ascii="NewsGotT" w:hAnsi="NewsGotT"/>
-          <w:color w:val="000000" w:themeColor="text1"/>
-        </w:rPr>
-        <w:t>Anexo J. Evidencias del Sistema</w:t>
-      </w:r>
-      <w:bookmarkEnd w:id="98"/>
     </w:p>
     <w:p>
       <w:pPr>
@@ -30634,7 +31000,7 @@
                     </pic:cNvPicPr>
                   </pic:nvPicPr>
                   <pic:blipFill>
-                    <a:blip r:embed="rId21" cstate="print">
+                    <a:blip r:embed="rId22" cstate="print">
                       <a:extLst>
                         <a:ext uri="{28A0092B-C50C-407E-A947-70E740481C1C}">
                           <a14:useLocalDpi xmlns:a14="http://schemas.microsoft.com/office/drawing/2010/main" val="0"/>
@@ -30680,7 +31046,7 @@
         </w:rPr>
         <w:lastRenderedPageBreak/>
         <w:drawing>
-          <wp:inline distT="0" distB="0" distL="0" distR="0" wp14:anchorId="54EC0776" wp14:editId="55274AFD">
+          <wp:inline distT="0" distB="0" distL="0" distR="0" wp14:anchorId="54EC0776" wp14:editId="6BFC3E32">
             <wp:extent cx="5400040" cy="2588750"/>
             <wp:effectExtent l="0" t="0" r="0" b="2540"/>
             <wp:docPr id="286261165" name="Imagen 5"/>
@@ -30692,68 +31058,6 @@
                 <pic:pic xmlns:pic="http://schemas.openxmlformats.org/drawingml/2006/picture">
                   <pic:nvPicPr>
                     <pic:cNvPr id="0" name="Picture 4"/>
-                    <pic:cNvPicPr>
-                      <a:picLocks noChangeAspect="1" noChangeArrowheads="1"/>
-                    </pic:cNvPicPr>
-                  </pic:nvPicPr>
-                  <pic:blipFill>
-                    <a:blip r:embed="rId22" cstate="print">
-                      <a:extLst>
-                        <a:ext uri="{28A0092B-C50C-407E-A947-70E740481C1C}">
-                          <a14:useLocalDpi xmlns:a14="http://schemas.microsoft.com/office/drawing/2010/main" val="0"/>
-                        </a:ext>
-                      </a:extLst>
-                    </a:blip>
-                    <a:srcRect/>
-                    <a:stretch>
-                      <a:fillRect/>
-                    </a:stretch>
-                  </pic:blipFill>
-                  <pic:spPr bwMode="auto">
-                    <a:xfrm>
-                      <a:off x="0" y="0"/>
-                      <a:ext cx="5400040" cy="2588750"/>
-                    </a:xfrm>
-                    <a:prstGeom prst="rect">
-                      <a:avLst/>
-                    </a:prstGeom>
-                    <a:noFill/>
-                    <a:ln>
-                      <a:noFill/>
-                    </a:ln>
-                  </pic:spPr>
-                </pic:pic>
-              </a:graphicData>
-            </a:graphic>
-          </wp:inline>
-        </w:drawing>
-      </w:r>
-    </w:p>
-    <w:p>
-      <w:pPr>
-        <w:rPr>
-          <w:rFonts w:ascii="NewsGotT" w:hAnsi="NewsGotT"/>
-        </w:rPr>
-      </w:pPr>
-      <w:r>
-        <w:rPr>
-          <w:rFonts w:cs="Arial"/>
-          <w:noProof/>
-          <w:color w:val="000000"/>
-        </w:rPr>
-        <w:drawing>
-          <wp:inline distT="0" distB="0" distL="0" distR="0" wp14:anchorId="519E179A" wp14:editId="01C09BD7">
-            <wp:extent cx="5400040" cy="2588750"/>
-            <wp:effectExtent l="0" t="0" r="0" b="2540"/>
-            <wp:docPr id="1880071968" name="Imagen 6"/>
-            <wp:cNvGraphicFramePr>
-              <a:graphicFrameLocks xmlns:a="http://schemas.openxmlformats.org/drawingml/2006/main" noChangeAspect="1"/>
-            </wp:cNvGraphicFramePr>
-            <a:graphic xmlns:a="http://schemas.openxmlformats.org/drawingml/2006/main">
-              <a:graphicData uri="http://schemas.openxmlformats.org/drawingml/2006/picture">
-                <pic:pic xmlns:pic="http://schemas.openxmlformats.org/drawingml/2006/picture">
-                  <pic:nvPicPr>
-                    <pic:cNvPr id="0" name="Picture 5"/>
                     <pic:cNvPicPr>
                       <a:picLocks noChangeAspect="1" noChangeArrowheads="1"/>
                     </pic:cNvPicPr>
@@ -30793,6 +31097,54 @@
     </w:p>
     <w:p>
       <w:pPr>
+        <w:rPr>
+          <w:rFonts w:ascii="NewsGotT" w:hAnsi="NewsGotT"/>
+        </w:rPr>
+      </w:pPr>
+      <w:r>
+        <w:rPr>
+          <w:rFonts w:ascii="NewsGotT" w:hAnsi="NewsGotT"/>
+          <w:noProof/>
+        </w:rPr>
+        <w:drawing>
+          <wp:inline distT="0" distB="0" distL="0" distR="0" wp14:anchorId="7ADF9C63" wp14:editId="435C6550">
+            <wp:extent cx="5400040" cy="4204335"/>
+            <wp:effectExtent l="0" t="0" r="0" b="5715"/>
+            <wp:docPr id="1479879155" name="Imagen 1"/>
+            <wp:cNvGraphicFramePr>
+              <a:graphicFrameLocks xmlns:a="http://schemas.openxmlformats.org/drawingml/2006/main" noChangeAspect="1"/>
+            </wp:cNvGraphicFramePr>
+            <a:graphic xmlns:a="http://schemas.openxmlformats.org/drawingml/2006/main">
+              <a:graphicData uri="http://schemas.openxmlformats.org/drawingml/2006/picture">
+                <pic:pic xmlns:pic="http://schemas.openxmlformats.org/drawingml/2006/picture">
+                  <pic:nvPicPr>
+                    <pic:cNvPr id="1479879155" name=""/>
+                    <pic:cNvPicPr/>
+                  </pic:nvPicPr>
+                  <pic:blipFill>
+                    <a:blip r:embed="rId24"/>
+                    <a:stretch>
+                      <a:fillRect/>
+                    </a:stretch>
+                  </pic:blipFill>
+                  <pic:spPr>
+                    <a:xfrm>
+                      <a:off x="0" y="0"/>
+                      <a:ext cx="5400040" cy="4204335"/>
+                    </a:xfrm>
+                    <a:prstGeom prst="rect">
+                      <a:avLst/>
+                    </a:prstGeom>
+                  </pic:spPr>
+                </pic:pic>
+              </a:graphicData>
+            </a:graphic>
+          </wp:inline>
+        </w:drawing>
+      </w:r>
+    </w:p>
+    <w:p>
+      <w:pPr>
         <w:tabs>
           <w:tab w:val="left" w:pos="3483"/>
         </w:tabs>
@@ -30804,6 +31156,7 @@
         <w:rPr>
           <w:rFonts w:ascii="NewsGotT" w:hAnsi="NewsGotT"/>
         </w:rPr>
+        <w:lastRenderedPageBreak/>
         <w:tab/>
       </w:r>
       <w:r>
@@ -30828,7 +31181,7 @@
                     <pic:cNvPicPr/>
                   </pic:nvPicPr>
                   <pic:blipFill>
-                    <a:blip r:embed="rId24"/>
+                    <a:blip r:embed="rId25"/>
                     <a:stretch>
                       <a:fillRect/>
                     </a:stretch>
@@ -30856,14 +31209,13 @@
           <w:rFonts w:ascii="NewsGotT" w:hAnsi="NewsGotT"/>
         </w:rPr>
       </w:pPr>
-      <w:bookmarkStart w:id="99" w:name="_Toc234182977"/>
+      <w:bookmarkStart w:id="98" w:name="_Toc234503815"/>
       <w:r>
         <w:rPr>
           <w:rFonts w:cs="Arial"/>
           <w:noProof/>
           <w:color w:val="000000"/>
         </w:rPr>
-        <w:lastRenderedPageBreak/>
         <w:drawing>
           <wp:inline distT="0" distB="0" distL="0" distR="0" wp14:anchorId="3B34BD2C" wp14:editId="6A811BCF">
             <wp:extent cx="5400040" cy="3332535"/>
@@ -30880,7 +31232,7 @@
                     <pic:cNvPicPr/>
                   </pic:nvPicPr>
                   <pic:blipFill>
-                    <a:blip r:embed="rId25"/>
+                    <a:blip r:embed="rId26"/>
                     <a:stretch>
                       <a:fillRect/>
                     </a:stretch>
@@ -30900,25 +31252,25 @@
           </wp:inline>
         </w:drawing>
       </w:r>
+      <w:bookmarkEnd w:id="98"/>
+    </w:p>
+    <w:p>
+      <w:pPr>
+        <w:pStyle w:val="Ttulo2"/>
+        <w:rPr>
+          <w:rFonts w:ascii="NewsGotT" w:hAnsi="NewsGotT"/>
+          <w:color w:val="000000" w:themeColor="text1"/>
+        </w:rPr>
+      </w:pPr>
+      <w:bookmarkStart w:id="99" w:name="_Toc234503816"/>
+      <w:r>
+        <w:rPr>
+          <w:rFonts w:ascii="NewsGotT" w:hAnsi="NewsGotT"/>
+          <w:color w:val="000000" w:themeColor="text1"/>
+        </w:rPr>
+        <w:t>Anexo K. Planes de Prueba</w:t>
+      </w:r>
       <w:bookmarkEnd w:id="99"/>
-    </w:p>
-    <w:p>
-      <w:pPr>
-        <w:pStyle w:val="Ttulo2"/>
-        <w:rPr>
-          <w:rFonts w:ascii="NewsGotT" w:hAnsi="NewsGotT"/>
-          <w:color w:val="000000" w:themeColor="text1"/>
-        </w:rPr>
-      </w:pPr>
-      <w:bookmarkStart w:id="100" w:name="_Toc234182978"/>
-      <w:r>
-        <w:rPr>
-          <w:rFonts w:ascii="NewsGotT" w:hAnsi="NewsGotT"/>
-          <w:color w:val="000000" w:themeColor="text1"/>
-        </w:rPr>
-        <w:t>Anexo K. Planes de Prueba</w:t>
-      </w:r>
-      <w:bookmarkEnd w:id="100"/>
     </w:p>
     <w:p>
       <w:pPr>
@@ -30957,7 +31309,7 @@
           <w:rFonts w:ascii="NewsGotT" w:hAnsi="NewsGotT"/>
         </w:rPr>
       </w:pPr>
-      <w:hyperlink r:id="rId26" w:history="1">
+      <w:hyperlink r:id="rId27" w:history="1">
         <w:r>
           <w:rPr>
             <w:rStyle w:val="Hipervnculo"/>
@@ -30991,7 +31343,7 @@
           <w:rFonts w:ascii="NewsGotT" w:hAnsi="NewsGotT"/>
         </w:rPr>
       </w:pPr>
-      <w:hyperlink r:id="rId27" w:history="1">
+      <w:hyperlink r:id="rId28" w:history="1">
         <w:r>
           <w:rPr>
             <w:rStyle w:val="Hipervnculo"/>
@@ -31025,7 +31377,7 @@
           <w:rFonts w:ascii="NewsGotT" w:hAnsi="NewsGotT"/>
         </w:rPr>
       </w:pPr>
-      <w:hyperlink r:id="rId28" w:history="1">
+      <w:hyperlink r:id="rId29" w:history="1">
         <w:r>
           <w:rPr>
             <w:rStyle w:val="Hipervnculo"/>
@@ -31059,222 +31411,93 @@
           <w:rFonts w:ascii="NewsGotT" w:hAnsi="NewsGotT"/>
         </w:rPr>
       </w:pPr>
-      <w:hyperlink r:id="rId29" w:history="1">
+      <w:hyperlink r:id="rId30" w:history="1">
         <w:r>
           <w:rPr>
             <w:rStyle w:val="Hipervnculo"/>
             <w:rFonts w:ascii="NewsGotT" w:hAnsi="NewsGotT"/>
           </w:rPr>
-          <w:t>3.1.5 Plan de Pr</w:t>
-        </w:r>
+          <w:t xml:space="preserve">3.1.5 Plan de Pruebas de Respaldo y </w:t>
+        </w:r>
+        <w:proofErr w:type="spellStart"/>
         <w:r>
           <w:rPr>
             <w:rStyle w:val="Hipervnculo"/>
             <w:rFonts w:ascii="NewsGotT" w:hAnsi="NewsGotT"/>
           </w:rPr>
-          <w:t>u</w:t>
-        </w:r>
+          <w:t>Recuperacion</w:t>
+        </w:r>
+        <w:proofErr w:type="spellEnd"/>
         <w:r>
           <w:rPr>
             <w:rStyle w:val="Hipervnculo"/>
             <w:rFonts w:ascii="NewsGotT" w:hAnsi="NewsGotT"/>
           </w:rPr>
-          <w:t xml:space="preserve">ebas de Respaldo y </w:t>
-        </w:r>
-        <w:proofErr w:type="spellStart"/>
+          <w:t xml:space="preserve"> de base de datos - copia.docx</w:t>
+        </w:r>
+      </w:hyperlink>
+      <w:r>
+        <w:rPr>
+          <w:rFonts w:ascii="NewsGotT" w:hAnsi="NewsGotT"/>
+        </w:rPr>
+        <w:t xml:space="preserve">. </w:t>
+      </w:r>
+    </w:p>
+    <w:p>
+      <w:pPr>
+        <w:pStyle w:val="Ttulo2"/>
+        <w:rPr>
+          <w:rFonts w:ascii="NewsGotT" w:hAnsi="NewsGotT"/>
+        </w:rPr>
+      </w:pPr>
+    </w:p>
+    <w:p>
+      <w:pPr>
+        <w:pStyle w:val="Ttulo2"/>
+        <w:rPr>
+          <w:rFonts w:ascii="NewsGotT" w:hAnsi="NewsGotT"/>
+          <w:color w:val="000000" w:themeColor="text1"/>
+        </w:rPr>
+      </w:pPr>
+      <w:bookmarkStart w:id="100" w:name="_Toc234503817"/>
+      <w:r>
+        <w:rPr>
+          <w:rFonts w:ascii="NewsGotT" w:hAnsi="NewsGotT"/>
+          <w:color w:val="000000" w:themeColor="text1"/>
+        </w:rPr>
+        <w:t>Anexo L. Casos de Prueba</w:t>
+      </w:r>
+      <w:bookmarkEnd w:id="100"/>
+    </w:p>
+    <w:p>
+      <w:pPr>
+        <w:rPr>
+          <w:rFonts w:ascii="NewsGotT" w:hAnsi="NewsGotT"/>
+        </w:rPr>
+      </w:pPr>
+      <w:hyperlink r:id="rId31" w:history="1">
         <w:r>
           <w:rPr>
             <w:rStyle w:val="Hipervnculo"/>
             <w:rFonts w:ascii="NewsGotT" w:hAnsi="NewsGotT"/>
           </w:rPr>
-          <w:t>Recuperacion</w:t>
-        </w:r>
-        <w:proofErr w:type="spellEnd"/>
-        <w:r>
-          <w:rPr>
-            <w:rStyle w:val="Hipervnculo"/>
-            <w:rFonts w:ascii="NewsGotT" w:hAnsi="NewsGotT"/>
-          </w:rPr>
-          <w:t xml:space="preserve"> de base de datos - copia.docx</w:t>
+          <w:t>3.1.3 Planilla Casos de Prueba.xlsx</w:t>
         </w:r>
       </w:hyperlink>
-      <w:r>
-        <w:rPr>
-          <w:rFonts w:ascii="NewsGotT" w:hAnsi="NewsGotT"/>
-        </w:rPr>
-        <w:t xml:space="preserve">. </w:t>
-      </w:r>
-    </w:p>
-    <w:p>
-      <w:pPr>
-        <w:pStyle w:val="Ttulo2"/>
-        <w:rPr>
-          <w:rFonts w:ascii="NewsGotT" w:hAnsi="NewsGotT"/>
-        </w:rPr>
-      </w:pPr>
-    </w:p>
-    <w:p>
-      <w:pPr>
-        <w:pStyle w:val="Ttulo2"/>
-        <w:rPr>
-          <w:rFonts w:ascii="NewsGotT" w:hAnsi="NewsGotT"/>
-          <w:color w:val="000000" w:themeColor="text1"/>
-        </w:rPr>
-      </w:pPr>
-      <w:bookmarkStart w:id="101" w:name="_Toc234182979"/>
-      <w:r>
-        <w:rPr>
-          <w:rFonts w:ascii="NewsGotT" w:hAnsi="NewsGotT"/>
-          <w:color w:val="000000" w:themeColor="text1"/>
-        </w:rPr>
-        <w:t>Anexo L. Casos de Prueba</w:t>
-      </w:r>
-      <w:bookmarkEnd w:id="101"/>
-    </w:p>
-    <w:p>
-      <w:pPr>
-        <w:rPr>
-          <w:rFonts w:ascii="NewsGotT" w:hAnsi="NewsGotT"/>
-        </w:rPr>
-      </w:pPr>
-      <w:hyperlink r:id="rId30" w:history="1">
-        <w:r>
-          <w:rPr>
-            <w:rStyle w:val="Hipervnculo"/>
-            <w:rFonts w:ascii="NewsGotT" w:hAnsi="NewsGotT"/>
-          </w:rPr>
-          <w:t>3.1.3 Planilla Casos de Prueba.xlsx</w:t>
-        </w:r>
-      </w:hyperlink>
-    </w:p>
-    <w:p>
-      <w:pPr>
-        <w:rPr>
-          <w:rFonts w:ascii="NewsGotT" w:hAnsi="NewsGotT"/>
-        </w:rPr>
-      </w:pPr>
-    </w:p>
-    <w:p>
-      <w:pPr>
-        <w:rPr>
-          <w:rFonts w:ascii="NewsGotT" w:hAnsi="NewsGotT"/>
-        </w:rPr>
-      </w:pPr>
-    </w:p>
-    <w:p>
-      <w:pPr>
-        <w:rPr>
-          <w:rFonts w:ascii="NewsGotT" w:hAnsi="NewsGotT"/>
-        </w:rPr>
-      </w:pPr>
-    </w:p>
-    <w:p>
-      <w:pPr>
-        <w:rPr>
-          <w:rFonts w:ascii="NewsGotT" w:hAnsi="NewsGotT"/>
-        </w:rPr>
-      </w:pPr>
-    </w:p>
-    <w:p>
-      <w:pPr>
-        <w:pStyle w:val="Ttulo2"/>
-        <w:rPr>
-          <w:rFonts w:ascii="NewsGotT" w:hAnsi="NewsGotT"/>
-          <w:color w:val="000000" w:themeColor="text1"/>
-        </w:rPr>
-      </w:pPr>
-      <w:bookmarkStart w:id="102" w:name="_Toc234182980"/>
-      <w:r>
-        <w:rPr>
-          <w:rFonts w:ascii="NewsGotT" w:hAnsi="NewsGotT"/>
-          <w:color w:val="000000" w:themeColor="text1"/>
-          <w:highlight w:val="yellow"/>
-        </w:rPr>
-        <w:lastRenderedPageBreak/>
-        <w:t>Anexo M. Evidencias de Respaldo y Recuperación</w:t>
-      </w:r>
-      <w:bookmarkEnd w:id="102"/>
-    </w:p>
-    <w:p>
-      <w:pPr>
-        <w:rPr>
-          <w:rFonts w:ascii="NewsGotT" w:hAnsi="NewsGotT"/>
-        </w:rPr>
-      </w:pPr>
-      <w:r>
-        <w:rPr>
-          <w:rFonts w:ascii="NewsGotT" w:hAnsi="NewsGotT"/>
-        </w:rPr>
-        <w:t>Incluye:</w:t>
-      </w:r>
-    </w:p>
-    <w:p>
-      <w:pPr>
-        <w:numPr>
-          <w:ilvl w:val="0"/>
-          <w:numId w:val="48"/>
-        </w:numPr>
-        <w:rPr>
-          <w:rFonts w:ascii="NewsGotT" w:hAnsi="NewsGotT"/>
-        </w:rPr>
-      </w:pPr>
-      <w:r>
-        <w:rPr>
-          <w:rFonts w:ascii="NewsGotT" w:hAnsi="NewsGotT"/>
-        </w:rPr>
-        <w:t xml:space="preserve">Procedimiento de respaldo de PostgreSQL. </w:t>
-      </w:r>
-    </w:p>
-    <w:p>
-      <w:pPr>
-        <w:numPr>
-          <w:ilvl w:val="0"/>
-          <w:numId w:val="48"/>
-        </w:numPr>
-        <w:rPr>
-          <w:rFonts w:ascii="NewsGotT" w:hAnsi="NewsGotT"/>
-        </w:rPr>
-      </w:pPr>
-      <w:r>
-        <w:rPr>
-          <w:rFonts w:ascii="NewsGotT" w:hAnsi="NewsGotT"/>
-        </w:rPr>
-        <w:t xml:space="preserve">Procedimiento de restauración. </w:t>
-      </w:r>
-    </w:p>
-    <w:p>
-      <w:pPr>
-        <w:numPr>
-          <w:ilvl w:val="0"/>
-          <w:numId w:val="48"/>
-        </w:numPr>
-        <w:rPr>
-          <w:rFonts w:ascii="NewsGotT" w:hAnsi="NewsGotT"/>
-        </w:rPr>
-      </w:pPr>
-      <w:r>
-        <w:rPr>
-          <w:rFonts w:ascii="NewsGotT" w:hAnsi="NewsGotT"/>
-        </w:rPr>
-        <w:t xml:space="preserve">Evidencias del proceso. </w:t>
-      </w:r>
-    </w:p>
-    <w:p>
-      <w:pPr>
-        <w:numPr>
-          <w:ilvl w:val="0"/>
-          <w:numId w:val="48"/>
-        </w:numPr>
-        <w:rPr>
-          <w:rFonts w:ascii="NewsGotT" w:hAnsi="NewsGotT"/>
-        </w:rPr>
-      </w:pPr>
-      <w:r>
-        <w:rPr>
-          <w:rFonts w:ascii="NewsGotT" w:hAnsi="NewsGotT"/>
-        </w:rPr>
-        <w:t>Validación de la recuperación de la información.</w:t>
-      </w:r>
+    </w:p>
+    <w:p>
+      <w:pPr>
+        <w:rPr>
+          <w:rFonts w:ascii="NewsGotT" w:hAnsi="NewsGotT"/>
+        </w:rPr>
+      </w:pPr>
+    </w:p>
+    <w:p>
+      <w:pPr>
+        <w:rPr>
+          <w:rFonts w:ascii="NewsGotT" w:hAnsi="NewsGotT"/>
+        </w:rPr>
+      </w:pPr>
     </w:p>
     <w:p>
       <w:pPr>
@@ -31445,8 +31668,8 @@
       </w:pPr>
     </w:p>
     <w:sectPr>
-      <w:headerReference w:type="default" r:id="rId31"/>
-      <w:footerReference w:type="default" r:id="rId32"/>
+      <w:headerReference w:type="default" r:id="rId32"/>
+      <w:footerReference w:type="default" r:id="rId33"/>
       <w:pgSz w:w="11906" w:h="16838" w:code="9"/>
       <w:pgMar w:top="1417" w:right="1701" w:bottom="1417" w:left="1701" w:header="708" w:footer="708" w:gutter="0"/>
       <w:cols w:space="708"/>

--- a/Documentacion/Evaluaciones/Examen transversal/4.0 Examen trasversal.docx
+++ b/Documentacion/Evaluaciones/Examen transversal/4.0 Examen trasversal.docx
@@ -8199,7 +8199,6 @@
             <w:rStyle w:val="Hipervnculo"/>
             <w:rFonts w:ascii="NewsGotT" w:hAnsi="NewsGotT"/>
             <w:noProof/>
-            <w:highlight w:val="yellow"/>
           </w:rPr>
           <w:t>Anexo E. Carta Gantt</w:t>
         </w:r>
@@ -30506,7 +30505,7 @@
           <w:noProof/>
         </w:rPr>
         <w:drawing>
-          <wp:inline distT="0" distB="0" distL="0" distR="0" wp14:anchorId="123703BC" wp14:editId="46EAE678">
+          <wp:inline distT="0" distB="0" distL="0" distR="0" wp14:anchorId="123703BC" wp14:editId="2B9F8CA3">
             <wp:extent cx="5400040" cy="2801620"/>
             <wp:effectExtent l="0" t="0" r="0" b="0"/>
             <wp:docPr id="122540267" name="Imagen 1"/>
@@ -31046,7 +31045,7 @@
         </w:rPr>
         <w:lastRenderedPageBreak/>
         <w:drawing>
-          <wp:inline distT="0" distB="0" distL="0" distR="0" wp14:anchorId="54EC0776" wp14:editId="6BFC3E32">
+          <wp:inline distT="0" distB="0" distL="0" distR="0" wp14:anchorId="54EC0776" wp14:editId="714628FE">
             <wp:extent cx="5400040" cy="2588750"/>
             <wp:effectExtent l="0" t="0" r="0" b="2540"/>
             <wp:docPr id="286261165" name="Imagen 5"/>
